--- a/app/templates/PLI_M72.docx
+++ b/app/templates/PLI_M72.docx
@@ -240,66 +240,227 @@
         <w:t xml:space="preserve">5. Ngành, nghề kinh doanh</w:t>
       </w:r>
     </w:p>
-    <w:p>
-      <w:pPr>
-        <w:jc w:val="center"/>
-        <w:spacing w:before="120"/>
-      </w:pPr>
-      <w:r>
-        <w:rPr>
-          <w:rFonts w:ascii="Arial" w:hAnsi="Arial" w:cs="Arial"/>
-          <w:sz w:val="24"/>
-          <w:sz-cs w:val="24"/>
-          <w:b/>
-        </w:rPr>
-        <w:t xml:space="preserve">STT</w:t>
-      </w:r>
-    </w:p>
-    <w:p>
-      <w:pPr>
-        <w:jc w:val="center"/>
-        <w:spacing w:before="120"/>
-      </w:pPr>
-      <w:r>
-        <w:rPr>
-          <w:rFonts w:ascii="Arial" w:hAnsi="Arial" w:cs="Arial"/>
-          <w:sz w:val="24"/>
-          <w:sz-cs w:val="24"/>
-          <w:b/>
-        </w:rPr>
-        <w:t xml:space="preserve">Tên ngành</w:t>
-      </w:r>
-    </w:p>
-    <w:p>
-      <w:pPr>
-        <w:jc w:val="center"/>
-        <w:spacing w:before="120"/>
-      </w:pPr>
-      <w:r>
-        <w:rPr>
-          <w:rFonts w:ascii="Arial" w:hAnsi="Arial" w:cs="Arial"/>
-          <w:sz w:val="24"/>
-          <w:sz-cs w:val="24"/>
-          <w:b/>
-        </w:rPr>
-        <w:t xml:space="preserve">Mã ngành</w:t>
-      </w:r>
-    </w:p>
-    <w:p>
-      <w:pPr>
-        <w:jc w:val="center"/>
-        <w:spacing w:before="120"/>
-      </w:pPr>
-      <w:r>
-        <w:rPr>
-          <w:rFonts w:ascii="Arial" w:hAnsi="Arial" w:cs="Arial"/>
-          <w:sz w:val="24"/>
-          <w:sz-cs w:val="24"/>
-          <w:b/>
-        </w:rPr>
-        <w:t xml:space="preserve">Ngành, nghề kinh doanh chính</w:t>
-      </w:r>
-    </w:p>
+    <w:tbl>
+      <w:tblPr>
+        <w:tblW w:type="auto" w:w="0"/>
+        <w:tblLook w:firstColumn="1" w:firstRow="1" w:lastColumn="0" w:lastRow="0" w:noHBand="0" w:noVBand="1" w:val="04A0"/>
+        <w:tblBorders>
+          <w:top w:val="single" w:sz="4" w:color="000000"/>
+          <w:left w:val="single" w:sz="4" w:color="000000"/>
+          <w:bottom w:val="single" w:sz="4" w:color="000000"/>
+          <w:right w:val="single" w:sz="4" w:color="000000"/>
+          <w:insideH w:val="single" w:sz="4" w:color="000000"/>
+          <w:insideV w:val="single" w:sz="4" w:color="000000"/>
+        </w:tblBorders>
+      </w:tblPr>
+      <w:tblGrid>
+        <w:gridCol w:w="2160"/>
+        <w:gridCol w:w="2160"/>
+        <w:gridCol w:w="2160"/>
+        <w:gridCol w:w="2160"/>
+      </w:tblGrid>
+      <w:tr>
+        <w:tc>
+          <w:tcPr>
+            <w:tcW w:type="dxa" w:w="2160"/>
+          </w:tcPr>
+          <w:p>
+            <w:r>
+              <w:rPr>
+                <w:b/>
+              </w:rPr>
+              <w:t>STT</w:t>
+            </w:r>
+          </w:p>
+        </w:tc>
+        <w:tc>
+          <w:tcPr>
+            <w:tcW w:type="dxa" w:w="2160"/>
+          </w:tcPr>
+          <w:p>
+            <w:r>
+              <w:rPr>
+                <w:b/>
+              </w:rPr>
+              <w:t>Tên ngành</w:t>
+            </w:r>
+          </w:p>
+        </w:tc>
+        <w:tc>
+          <w:tcPr>
+            <w:tcW w:type="dxa" w:w="2160"/>
+          </w:tcPr>
+          <w:p>
+            <w:r>
+              <w:rPr>
+                <w:b/>
+              </w:rPr>
+              <w:t>Mã ngành</w:t>
+            </w:r>
+          </w:p>
+        </w:tc>
+        <w:tc>
+          <w:tcPr>
+            <w:tcW w:type="dxa" w:w="2160"/>
+          </w:tcPr>
+          <w:p>
+            <w:r>
+              <w:rPr>
+                <w:b/>
+              </w:rPr>
+              <w:t>Ngành, nghề kinh doanh chính</w:t>
+            </w:r>
+          </w:p>
+        </w:tc>
+      </w:tr>
+      <w:tr>
+        <w:tc>
+          <w:tcPr>
+            <w:tcW w:type="dxa" w:w="2160"/>
+          </w:tcPr>
+          <w:p/>
+        </w:tc>
+        <w:tc>
+          <w:tcPr>
+            <w:tcW w:type="dxa" w:w="2160"/>
+          </w:tcPr>
+          <w:p/>
+        </w:tc>
+        <w:tc>
+          <w:tcPr>
+            <w:tcW w:type="dxa" w:w="2160"/>
+          </w:tcPr>
+          <w:p/>
+        </w:tc>
+        <w:tc>
+          <w:tcPr>
+            <w:tcW w:type="dxa" w:w="2160"/>
+          </w:tcPr>
+          <w:p/>
+        </w:tc>
+      </w:tr>
+      <w:tr>
+        <w:tc>
+          <w:tcPr>
+            <w:tcW w:type="dxa" w:w="2160"/>
+          </w:tcPr>
+          <w:p/>
+        </w:tc>
+        <w:tc>
+          <w:tcPr>
+            <w:tcW w:type="dxa" w:w="2160"/>
+          </w:tcPr>
+          <w:p/>
+        </w:tc>
+        <w:tc>
+          <w:tcPr>
+            <w:tcW w:type="dxa" w:w="2160"/>
+          </w:tcPr>
+          <w:p/>
+        </w:tc>
+        <w:tc>
+          <w:tcPr>
+            <w:tcW w:type="dxa" w:w="2160"/>
+          </w:tcPr>
+          <w:p/>
+        </w:tc>
+      </w:tr>
+      <w:tr>
+        <w:tc>
+          <w:tcPr>
+            <w:tcW w:type="dxa" w:w="2160"/>
+          </w:tcPr>
+          <w:p/>
+        </w:tc>
+        <w:tc>
+          <w:tcPr>
+            <w:tcW w:type="dxa" w:w="2160"/>
+          </w:tcPr>
+          <w:p/>
+        </w:tc>
+        <w:tc>
+          <w:tcPr>
+            <w:tcW w:type="dxa" w:w="2160"/>
+          </w:tcPr>
+          <w:p/>
+        </w:tc>
+        <w:tc>
+          <w:tcPr>
+            <w:tcW w:type="dxa" w:w="2160"/>
+          </w:tcPr>
+          <w:p/>
+        </w:tc>
+      </w:tr>
+      <w:tr>
+        <w:tc>
+          <w:tcPr>
+            <w:tcW w:type="dxa" w:w="2160"/>
+          </w:tcPr>
+          <w:p/>
+        </w:tc>
+        <w:tc>
+          <w:tcPr>
+            <w:tcW w:type="dxa" w:w="2160"/>
+          </w:tcPr>
+          <w:p/>
+        </w:tc>
+        <w:tc>
+          <w:tcPr>
+            <w:tcW w:type="dxa" w:w="2160"/>
+          </w:tcPr>
+          <w:p/>
+        </w:tc>
+        <w:tc>
+          <w:tcPr>
+            <w:tcW w:type="dxa" w:w="2160"/>
+          </w:tcPr>
+          <w:p/>
+        </w:tc>
+      </w:tr>
+      <w:tr>
+        <w:tc>
+          <w:tcPr>
+            <w:tcW w:type="dxa" w:w="2160"/>
+          </w:tcPr>
+          <w:p>
+            <w:r>
+              <w:t>{#ds_nganh}{_stt}</w:t>
+            </w:r>
+          </w:p>
+        </w:tc>
+        <w:tc>
+          <w:tcPr>
+            <w:tcW w:type="dxa" w:w="2160"/>
+          </w:tcPr>
+          <w:p>
+            <w:r>
+              <w:t>{ten_nganh}</w:t>
+            </w:r>
+          </w:p>
+        </w:tc>
+        <w:tc>
+          <w:tcPr>
+            <w:tcW w:type="dxa" w:w="2160"/>
+          </w:tcPr>
+          <w:p>
+            <w:r>
+              <w:t>{ma_nganh}</w:t>
+            </w:r>
+          </w:p>
+        </w:tc>
+        <w:tc>
+          <w:tcPr>
+            <w:tcW w:type="dxa" w:w="2160"/>
+          </w:tcPr>
+          <w:p>
+            <w:r>
+              <w:t>{la_nganh_chinh}{/ds_nganh}</w:t>
+            </w:r>
+          </w:p>
+        </w:tc>
+      </w:tr>
+    </w:tbl>
+    <w:p/>
     <w:p>
       <w:pPr>
         <w:spacing w:before="120"/>
@@ -3818,6 +3979,192 @@
     </w:sectPr>
   </w:body>
 </w:document>
+</file>
+
+<file path=word/styles.xml><?xml version="1.0" encoding="utf-8"?>
+<w:styles xmlns:mc="http://schemas.openxmlformats.org/markup-compatibility/2006" xmlns:r="http://schemas.openxmlformats.org/officeDocument/2006/relationships" xmlns:w14="http://schemas.microsoft.com/office/word/2010/wordml" xmlns:w="http://schemas.openxmlformats.org/wordprocessingml/2006/main" mc:Ignorable="w14">
+  <w:docDefaults>
+    <w:rPrDefault>
+      <w:rPr>
+        <w:rFonts w:asciiTheme="minorHAnsi" w:eastAsiaTheme="minorEastAsia" w:hAnsiTheme="minorHAnsi" w:cstheme="minorBidi"/>
+        <w:sz w:val="24"/>
+        <w:szCs w:val="24"/>
+        <w:lang w:val="en-US" w:eastAsia="en-US" w:bidi="ar-SA"/>
+      </w:rPr>
+    </w:rPrDefault>
+    <w:pPrDefault/>
+  </w:docDefaults>
+  <w:latentStyles w:defLockedState="0" w:defUIPriority="99" w:defSemiHidden="1" w:defUnhideWhenUsed="1" w:defQFormat="0" w:count="276">
+    <w:lsdException w:name="Normal" w:semiHidden="0" w:uiPriority="0" w:unhideWhenUsed="0" w:qFormat="1"/>
+    <w:lsdException w:name="heading 1" w:semiHidden="0" w:uiPriority="9" w:unhideWhenUsed="0" w:qFormat="1"/>
+    <w:lsdException w:name="heading 2" w:uiPriority="9" w:qFormat="1"/>
+    <w:lsdException w:name="heading 3" w:uiPriority="9" w:qFormat="1"/>
+    <w:lsdException w:name="heading 4" w:uiPriority="9" w:qFormat="1"/>
+    <w:lsdException w:name="heading 5" w:uiPriority="9" w:qFormat="1"/>
+    <w:lsdException w:name="heading 6" w:uiPriority="9" w:qFormat="1"/>
+    <w:lsdException w:name="heading 7" w:uiPriority="9" w:qFormat="1"/>
+    <w:lsdException w:name="heading 8" w:uiPriority="9" w:qFormat="1"/>
+    <w:lsdException w:name="heading 9" w:uiPriority="9" w:qFormat="1"/>
+    <w:lsdException w:name="toc 1" w:uiPriority="39"/>
+    <w:lsdException w:name="toc 2" w:uiPriority="39"/>
+    <w:lsdException w:name="toc 3" w:uiPriority="39"/>
+    <w:lsdException w:name="toc 4" w:uiPriority="39"/>
+    <w:lsdException w:name="toc 5" w:uiPriority="39"/>
+    <w:lsdException w:name="toc 6" w:uiPriority="39"/>
+    <w:lsdException w:name="toc 7" w:uiPriority="39"/>
+    <w:lsdException w:name="toc 8" w:uiPriority="39"/>
+    <w:lsdException w:name="toc 9" w:uiPriority="39"/>
+    <w:lsdException w:name="caption" w:uiPriority="35" w:qFormat="1"/>
+    <w:lsdException w:name="Title" w:semiHidden="0" w:uiPriority="10" w:unhideWhenUsed="0" w:qFormat="1"/>
+    <w:lsdException w:name="Default Paragraph Font" w:uiPriority="1"/>
+    <w:lsdException w:name="Subtitle" w:semiHidden="0" w:uiPriority="11" w:unhideWhenUsed="0" w:qFormat="1"/>
+    <w:lsdException w:name="Strong" w:semiHidden="0" w:uiPriority="22" w:unhideWhenUsed="0" w:qFormat="1"/>
+    <w:lsdException w:name="Emphasis" w:semiHidden="0" w:uiPriority="20" w:unhideWhenUsed="0" w:qFormat="1"/>
+    <w:lsdException w:name="Table Grid" w:semiHidden="0" w:uiPriority="59" w:unhideWhenUsed="0"/>
+    <w:lsdException w:name="Placeholder Text" w:unhideWhenUsed="0"/>
+    <w:lsdException w:name="No Spacing" w:semiHidden="0" w:uiPriority="1" w:unhideWhenUsed="0" w:qFormat="1"/>
+    <w:lsdException w:name="Light Shading" w:semiHidden="0" w:uiPriority="60" w:unhideWhenUsed="0"/>
+    <w:lsdException w:name="Light List" w:semiHidden="0" w:uiPriority="61" w:unhideWhenUsed="0"/>
+    <w:lsdException w:name="Light Grid" w:semiHidden="0" w:uiPriority="62" w:unhideWhenUsed="0"/>
+    <w:lsdException w:name="Medium Shading 1" w:semiHidden="0" w:uiPriority="63" w:unhideWhenUsed="0"/>
+    <w:lsdException w:name="Medium Shading 2" w:semiHidden="0" w:uiPriority="64" w:unhideWhenUsed="0"/>
+    <w:lsdException w:name="Medium List 1" w:semiHidden="0" w:uiPriority="65" w:unhideWhenUsed="0"/>
+    <w:lsdException w:name="Medium List 2" w:semiHidden="0" w:uiPriority="66" w:unhideWhenUsed="0"/>
+    <w:lsdException w:name="Medium Grid 1" w:semiHidden="0" w:uiPriority="67" w:unhideWhenUsed="0"/>
+    <w:lsdException w:name="Medium Grid 2" w:semiHidden="0" w:uiPriority="68" w:unhideWhenUsed="0"/>
+    <w:lsdException w:name="Medium Grid 3" w:semiHidden="0" w:uiPriority="69" w:unhideWhenUsed="0"/>
+    <w:lsdException w:name="Dark List" w:semiHidden="0" w:uiPriority="70" w:unhideWhenUsed="0"/>
+    <w:lsdException w:name="Colorful Shading" w:semiHidden="0" w:uiPriority="71" w:unhideWhenUsed="0"/>
+    <w:lsdException w:name="Colorful List" w:semiHidden="0" w:uiPriority="72" w:unhideWhenUsed="0"/>
+    <w:lsdException w:name="Colorful Grid" w:semiHidden="0" w:uiPriority="73" w:unhideWhenUsed="0"/>
+    <w:lsdException w:name="Light Shading Accent 1" w:semiHidden="0" w:uiPriority="60" w:unhideWhenUsed="0"/>
+    <w:lsdException w:name="Light List Accent 1" w:semiHidden="0" w:uiPriority="61" w:unhideWhenUsed="0"/>
+    <w:lsdException w:name="Light Grid Accent 1" w:semiHidden="0" w:uiPriority="62" w:unhideWhenUsed="0"/>
+    <w:lsdException w:name="Medium Shading 1 Accent 1" w:semiHidden="0" w:uiPriority="63" w:unhideWhenUsed="0"/>
+    <w:lsdException w:name="Medium Shading 2 Accent 1" w:semiHidden="0" w:uiPriority="64" w:unhideWhenUsed="0"/>
+    <w:lsdException w:name="Medium List 1 Accent 1" w:semiHidden="0" w:uiPriority="65" w:unhideWhenUsed="0"/>
+    <w:lsdException w:name="Revision" w:unhideWhenUsed="0"/>
+    <w:lsdException w:name="List Paragraph" w:semiHidden="0" w:uiPriority="34" w:unhideWhenUsed="0" w:qFormat="1"/>
+    <w:lsdException w:name="Quote" w:semiHidden="0" w:uiPriority="29" w:unhideWhenUsed="0" w:qFormat="1"/>
+    <w:lsdException w:name="Intense Quote" w:semiHidden="0" w:uiPriority="30" w:unhideWhenUsed="0" w:qFormat="1"/>
+    <w:lsdException w:name="Medium List 2 Accent 1" w:semiHidden="0" w:uiPriority="66" w:unhideWhenUsed="0"/>
+    <w:lsdException w:name="Medium Grid 1 Accent 1" w:semiHidden="0" w:uiPriority="67" w:unhideWhenUsed="0"/>
+    <w:lsdException w:name="Medium Grid 2 Accent 1" w:semiHidden="0" w:uiPriority="68" w:unhideWhenUsed="0"/>
+    <w:lsdException w:name="Medium Grid 3 Accent 1" w:semiHidden="0" w:uiPriority="69" w:unhideWhenUsed="0"/>
+    <w:lsdException w:name="Dark List Accent 1" w:semiHidden="0" w:uiPriority="70" w:unhideWhenUsed="0"/>
+    <w:lsdException w:name="Colorful Shading Accent 1" w:semiHidden="0" w:uiPriority="71" w:unhideWhenUsed="0"/>
+    <w:lsdException w:name="Colorful List Accent 1" w:semiHidden="0" w:uiPriority="72" w:unhideWhenUsed="0"/>
+    <w:lsdException w:name="Colorful Grid Accent 1" w:semiHidden="0" w:uiPriority="73" w:unhideWhenUsed="0"/>
+    <w:lsdException w:name="Light Shading Accent 2" w:semiHidden="0" w:uiPriority="60" w:unhideWhenUsed="0"/>
+    <w:lsdException w:name="Light List Accent 2" w:semiHidden="0" w:uiPriority="61" w:unhideWhenUsed="0"/>
+    <w:lsdException w:name="Light Grid Accent 2" w:semiHidden="0" w:uiPriority="62" w:unhideWhenUsed="0"/>
+    <w:lsdException w:name="Medium Shading 1 Accent 2" w:semiHidden="0" w:uiPriority="63" w:unhideWhenUsed="0"/>
+    <w:lsdException w:name="Medium Shading 2 Accent 2" w:semiHidden="0" w:uiPriority="64" w:unhideWhenUsed="0"/>
+    <w:lsdException w:name="Medium List 1 Accent 2" w:semiHidden="0" w:uiPriority="65" w:unhideWhenUsed="0"/>
+    <w:lsdException w:name="Medium List 2 Accent 2" w:semiHidden="0" w:uiPriority="66" w:unhideWhenUsed="0"/>
+    <w:lsdException w:name="Medium Grid 1 Accent 2" w:semiHidden="0" w:uiPriority="67" w:unhideWhenUsed="0"/>
+    <w:lsdException w:name="Medium Grid 2 Accent 2" w:semiHidden="0" w:uiPriority="68" w:unhideWhenUsed="0"/>
+    <w:lsdException w:name="Medium Grid 3 Accent 2" w:semiHidden="0" w:uiPriority="69" w:unhideWhenUsed="0"/>
+    <w:lsdException w:name="Dark List Accent 2" w:semiHidden="0" w:uiPriority="70" w:unhideWhenUsed="0"/>
+    <w:lsdException w:name="Colorful Shading Accent 2" w:semiHidden="0" w:uiPriority="71" w:unhideWhenUsed="0"/>
+    <w:lsdException w:name="Colorful List Accent 2" w:semiHidden="0" w:uiPriority="72" w:unhideWhenUsed="0"/>
+    <w:lsdException w:name="Colorful Grid Accent 2" w:semiHidden="0" w:uiPriority="73" w:unhideWhenUsed="0"/>
+    <w:lsdException w:name="Light Shading Accent 3" w:semiHidden="0" w:uiPriority="60" w:unhideWhenUsed="0"/>
+    <w:lsdException w:name="Light List Accent 3" w:semiHidden="0" w:uiPriority="61" w:unhideWhenUsed="0"/>
+    <w:lsdException w:name="Light Grid Accent 3" w:semiHidden="0" w:uiPriority="62" w:unhideWhenUsed="0"/>
+    <w:lsdException w:name="Medium Shading 1 Accent 3" w:semiHidden="0" w:uiPriority="63" w:unhideWhenUsed="0"/>
+    <w:lsdException w:name="Medium Shading 2 Accent 3" w:semiHidden="0" w:uiPriority="64" w:unhideWhenUsed="0"/>
+    <w:lsdException w:name="Medium List 1 Accent 3" w:semiHidden="0" w:uiPriority="65" w:unhideWhenUsed="0"/>
+    <w:lsdException w:name="Medium List 2 Accent 3" w:semiHidden="0" w:uiPriority="66" w:unhideWhenUsed="0"/>
+    <w:lsdException w:name="Medium Grid 1 Accent 3" w:semiHidden="0" w:uiPriority="67" w:unhideWhenUsed="0"/>
+    <w:lsdException w:name="Medium Grid 2 Accent 3" w:semiHidden="0" w:uiPriority="68" w:unhideWhenUsed="0"/>
+    <w:lsdException w:name="Medium Grid 3 Accent 3" w:semiHidden="0" w:uiPriority="69" w:unhideWhenUsed="0"/>
+    <w:lsdException w:name="Dark List Accent 3" w:semiHidden="0" w:uiPriority="70" w:unhideWhenUsed="0"/>
+    <w:lsdException w:name="Colorful Shading Accent 3" w:semiHidden="0" w:uiPriority="71" w:unhideWhenUsed="0"/>
+    <w:lsdException w:name="Colorful List Accent 3" w:semiHidden="0" w:uiPriority="72" w:unhideWhenUsed="0"/>
+    <w:lsdException w:name="Colorful Grid Accent 3" w:semiHidden="0" w:uiPriority="73" w:unhideWhenUsed="0"/>
+    <w:lsdException w:name="Light Shading Accent 4" w:semiHidden="0" w:uiPriority="60" w:unhideWhenUsed="0"/>
+    <w:lsdException w:name="Light List Accent 4" w:semiHidden="0" w:uiPriority="61" w:unhideWhenUsed="0"/>
+    <w:lsdException w:name="Light Grid Accent 4" w:semiHidden="0" w:uiPriority="62" w:unhideWhenUsed="0"/>
+    <w:lsdException w:name="Medium Shading 1 Accent 4" w:semiHidden="0" w:uiPriority="63" w:unhideWhenUsed="0"/>
+    <w:lsdException w:name="Medium Shading 2 Accent 4" w:semiHidden="0" w:uiPriority="64" w:unhideWhenUsed="0"/>
+    <w:lsdException w:name="Medium List 1 Accent 4" w:semiHidden="0" w:uiPriority="65" w:unhideWhenUsed="0"/>
+    <w:lsdException w:name="Medium List 2 Accent 4" w:semiHidden="0" w:uiPriority="66" w:unhideWhenUsed="0"/>
+    <w:lsdException w:name="Medium Grid 1 Accent 4" w:semiHidden="0" w:uiPriority="67" w:unhideWhenUsed="0"/>
+    <w:lsdException w:name="Medium Grid 2 Accent 4" w:semiHidden="0" w:uiPriority="68" w:unhideWhenUsed="0"/>
+    <w:lsdException w:name="Medium Grid 3 Accent 4" w:semiHidden="0" w:uiPriority="69" w:unhideWhenUsed="0"/>
+    <w:lsdException w:name="Dark List Accent 4" w:semiHidden="0" w:uiPriority="70" w:unhideWhenUsed="0"/>
+    <w:lsdException w:name="Colorful Shading Accent 4" w:semiHidden="0" w:uiPriority="71" w:unhideWhenUsed="0"/>
+    <w:lsdException w:name="Colorful List Accent 4" w:semiHidden="0" w:uiPriority="72" w:unhideWhenUsed="0"/>
+    <w:lsdException w:name="Colorful Grid Accent 4" w:semiHidden="0" w:uiPriority="73" w:unhideWhenUsed="0"/>
+    <w:lsdException w:name="Light Shading Accent 5" w:semiHidden="0" w:uiPriority="60" w:unhideWhenUsed="0"/>
+    <w:lsdException w:name="Light List Accent 5" w:semiHidden="0" w:uiPriority="61" w:unhideWhenUsed="0"/>
+    <w:lsdException w:name="Light Grid Accent 5" w:semiHidden="0" w:uiPriority="62" w:unhideWhenUsed="0"/>
+    <w:lsdException w:name="Medium Shading 1 Accent 5" w:semiHidden="0" w:uiPriority="63" w:unhideWhenUsed="0"/>
+    <w:lsdException w:name="Medium Shading 2 Accent 5" w:semiHidden="0" w:uiPriority="64" w:unhideWhenUsed="0"/>
+    <w:lsdException w:name="Medium List 1 Accent 5" w:semiHidden="0" w:uiPriority="65" w:unhideWhenUsed="0"/>
+    <w:lsdException w:name="Medium List 2 Accent 5" w:semiHidden="0" w:uiPriority="66" w:unhideWhenUsed="0"/>
+    <w:lsdException w:name="Medium Grid 1 Accent 5" w:semiHidden="0" w:uiPriority="67" w:unhideWhenUsed="0"/>
+    <w:lsdException w:name="Medium Grid 2 Accent 5" w:semiHidden="0" w:uiPriority="68" w:unhideWhenUsed="0"/>
+    <w:lsdException w:name="Medium Grid 3 Accent 5" w:semiHidden="0" w:uiPriority="69" w:unhideWhenUsed="0"/>
+    <w:lsdException w:name="Dark List Accent 5" w:semiHidden="0" w:uiPriority="70" w:unhideWhenUsed="0"/>
+    <w:lsdException w:name="Colorful Shading Accent 5" w:semiHidden="0" w:uiPriority="71" w:unhideWhenUsed="0"/>
+    <w:lsdException w:name="Colorful List Accent 5" w:semiHidden="0" w:uiPriority="72" w:unhideWhenUsed="0"/>
+    <w:lsdException w:name="Colorful Grid Accent 5" w:semiHidden="0" w:uiPriority="73" w:unhideWhenUsed="0"/>
+    <w:lsdException w:name="Light Shading Accent 6" w:semiHidden="0" w:uiPriority="60" w:unhideWhenUsed="0"/>
+    <w:lsdException w:name="Light List Accent 6" w:semiHidden="0" w:uiPriority="61" w:unhideWhenUsed="0"/>
+    <w:lsdException w:name="Light Grid Accent 6" w:semiHidden="0" w:uiPriority="62" w:unhideWhenUsed="0"/>
+    <w:lsdException w:name="Medium Shading 1 Accent 6" w:semiHidden="0" w:uiPriority="63" w:unhideWhenUsed="0"/>
+    <w:lsdException w:name="Medium Shading 2 Accent 6" w:semiHidden="0" w:uiPriority="64" w:unhideWhenUsed="0"/>
+    <w:lsdException w:name="Medium List 1 Accent 6" w:semiHidden="0" w:uiPriority="65" w:unhideWhenUsed="0"/>
+    <w:lsdException w:name="Medium List 2 Accent 6" w:semiHidden="0" w:uiPriority="66" w:unhideWhenUsed="0"/>
+    <w:lsdException w:name="Medium Grid 1 Accent 6" w:semiHidden="0" w:uiPriority="67" w:unhideWhenUsed="0"/>
+    <w:lsdException w:name="Medium Grid 2 Accent 6" w:semiHidden="0" w:uiPriority="68" w:unhideWhenUsed="0"/>
+    <w:lsdException w:name="Medium Grid 3 Accent 6" w:semiHidden="0" w:uiPriority="69" w:unhideWhenUsed="0"/>
+    <w:lsdException w:name="Dark List Accent 6" w:semiHidden="0" w:uiPriority="70" w:unhideWhenUsed="0"/>
+    <w:lsdException w:name="Colorful Shading Accent 6" w:semiHidden="0" w:uiPriority="71" w:unhideWhenUsed="0"/>
+    <w:lsdException w:name="Colorful List Accent 6" w:semiHidden="0" w:uiPriority="72" w:unhideWhenUsed="0"/>
+    <w:lsdException w:name="Colorful Grid Accent 6" w:semiHidden="0" w:uiPriority="73" w:unhideWhenUsed="0"/>
+    <w:lsdException w:name="Subtle Emphasis" w:semiHidden="0" w:uiPriority="19" w:unhideWhenUsed="0" w:qFormat="1"/>
+    <w:lsdException w:name="Intense Emphasis" w:semiHidden="0" w:uiPriority="21" w:unhideWhenUsed="0" w:qFormat="1"/>
+    <w:lsdException w:name="Subtle Reference" w:semiHidden="0" w:uiPriority="31" w:unhideWhenUsed="0" w:qFormat="1"/>
+    <w:lsdException w:name="Intense Reference" w:semiHidden="0" w:uiPriority="32" w:unhideWhenUsed="0" w:qFormat="1"/>
+    <w:lsdException w:name="Book Title" w:semiHidden="0" w:uiPriority="33" w:unhideWhenUsed="0" w:qFormat="1"/>
+    <w:lsdException w:name="Bibliography" w:uiPriority="37"/>
+    <w:lsdException w:name="TOC Heading" w:uiPriority="39" w:qFormat="1"/>
+  </w:latentStyles>
+  <w:style w:type="paragraph" w:default="1" w:styleId="Normal">
+    <w:name w:val="Normal"/>
+    <w:qFormat/>
+  </w:style>
+  <w:style w:type="character" w:default="1" w:styleId="DefaultParagraphFont">
+    <w:name w:val="Default Paragraph Font"/>
+    <w:uiPriority w:val="1"/>
+    <w:semiHidden/>
+    <w:unhideWhenUsed/>
+  </w:style>
+  <w:style w:type="table" w:default="1" w:styleId="TableNormal">
+    <w:name w:val="Normal Table"/>
+    <w:uiPriority w:val="99"/>
+    <w:semiHidden/>
+    <w:unhideWhenUsed/>
+    <w:tblPr>
+      <w:tblInd w:w="0" w:type="dxa"/>
+      <w:tblCellMar>
+        <w:top w:w="0" w:type="dxa"/>
+        <w:left w:w="108" w:type="dxa"/>
+        <w:bottom w:w="0" w:type="dxa"/>
+        <w:right w:w="108" w:type="dxa"/>
+      </w:tblCellMar>
+    </w:tblPr>
+  </w:style>
+  <w:style w:type="numbering" w:default="1" w:styleId="NoList">
+    <w:name w:val="No List"/>
+    <w:uiPriority w:val="99"/>
+    <w:semiHidden/>
+    <w:unhideWhenUsed/>
+  </w:style>
+</w:styles>
 </file>
 
 <file path=word/theme/theme1.xml><?xml version="1.0" encoding="utf-8"?>

--- a/app/templates/PLI_M72.docx
+++ b/app/templates/PLI_M72.docx
@@ -30,6 +30,11 @@
           <w:b/>
         </w:rPr>
         <w:t xml:space="preserve">CÔNG BỐ NỘI DUNG ĐĂNG KÝ THÀNH LẬP DOANH NGHIỆP</w:t>
+      </w:r>
+    </w:p>
+    <w:p>
+      <w:r>
+        <w:t xml:space="preserve">{?loai_hinh_dntn}</w:t>
       </w:r>
     </w:p>
     <w:p>
@@ -726,6 +731,16 @@
       </w:r>
     </w:p>
     <w:p>
+      <w:r>
+        <w:t xml:space="preserve">{/loai_hinh_dntn}</w:t>
+      </w:r>
+    </w:p>
+    <w:p>
+      <w:r>
+        <w:t xml:space="preserve">{?loai_hinh_tnhh_1tv}</w:t>
+      </w:r>
+    </w:p>
+    <w:p>
       <w:pPr>
         <w:jc w:val="center"/>
         <w:spacing w:before="120"/>
@@ -1704,6 +1719,16 @@
       </w:r>
     </w:p>
     <w:p>
+      <w:r>
+        <w:t xml:space="preserve">{/loai_hinh_tnhh_1tv}</w:t>
+      </w:r>
+    </w:p>
+    <w:p>
+      <w:r>
+        <w:t xml:space="preserve">{?loai_hinh_tnhh_2tv}</w:t>
+      </w:r>
+    </w:p>
+    <w:p>
       <w:pPr>
         <w:jc w:val="center"/>
         <w:spacing w:before="120"/>
@@ -2754,6 +2779,16 @@
       </w:r>
     </w:p>
     <w:p>
+      <w:r>
+        <w:t xml:space="preserve">{/loai_hinh_tnhh_2tv}</w:t>
+      </w:r>
+    </w:p>
+    <w:p>
+      <w:r>
+        <w:t xml:space="preserve">{?loai_hinh_ctcp}</w:t>
+      </w:r>
+    </w:p>
+    <w:p>
       <w:pPr>
         <w:jc w:val="center"/>
         <w:spacing w:before="120"/>
@@ -3761,6 +3796,16 @@
       </w:r>
     </w:p>
     <w:p>
+      <w:r>
+        <w:t xml:space="preserve">{/loai_hinh_ctcp}</w:t>
+      </w:r>
+    </w:p>
+    <w:p>
+      <w:r>
+        <w:t xml:space="preserve">{?loai_hinh_dhdn}</w:t>
+      </w:r>
+    </w:p>
+    <w:p>
       <w:pPr>
         <w:jc w:val="center"/>
         <w:spacing w:before="120"/>
@@ -4585,6 +4630,11 @@
       </w:r>
     </w:p>
     <w:p>
+      <w:r>
+        <w:t xml:space="preserve">{/loai_hinh_dhdn}</w:t>
+      </w:r>
+    </w:p>
+    <w:p>
       <w:pPr>
         <w:spacing w:before="120"/>
       </w:pPr>
@@ -4599,6 +4649,11 @@
       </w:r>
     </w:p>
     <w:p>
+      <w:r>
+        <w:t xml:space="preserve">{?loai_hinh_tnhh_1tv}</w:t>
+      </w:r>
+    </w:p>
+    <w:p>
       <w:pPr>
         <w:spacing w:before="120"/>
       </w:pPr>
@@ -4621,6 +4676,16 @@
       </w:r>
     </w:p>
     <w:p>
+      <w:r>
+        <w:t xml:space="preserve">{/loai_hinh_tnhh_1tv}</w:t>
+      </w:r>
+    </w:p>
+    <w:p>
+      <w:r>
+        <w:t xml:space="preserve">{?loai_hinh_tnhh_2tv}</w:t>
+      </w:r>
+    </w:p>
+    <w:p>
       <w:pPr>
         <w:spacing w:before="120"/>
       </w:pPr>
@@ -4643,6 +4708,16 @@
       </w:r>
     </w:p>
     <w:p>
+      <w:r>
+        <w:t xml:space="preserve">{/loai_hinh_tnhh_2tv}</w:t>
+      </w:r>
+    </w:p>
+    <w:p>
+      <w:r>
+        <w:t xml:space="preserve">{?loai_hinh_ctcp}</w:t>
+      </w:r>
+    </w:p>
+    <w:p>
       <w:pPr>
         <w:spacing w:before="120"/>
       </w:pPr>
@@ -4671,6 +4746,11 @@
           <w:i/>
         </w:rPr>
         <w:t xml:space="preserve"/>
+      </w:r>
+    </w:p>
+    <w:p>
+      <w:r>
+        <w:t xml:space="preserve">{/loai_hinh_ctcp}</w:t>
       </w:r>
     </w:p>
     <w:p>

--- a/app/templates/PLI_M72.docx
+++ b/app/templates/PLI_M72.docx
@@ -2296,6 +2296,493 @@
         <w:t xml:space="preserve">7. Danh sách thành viên:</w:t>
       </w:r>
     </w:p>
+    <w:tbl xmlns:ns3="urn:orca:p1a-temp" xmlns:ns4="urn:orca:p1b-temp">
+      <w:tblPr>
+        <w:tblW w:type="auto" w:w="0"/>
+        <w:tblLook w:firstColumn="1" w:firstRow="1" w:lastColumn="0" w:lastRow="0" w:noHBand="0" w:noVBand="1" w:val="04A0"/>
+        <w:tblBorders>
+          <w:top w:val="single" w:sz="4" w:color="000000"/>
+          <w:left w:val="single" w:sz="4" w:color="000000"/>
+          <w:bottom w:val="single" w:sz="4" w:color="000000"/>
+          <w:right w:val="single" w:sz="4" w:color="000000"/>
+          <w:insideH w:val="single" w:sz="4" w:color="000000"/>
+          <w:insideV w:val="single" w:sz="4" w:color="000000"/>
+        </w:tblBorders>
+      </w:tblPr>
+      <w:tblGrid>
+        <w:gridCol w:w="1080"/>
+        <w:gridCol w:w="1080"/>
+        <w:gridCol w:w="1080"/>
+        <w:gridCol w:w="1080"/>
+        <w:gridCol w:w="1080"/>
+        <w:gridCol w:w="1080"/>
+        <w:gridCol w:w="1080"/>
+        <w:gridCol w:w="1080"/>
+      </w:tblGrid>
+      <w:tr>
+        <w:tc>
+          <w:tcPr>
+            <w:tcW w:type="dxa" w:w="1080"/>
+          </w:tcPr>
+          <w:p>
+            <w:r>
+              <w:rPr>
+                <w:b/>
+              </w:rPr>
+              <w:t>STT</w:t>
+            </w:r>
+          </w:p>
+        </w:tc>
+        <w:tc>
+          <w:tcPr>
+            <w:tcW w:type="dxa" w:w="1080"/>
+          </w:tcPr>
+          <w:p>
+            <w:r>
+              <w:rPr>
+                <w:b/>
+              </w:rPr>
+              <w:t>Tên thành viên</w:t>
+            </w:r>
+          </w:p>
+        </w:tc>
+        <w:tc>
+          <w:tcPr>
+            <w:tcW w:type="dxa" w:w="1080"/>
+          </w:tcPr>
+          <w:p>
+            <w:r>
+              <w:rPr>
+                <w:b/>
+              </w:rPr>
+              <w:t>Quốc tịch</w:t>
+            </w:r>
+          </w:p>
+        </w:tc>
+        <w:tc>
+          <w:tcPr>
+            <w:tcW w:type="dxa" w:w="1080"/>
+          </w:tcPr>
+          <w:p>
+            <w:r>
+              <w:rPr>
+                <w:b/>
+              </w:rPr>
+              <w:t>Số Giấy tờ pháp lý của cá nhân/tổ chức</w:t>
+            </w:r>
+          </w:p>
+        </w:tc>
+        <w:tc>
+          <w:tcPr>
+            <w:tcW w:type="dxa" w:w="1080"/>
+          </w:tcPr>
+          <w:p>
+            <w:r>
+              <w:rPr>
+                <w:b/>
+              </w:rPr>
+              <w:t>Địa chỉ liên lạc đối với cá nhân; địa chỉ trụ sở chính đối với tổ chức</w:t>
+            </w:r>
+          </w:p>
+        </w:tc>
+        <w:tc>
+          <w:tcPr>
+            <w:tcW w:type="dxa" w:w="1080"/>
+          </w:tcPr>
+          <w:p>
+            <w:r>
+              <w:rPr>
+                <w:b/>
+              </w:rPr>
+              <w:t>Phần vốn góp (VNĐ và giá trị tương đương theo đơn vị tiền nước ngoài, nếu có)</w:t>
+            </w:r>
+          </w:p>
+        </w:tc>
+        <w:tc>
+          <w:tcPr>
+            <w:tcW w:type="dxa" w:w="1080"/>
+          </w:tcPr>
+          <w:p>
+            <w:r>
+              <w:rPr>
+                <w:b/>
+              </w:rPr>
+              <w:t>Tỷ lệ (%)</w:t>
+            </w:r>
+          </w:p>
+        </w:tc>
+        <w:tc>
+          <w:tcPr>
+            <w:tcW w:type="dxa" w:w="1080"/>
+          </w:tcPr>
+          <w:p>
+            <w:r>
+              <w:rPr>
+                <w:b/>
+              </w:rPr>
+              <w:t>Ghi chú (nếu có)</w:t>
+            </w:r>
+          </w:p>
+        </w:tc>
+      </w:tr>
+      <w:tr>
+        <w:tc>
+          <w:tcPr>
+            <w:tcW w:type="dxa" w:w="1080"/>
+          </w:tcPr>
+          <w:p/>
+        </w:tc>
+        <w:tc>
+          <w:tcPr>
+            <w:tcW w:type="dxa" w:w="1080"/>
+          </w:tcPr>
+          <w:p/>
+        </w:tc>
+        <w:tc>
+          <w:tcPr>
+            <w:tcW w:type="dxa" w:w="1080"/>
+          </w:tcPr>
+          <w:p/>
+        </w:tc>
+        <w:tc>
+          <w:tcPr>
+            <w:tcW w:type="dxa" w:w="1080"/>
+          </w:tcPr>
+          <w:p/>
+        </w:tc>
+        <w:tc>
+          <w:tcPr>
+            <w:tcW w:type="dxa" w:w="1080"/>
+          </w:tcPr>
+          <w:p/>
+        </w:tc>
+        <w:tc>
+          <w:tcPr>
+            <w:tcW w:type="dxa" w:w="1080"/>
+          </w:tcPr>
+          <w:p/>
+        </w:tc>
+        <w:tc>
+          <w:tcPr>
+            <w:tcW w:type="dxa" w:w="1080"/>
+          </w:tcPr>
+          <w:p/>
+        </w:tc>
+        <w:tc>
+          <w:tcPr>
+            <w:tcW w:type="dxa" w:w="1080"/>
+          </w:tcPr>
+          <w:p/>
+        </w:tc>
+      </w:tr>
+      <w:tr>
+        <w:tc>
+          <w:tcPr>
+            <w:tcW w:type="dxa" w:w="1080"/>
+          </w:tcPr>
+          <w:p/>
+        </w:tc>
+        <w:tc>
+          <w:tcPr>
+            <w:tcW w:type="dxa" w:w="1080"/>
+          </w:tcPr>
+          <w:p/>
+        </w:tc>
+        <w:tc>
+          <w:tcPr>
+            <w:tcW w:type="dxa" w:w="1080"/>
+          </w:tcPr>
+          <w:p/>
+        </w:tc>
+        <w:tc>
+          <w:tcPr>
+            <w:tcW w:type="dxa" w:w="1080"/>
+          </w:tcPr>
+          <w:p/>
+        </w:tc>
+        <w:tc>
+          <w:tcPr>
+            <w:tcW w:type="dxa" w:w="1080"/>
+          </w:tcPr>
+          <w:p/>
+        </w:tc>
+        <w:tc>
+          <w:tcPr>
+            <w:tcW w:type="dxa" w:w="1080"/>
+          </w:tcPr>
+          <w:p/>
+        </w:tc>
+        <w:tc>
+          <w:tcPr>
+            <w:tcW w:type="dxa" w:w="1080"/>
+          </w:tcPr>
+          <w:p/>
+        </w:tc>
+        <w:tc>
+          <w:tcPr>
+            <w:tcW w:type="dxa" w:w="1080"/>
+          </w:tcPr>
+          <w:p/>
+        </w:tc>
+      </w:tr>
+      <w:tr>
+        <w:tc>
+          <w:tcPr>
+            <w:tcW w:type="dxa" w:w="1080"/>
+          </w:tcPr>
+          <w:p/>
+        </w:tc>
+        <w:tc>
+          <w:tcPr>
+            <w:tcW w:type="dxa" w:w="1080"/>
+          </w:tcPr>
+          <w:p/>
+        </w:tc>
+        <w:tc>
+          <w:tcPr>
+            <w:tcW w:type="dxa" w:w="1080"/>
+          </w:tcPr>
+          <w:p/>
+        </w:tc>
+        <w:tc>
+          <w:tcPr>
+            <w:tcW w:type="dxa" w:w="1080"/>
+          </w:tcPr>
+          <w:p/>
+        </w:tc>
+        <w:tc>
+          <w:tcPr>
+            <w:tcW w:type="dxa" w:w="1080"/>
+          </w:tcPr>
+          <w:p/>
+        </w:tc>
+        <w:tc>
+          <w:tcPr>
+            <w:tcW w:type="dxa" w:w="1080"/>
+          </w:tcPr>
+          <w:p/>
+        </w:tc>
+        <w:tc>
+          <w:tcPr>
+            <w:tcW w:type="dxa" w:w="1080"/>
+          </w:tcPr>
+          <w:p/>
+        </w:tc>
+        <w:tc>
+          <w:tcPr>
+            <w:tcW w:type="dxa" w:w="1080"/>
+          </w:tcPr>
+          <w:p/>
+        </w:tc>
+      </w:tr>
+      <w:tr>
+        <w:tc>
+          <w:tcPr>
+            <w:tcW w:type="dxa" w:w="1080"/>
+          </w:tcPr>
+          <w:p/>
+        </w:tc>
+        <w:tc>
+          <w:tcPr>
+            <w:tcW w:type="dxa" w:w="1080"/>
+          </w:tcPr>
+          <w:p/>
+        </w:tc>
+        <w:tc>
+          <w:tcPr>
+            <w:tcW w:type="dxa" w:w="1080"/>
+          </w:tcPr>
+          <w:p/>
+        </w:tc>
+        <w:tc>
+          <w:tcPr>
+            <w:tcW w:type="dxa" w:w="1080"/>
+          </w:tcPr>
+          <w:p/>
+        </w:tc>
+        <w:tc>
+          <w:tcPr>
+            <w:tcW w:type="dxa" w:w="1080"/>
+          </w:tcPr>
+          <w:p/>
+        </w:tc>
+        <w:tc>
+          <w:tcPr>
+            <w:tcW w:type="dxa" w:w="1080"/>
+          </w:tcPr>
+          <w:p/>
+        </w:tc>
+        <w:tc>
+          <w:tcPr>
+            <w:tcW w:type="dxa" w:w="1080"/>
+          </w:tcPr>
+          <w:p/>
+        </w:tc>
+        <w:tc>
+          <w:tcPr>
+            <w:tcW w:type="dxa" w:w="1080"/>
+          </w:tcPr>
+          <w:p/>
+        </w:tc>
+      </w:tr>
+      <w:tr>
+        <w:tc>
+          <w:tcPr>
+            <w:tcW w:type="dxa" w:w="1080"/>
+          </w:tcPr>
+          <w:p/>
+        </w:tc>
+        <w:tc>
+          <w:tcPr>
+            <w:tcW w:type="dxa" w:w="1080"/>
+          </w:tcPr>
+          <w:p/>
+        </w:tc>
+        <w:tc>
+          <w:tcPr>
+            <w:tcW w:type="dxa" w:w="1080"/>
+          </w:tcPr>
+          <w:p/>
+        </w:tc>
+        <w:tc>
+          <w:tcPr>
+            <w:tcW w:type="dxa" w:w="1080"/>
+          </w:tcPr>
+          <w:p/>
+        </w:tc>
+        <w:tc>
+          <w:tcPr>
+            <w:tcW w:type="dxa" w:w="1080"/>
+          </w:tcPr>
+          <w:p/>
+        </w:tc>
+        <w:tc>
+          <w:tcPr>
+            <w:tcW w:type="dxa" w:w="1080"/>
+          </w:tcPr>
+          <w:p/>
+        </w:tc>
+        <w:tc>
+          <w:tcPr>
+            <w:tcW w:type="dxa" w:w="1080"/>
+          </w:tcPr>
+          <w:p/>
+        </w:tc>
+        <w:tc>
+          <w:tcPr>
+            <w:tcW w:type="dxa" w:w="1080"/>
+          </w:tcPr>
+          <w:p/>
+        </w:tc>
+      </w:tr>
+      <w:tr>
+        <w:tc>
+          <w:tcPr>
+            <w:tcW w:type="dxa" w:w="1080"/>
+          </w:tcPr>
+          <w:p>
+            <w:r>
+              <w:rPr>
+                <w:b w:val="0"/>
+              </w:rPr>
+              <w:t>{#ds_thanh_vien_tnhh_2tv}{_stt}</w:t>
+            </w:r>
+          </w:p>
+        </w:tc>
+        <w:tc>
+          <w:tcPr>
+            <w:tcW w:type="dxa" w:w="1080"/>
+          </w:tcPr>
+          <w:p>
+            <w:r>
+              <w:rPr>
+                <w:b w:val="0"/>
+              </w:rPr>
+              <w:t>{ten_thanh_vien}</w:t>
+            </w:r>
+          </w:p>
+        </w:tc>
+        <w:tc>
+          <w:tcPr>
+            <w:tcW w:type="dxa" w:w="1080"/>
+          </w:tcPr>
+          <w:p>
+            <w:r>
+              <w:rPr>
+                <w:b w:val="0"/>
+              </w:rPr>
+              <w:t>{quoc_tich}</w:t>
+            </w:r>
+          </w:p>
+        </w:tc>
+        <w:tc>
+          <w:tcPr>
+            <w:tcW w:type="dxa" w:w="1080"/>
+          </w:tcPr>
+          <w:p>
+            <w:r>
+              <w:rPr>
+                <w:b w:val="0"/>
+              </w:rPr>
+              <w:t>{so_gtpl_ca_nhan_to_chuc}</w:t>
+            </w:r>
+          </w:p>
+        </w:tc>
+        <w:tc>
+          <w:tcPr>
+            <w:tcW w:type="dxa" w:w="1080"/>
+          </w:tcPr>
+          <w:p>
+            <w:r>
+              <w:rPr>
+                <w:b w:val="0"/>
+              </w:rPr>
+              <w:t>{dia_chi_lien_lac}</w:t>
+            </w:r>
+          </w:p>
+        </w:tc>
+        <w:tc>
+          <w:tcPr>
+            <w:tcW w:type="dxa" w:w="1080"/>
+          </w:tcPr>
+          <w:p>
+            <w:r>
+              <w:rPr>
+                <w:b w:val="0"/>
+              </w:rPr>
+              <w:t>{phan_von_gop}</w:t>
+            </w:r>
+          </w:p>
+        </w:tc>
+        <w:tc>
+          <w:tcPr>
+            <w:tcW w:type="dxa" w:w="1080"/>
+          </w:tcPr>
+          <w:p>
+            <w:r>
+              <w:rPr>
+                <w:b w:val="0"/>
+              </w:rPr>
+              <w:t>{ty_le}</w:t>
+            </w:r>
+          </w:p>
+        </w:tc>
+        <w:tc>
+          <w:tcPr>
+            <w:tcW w:type="dxa" w:w="1080"/>
+          </w:tcPr>
+          <w:p>
+            <w:r>
+              <w:rPr>
+                <w:b w:val="0"/>
+              </w:rPr>
+              <w:t>{ghi_chu}{/ds_thanh_vien_tnhh_2tv}</w:t>
+            </w:r>
+          </w:p>
+        </w:tc>
+      </w:tr>
+    </w:tbl>
+    <w:p/>
     <w:p>
       <w:pPr>
         <w:jc w:val="center"/>
@@ -2306,8 +2793,9 @@
           <w:rFonts w:ascii="Arial" w:hAnsi="Arial" w:cs="Arial"/>
           <w:sz w:val="24"/>
           <w:sz-cs w:val="24"/>
-        </w:rPr>
-        <w:t xml:space="preserve">STT</w:t>
+          <w:b/>
+        </w:rPr>
+        <w:t xml:space="preserve"/>
       </w:r>
     </w:p>
     <w:p>
@@ -2320,8 +2808,9 @@
           <w:rFonts w:ascii="Arial" w:hAnsi="Arial" w:cs="Arial"/>
           <w:sz w:val="24"/>
           <w:sz-cs w:val="24"/>
-        </w:rPr>
-        <w:t xml:space="preserve">Tên thành viên</w:t>
+          <w:b/>
+        </w:rPr>
+        <w:t xml:space="preserve"/>
       </w:r>
     </w:p>
     <w:p>
@@ -2334,8 +2823,9 @@
           <w:rFonts w:ascii="Arial" w:hAnsi="Arial" w:cs="Arial"/>
           <w:sz w:val="24"/>
           <w:sz-cs w:val="24"/>
-        </w:rPr>
-        <w:t xml:space="preserve">Quốc tịch</w:t>
+          <w:b/>
+        </w:rPr>
+        <w:t xml:space="preserve"/>
       </w:r>
     </w:p>
     <w:p>
@@ -2348,8 +2838,9 @@
           <w:rFonts w:ascii="Arial" w:hAnsi="Arial" w:cs="Arial"/>
           <w:sz w:val="24"/>
           <w:sz-cs w:val="24"/>
-        </w:rPr>
-        <w:t xml:space="preserve">Số Giấy tờ pháp lý của cá nhân/tổ chức</w:t>
+          <w:b/>
+        </w:rPr>
+        <w:t xml:space="preserve"/>
       </w:r>
     </w:p>
     <w:p>
@@ -2362,8 +2853,9 @@
           <w:rFonts w:ascii="Arial" w:hAnsi="Arial" w:cs="Arial"/>
           <w:sz w:val="24"/>
           <w:sz-cs w:val="24"/>
-        </w:rPr>
-        <w:t xml:space="preserve">Địa chỉ liên lạc đối với cá nhân; địa chỉ trụ sở chính đối với tổ chức</w:t>
+          <w:b/>
+        </w:rPr>
+        <w:t xml:space="preserve"/>
       </w:r>
     </w:p>
     <w:p>
@@ -2376,8 +2868,9 @@
           <w:rFonts w:ascii="Arial" w:hAnsi="Arial" w:cs="Arial"/>
           <w:sz w:val="24"/>
           <w:sz-cs w:val="24"/>
-        </w:rPr>
-        <w:t xml:space="preserve">Phần vốn góp</w:t>
+          <w:b/>
+        </w:rPr>
+        <w:t xml:space="preserve"/>
       </w:r>
     </w:p>
     <w:p>
@@ -2390,6 +2883,240 @@
           <w:rFonts w:ascii="Arial" w:hAnsi="Arial" w:cs="Arial"/>
           <w:sz w:val="24"/>
           <w:sz-cs w:val="24"/>
+          <w:b/>
+        </w:rPr>
+        <w:t xml:space="preserve"/>
+      </w:r>
+    </w:p>
+    <w:p>
+      <w:pPr>
+        <w:jc w:val="center"/>
+        <w:spacing w:before="120"/>
+      </w:pPr>
+      <w:r>
+        <w:rPr>
+          <w:rFonts w:ascii="Arial" w:hAnsi="Arial" w:cs="Arial"/>
+          <w:sz w:val="24"/>
+          <w:sz-cs w:val="24"/>
+          <w:b/>
+        </w:rPr>
+        <w:t xml:space="preserve"/>
+      </w:r>
+    </w:p>
+    <w:p>
+      <w:pPr>
+        <w:spacing w:before="120"/>
+      </w:pPr>
+      <w:r>
+        <w:rPr>
+          <w:rFonts w:ascii="Arial" w:hAnsi="Arial" w:cs="Arial"/>
+          <w:sz w:val="24"/>
+          <w:sz-cs w:val="24"/>
+          <w:b/>
+        </w:rPr>
+        <w:t xml:space="preserve">8. Người đại diện theo pháp luật của công ty</w:t>
+      </w:r>
+      <w:r>
+        <w:rPr>
+          <w:rFonts w:ascii="Arial" w:hAnsi="Arial" w:cs="Arial"/>
+          <w:sz w:val="24"/>
+          <w:sz-cs w:val="24"/>
+          <w:b/>
+          <w:vertAlign w:val="superscript"/>
+        </w:rPr>
+        <w:t xml:space="preserve">2</w:t>
+      </w:r>
+      <w:r>
+        <w:rPr>
+          <w:rFonts w:ascii="Arial" w:hAnsi="Arial" w:cs="Arial"/>
+          <w:sz w:val="24"/>
+          <w:sz-cs w:val="24"/>
+          <w:b/>
+        </w:rPr>
+        <w:t xml:space="preserve">:</w:t>
+      </w:r>
+    </w:p>
+    <w:p>
+      <w:pPr>
+        <w:spacing w:before="120"/>
+      </w:pPr>
+      <w:r>
+        <w:rPr>
+          <w:rFonts w:ascii="Arial" w:hAnsi="Arial" w:cs="Arial"/>
+          <w:sz w:val="24"/>
+          <w:sz-cs w:val="24"/>
+        </w:rPr>
+        <w:t>- Họ, chữ đệm và tên (</w:t>
+      </w:r>
+      <w:r>
+        <w:rPr>
+          <w:rFonts w:ascii="Arial" w:hAnsi="Arial" w:cs="Arial"/>
+          <w:sz w:val="24"/>
+          <w:sz-cs w:val="24"/>
+          <w:i/>
+        </w:rPr>
+        <w:t>ghi bằng chữ in hoa</w:t>
+      </w:r>
+      <w:r>
+        <w:rPr>
+          <w:rFonts w:ascii="Arial" w:hAnsi="Arial" w:cs="Arial"/>
+          <w:sz w:val="24"/>
+          <w:sz-cs w:val="24"/>
+        </w:rPr>
+        <w:t>):{ndd.ho_ten} Giới tính:{ndd.gioi_tinh}</w:t>
+      </w:r>
+    </w:p>
+    <w:p>
+      <w:pPr>
+        <w:spacing w:before="120"/>
+      </w:pPr>
+      <w:r>
+        <w:rPr>
+          <w:rFonts w:ascii="Arial" w:hAnsi="Arial" w:cs="Arial"/>
+          <w:sz w:val="24"/>
+          <w:sz-cs w:val="24"/>
+        </w:rPr>
+        <w:t>Ngày, tháng, năm sinh:{ndd.ngay_sinh}/{ndd.thang_sinh}/{ndd.nam_sinh} Quốc tịch:{chu_hkd.quoc_tich}</w:t>
+      </w:r>
+    </w:p>
+    <w:p>
+      <w:pPr>
+        <w:spacing w:before="120"/>
+      </w:pPr>
+      <w:r>
+        <w:rPr>
+          <w:rFonts w:ascii="Arial" w:hAnsi="Arial" w:cs="Arial"/>
+          <w:sz w:val="24"/>
+          <w:sz-cs w:val="24"/>
+        </w:rPr>
+        <w:t>Số định danh cá nhân: {ndd.so_cccd}</w:t>
+      </w:r>
+    </w:p>
+    <w:p>
+      <w:pPr>
+        <w:spacing w:before="120"/>
+      </w:pPr>
+      <w:r>
+        <w:rPr>
+          <w:rFonts w:ascii="Arial" w:hAnsi="Arial" w:cs="Arial"/>
+          <w:sz w:val="24"/>
+          <w:sz-cs w:val="24"/>
+          <w:i/>
+        </w:rPr>
+        <w:t xml:space="preserve">(hoặc) </w:t>
+      </w:r>
+      <w:r>
+        <w:rPr>
+          <w:rFonts w:ascii="Arial" w:hAnsi="Arial" w:cs="Arial"/>
+          <w:sz w:val="24"/>
+          <w:sz-cs w:val="24"/>
+        </w:rPr>
+        <w:t>Số Hộ chiếu, Hộ chiếu nước ngoài, giấy tờ có giá trị thay thế hộ chiếu nước ngoài (</w:t>
+      </w:r>
+      <w:r>
+        <w:rPr>
+          <w:rFonts w:ascii="Arial" w:hAnsi="Arial" w:cs="Arial"/>
+          <w:sz w:val="24"/>
+          <w:sz-cs w:val="24"/>
+          <w:i/>
+        </w:rPr>
+        <w:t>đối với người đại diện là người nước ngoài</w:t>
+      </w:r>
+      <w:r>
+        <w:rPr>
+          <w:rFonts w:ascii="Arial" w:hAnsi="Arial" w:cs="Arial"/>
+          <w:sz w:val="24"/>
+          <w:sz-cs w:val="24"/>
+        </w:rPr>
+        <w:t>): {ndd.so_ho_chieu} Ngày cấp: … Nơi cấp: {ndd.ngay_cap}</w:t>
+      </w:r>
+    </w:p>
+    <w:p>
+      <w:pPr>
+        <w:spacing w:before="120"/>
+      </w:pPr>
+      <w:r>
+        <w:rPr>
+          <w:rFonts w:ascii="Arial" w:hAnsi="Arial" w:cs="Arial"/>
+          <w:sz w:val="24"/>
+          <w:sz-cs w:val="24"/>
+        </w:rPr>
+        <w:t>Chức danh: {ndd.chuc_vu}</w:t>
+      </w:r>
+    </w:p>
+    <w:p>
+      <w:pPr>
+        <w:spacing w:before="120"/>
+      </w:pPr>
+      <w:r>
+        <w:rPr>
+          <w:rFonts w:ascii="Arial" w:hAnsi="Arial" w:cs="Arial"/>
+          <w:sz w:val="24"/>
+          <w:sz-cs w:val="24"/>
+        </w:rPr>
+        <w:t>Địa chỉ liên lạc: {dia_chi_lien_lac}</w:t>
+      </w:r>
+    </w:p>
+    <w:p>
+      <w:pPr>
+        <w:spacing w:before="120"/>
+      </w:pPr>
+      <w:r>
+        <w:rPr>
+          <w:rFonts w:ascii="Arial" w:hAnsi="Arial" w:cs="Arial"/>
+          <w:sz w:val="24"/>
+          <w:sz-cs w:val="24"/>
+          <w:b/>
+        </w:rPr>
+        <w:t>9. Nơi đăng ký:</w:t>
+      </w:r>
+      <w:r>
+        <w:rPr>
+          <w:rFonts w:ascii="Arial" w:hAnsi="Arial" w:cs="Arial"/>
+          <w:sz w:val="24"/>
+          <w:sz-cs w:val="24"/>
+        </w:rPr>
+        <w:t xml:space="preserve"> </w:t>
+      </w:r>
+      <w:r>
+        <w:rPr>
+          <w:rFonts w:ascii="Arial" w:hAnsi="Arial" w:cs="Arial"/>
+          <w:sz w:val="24"/>
+          <w:sz-cs w:val="24"/>
+          <w:i/>
+        </w:rPr>
+        <w:t xml:space="preserve">(Cơ quan đăng ký kinh doanh cấp tỉnh) </w:t>
+      </w:r>
+      <w:r>
+        <w:rPr>
+          <w:rFonts w:ascii="Arial" w:hAnsi="Arial" w:cs="Arial"/>
+          <w:sz w:val="24"/>
+          <w:sz-cs w:val="24"/>
+        </w:rPr>
+        <w:t>{co_quan_dkkd}</w:t>
+      </w:r>
+    </w:p>
+    <w:p>
+      <w:r>
+        <w:t xml:space="preserve">{/loai_hinh_tnhh_2tv}</w:t>
+      </w:r>
+    </w:p>
+    <w:p>
+      <w:r>
+        <w:t xml:space="preserve">{?loai_hinh_ctcp}</w:t>
+      </w:r>
+    </w:p>
+    <w:p>
+      <w:pPr>
+        <w:jc w:val="center"/>
+        <w:spacing w:before="120"/>
+      </w:pPr>
+      <w:r>
+        <w:rPr>
+          <w:rFonts w:ascii="Arial" w:hAnsi="Arial" w:cs="Arial"/>
+          <w:sz w:val="24"/>
+          <w:sz-cs w:val="24"/>
+          <w:b/>
         </w:rPr>
         <w:t xml:space="preserve">(</w:t>
       </w:r>
@@ -2398,27 +3125,20 @@
           <w:rFonts w:ascii="Arial" w:hAnsi="Arial" w:cs="Arial"/>
           <w:sz w:val="24"/>
           <w:sz-cs w:val="24"/>
+          <w:b/>
           <w:i/>
         </w:rPr>
-        <w:t xml:space="preserve">VNĐ và giá trị tương đương theo đơn vị tiền nước ngoài, nếu có</w:t>
-      </w:r>
-      <w:r>
-        <w:rPr>
-          <w:rFonts w:ascii="Arial" w:hAnsi="Arial" w:cs="Arial"/>
-          <w:sz w:val="24"/>
-          <w:sz-cs w:val="24"/>
+        <w:t xml:space="preserve">TÊN CÔNG TY CỔ PHẦN</w:t>
+      </w:r>
+      <w:r>
+        <w:rPr>
+          <w:rFonts w:ascii="Arial" w:hAnsi="Arial" w:cs="Arial"/>
+          <w:sz w:val="24"/>
+          <w:sz-cs w:val="24"/>
+          <w:b/>
         </w:rPr>
         <w:t xml:space="preserve">)</w:t>
       </w:r>
-      <w:r>
-        <w:rPr>
-          <w:rFonts w:ascii="Arial" w:hAnsi="Arial" w:cs="Arial"/>
-          <w:sz w:val="24"/>
-          <w:sz-cs w:val="24"/>
-          <w:i/>
-        </w:rPr>
-        <w:t xml:space="preserve"/>
-      </w:r>
     </w:p>
     <w:p>
       <w:pPr>
@@ -2430,327 +3150,120 @@
           <w:rFonts w:ascii="Arial" w:hAnsi="Arial" w:cs="Arial"/>
           <w:sz w:val="24"/>
           <w:sz-cs w:val="24"/>
-        </w:rPr>
-        <w:t xml:space="preserve">Tỷ lệ (</w:t>
-      </w:r>
-      <w:r>
-        <w:rPr>
-          <w:rFonts w:ascii="Arial" w:hAnsi="Arial" w:cs="Arial"/>
-          <w:sz w:val="24"/>
-          <w:sz-cs w:val="24"/>
-          <w:i/>
-        </w:rPr>
-        <w:t xml:space="preserve">%</w:t>
-      </w:r>
-      <w:r>
-        <w:rPr>
-          <w:rFonts w:ascii="Arial" w:hAnsi="Arial" w:cs="Arial"/>
-          <w:sz w:val="24"/>
-          <w:sz-cs w:val="24"/>
-        </w:rPr>
-        <w:t xml:space="preserve">)</w:t>
-      </w:r>
-    </w:p>
-    <w:p>
-      <w:pPr>
-        <w:jc w:val="center"/>
-        <w:spacing w:before="120"/>
-      </w:pPr>
-      <w:r>
-        <w:rPr>
-          <w:rFonts w:ascii="Arial" w:hAnsi="Arial" w:cs="Arial"/>
-          <w:sz w:val="24"/>
-          <w:sz-cs w:val="24"/>
-        </w:rPr>
-        <w:t xml:space="preserve">Ghi chú (nếu có)</w:t>
-      </w:r>
-    </w:p>
-    <w:p>
-      <w:pPr>
-        <w:jc w:val="center"/>
-        <w:spacing w:before="120"/>
-      </w:pPr>
-      <w:r>
-        <w:rPr>
-          <w:rFonts w:ascii="Arial" w:hAnsi="Arial" w:cs="Arial"/>
-          <w:sz w:val="24"/>
-          <w:sz-cs w:val="24"/>
-          <w:b/>
-        </w:rPr>
-        <w:t xml:space="preserve"/>
-      </w:r>
-    </w:p>
-    <w:p>
-      <w:pPr>
-        <w:jc w:val="center"/>
-        <w:spacing w:before="120"/>
-      </w:pPr>
-      <w:r>
-        <w:rPr>
-          <w:rFonts w:ascii="Arial" w:hAnsi="Arial" w:cs="Arial"/>
-          <w:sz w:val="24"/>
-          <w:sz-cs w:val="24"/>
-          <w:b/>
-        </w:rPr>
-        <w:t xml:space="preserve"/>
-      </w:r>
-    </w:p>
-    <w:p>
-      <w:pPr>
-        <w:jc w:val="center"/>
-        <w:spacing w:before="120"/>
-      </w:pPr>
-      <w:r>
-        <w:rPr>
-          <w:rFonts w:ascii="Arial" w:hAnsi="Arial" w:cs="Arial"/>
-          <w:sz w:val="24"/>
-          <w:sz-cs w:val="24"/>
-          <w:b/>
-        </w:rPr>
-        <w:t xml:space="preserve"/>
-      </w:r>
-    </w:p>
-    <w:p>
-      <w:pPr>
-        <w:jc w:val="center"/>
-        <w:spacing w:before="120"/>
-      </w:pPr>
-      <w:r>
-        <w:rPr>
-          <w:rFonts w:ascii="Arial" w:hAnsi="Arial" w:cs="Arial"/>
-          <w:sz w:val="24"/>
-          <w:sz-cs w:val="24"/>
-          <w:b/>
-        </w:rPr>
-        <w:t xml:space="preserve"/>
-      </w:r>
-    </w:p>
-    <w:p>
-      <w:pPr>
-        <w:jc w:val="center"/>
-        <w:spacing w:before="120"/>
-      </w:pPr>
-      <w:r>
-        <w:rPr>
-          <w:rFonts w:ascii="Arial" w:hAnsi="Arial" w:cs="Arial"/>
-          <w:sz w:val="24"/>
-          <w:sz-cs w:val="24"/>
-          <w:b/>
-        </w:rPr>
-        <w:t xml:space="preserve"/>
-      </w:r>
-    </w:p>
-    <w:p>
-      <w:pPr>
-        <w:jc w:val="center"/>
-        <w:spacing w:before="120"/>
-      </w:pPr>
-      <w:r>
-        <w:rPr>
-          <w:rFonts w:ascii="Arial" w:hAnsi="Arial" w:cs="Arial"/>
-          <w:sz w:val="24"/>
-          <w:sz-cs w:val="24"/>
-          <w:b/>
-        </w:rPr>
-        <w:t xml:space="preserve"/>
-      </w:r>
-    </w:p>
-    <w:p>
-      <w:pPr>
-        <w:jc w:val="center"/>
-        <w:spacing w:before="120"/>
-      </w:pPr>
-      <w:r>
-        <w:rPr>
-          <w:rFonts w:ascii="Arial" w:hAnsi="Arial" w:cs="Arial"/>
-          <w:sz w:val="24"/>
-          <w:sz-cs w:val="24"/>
-          <w:b/>
-        </w:rPr>
-        <w:t xml:space="preserve"/>
-      </w:r>
-    </w:p>
-    <w:p>
-      <w:pPr>
-        <w:jc w:val="center"/>
-        <w:spacing w:before="120"/>
-      </w:pPr>
-      <w:r>
-        <w:rPr>
-          <w:rFonts w:ascii="Arial" w:hAnsi="Arial" w:cs="Arial"/>
-          <w:sz w:val="24"/>
-          <w:sz-cs w:val="24"/>
-          <w:b/>
-        </w:rPr>
-        <w:t xml:space="preserve"/>
-      </w:r>
-    </w:p>
-    <w:p>
-      <w:pPr>
-        <w:spacing w:before="120"/>
-      </w:pPr>
-      <w:r>
-        <w:rPr>
-          <w:rFonts w:ascii="Arial" w:hAnsi="Arial" w:cs="Arial"/>
-          <w:sz w:val="24"/>
-          <w:sz-cs w:val="24"/>
-          <w:b/>
-        </w:rPr>
-        <w:t xml:space="preserve">8. Người đại diện theo pháp luật của công ty</w:t>
-      </w:r>
-      <w:r>
-        <w:rPr>
-          <w:rFonts w:ascii="Arial" w:hAnsi="Arial" w:cs="Arial"/>
-          <w:sz w:val="24"/>
-          <w:sz-cs w:val="24"/>
-          <w:b/>
-          <w:vertAlign w:val="superscript"/>
-        </w:rPr>
-        <w:t xml:space="preserve">2</w:t>
-      </w:r>
-      <w:r>
-        <w:rPr>
-          <w:rFonts w:ascii="Arial" w:hAnsi="Arial" w:cs="Arial"/>
-          <w:sz w:val="24"/>
-          <w:sz-cs w:val="24"/>
-          <w:b/>
-        </w:rPr>
-        <w:t xml:space="preserve">:</w:t>
-      </w:r>
-    </w:p>
-    <w:p>
-      <w:pPr>
-        <w:spacing w:before="120"/>
-      </w:pPr>
-      <w:r>
-        <w:rPr>
-          <w:rFonts w:ascii="Arial" w:hAnsi="Arial" w:cs="Arial"/>
-          <w:sz w:val="24"/>
-          <w:sz-cs w:val="24"/>
-        </w:rPr>
-        <w:t>- Họ, chữ đệm và tên (</w:t>
-      </w:r>
-      <w:r>
-        <w:rPr>
-          <w:rFonts w:ascii="Arial" w:hAnsi="Arial" w:cs="Arial"/>
-          <w:sz w:val="24"/>
-          <w:sz-cs w:val="24"/>
-          <w:i/>
-        </w:rPr>
-        <w:t>ghi bằng chữ in hoa</w:t>
-      </w:r>
-      <w:r>
-        <w:rPr>
-          <w:rFonts w:ascii="Arial" w:hAnsi="Arial" w:cs="Arial"/>
-          <w:sz w:val="24"/>
-          <w:sz-cs w:val="24"/>
-        </w:rPr>
-        <w:t>):{ndd.ho_ten} Giới tính:{ndd.gioi_tinh}</w:t>
-      </w:r>
-    </w:p>
-    <w:p>
-      <w:pPr>
-        <w:spacing w:before="120"/>
-      </w:pPr>
-      <w:r>
-        <w:rPr>
-          <w:rFonts w:ascii="Arial" w:hAnsi="Arial" w:cs="Arial"/>
-          <w:sz w:val="24"/>
-          <w:sz-cs w:val="24"/>
-        </w:rPr>
-        <w:t>Ngày, tháng, năm sinh:{ndd.ngay_sinh}/{ndd.thang_sinh}/{ndd.nam_sinh} Quốc tịch:{chu_hkd.quoc_tich}</w:t>
-      </w:r>
-    </w:p>
-    <w:p>
-      <w:pPr>
-        <w:spacing w:before="120"/>
-      </w:pPr>
-      <w:r>
-        <w:rPr>
-          <w:rFonts w:ascii="Arial" w:hAnsi="Arial" w:cs="Arial"/>
-          <w:sz w:val="24"/>
-          <w:sz-cs w:val="24"/>
-        </w:rPr>
-        <w:t>Số định danh cá nhân: {ndd.so_cccd}</w:t>
-      </w:r>
-    </w:p>
-    <w:p>
-      <w:pPr>
-        <w:spacing w:before="120"/>
-      </w:pPr>
-      <w:r>
-        <w:rPr>
-          <w:rFonts w:ascii="Arial" w:hAnsi="Arial" w:cs="Arial"/>
-          <w:sz w:val="24"/>
-          <w:sz-cs w:val="24"/>
-          <w:i/>
-        </w:rPr>
-        <w:t xml:space="preserve">(hoặc) </w:t>
-      </w:r>
-      <w:r>
-        <w:rPr>
-          <w:rFonts w:ascii="Arial" w:hAnsi="Arial" w:cs="Arial"/>
-          <w:sz w:val="24"/>
-          <w:sz-cs w:val="24"/>
-        </w:rPr>
-        <w:t>Số Hộ chiếu, Hộ chiếu nước ngoài, giấy tờ có giá trị thay thế hộ chiếu nước ngoài (</w:t>
-      </w:r>
-      <w:r>
-        <w:rPr>
-          <w:rFonts w:ascii="Arial" w:hAnsi="Arial" w:cs="Arial"/>
-          <w:sz w:val="24"/>
-          <w:sz-cs w:val="24"/>
-          <w:i/>
-        </w:rPr>
-        <w:t>đối với người đại diện là người nước ngoài</w:t>
-      </w:r>
-      <w:r>
-        <w:rPr>
-          <w:rFonts w:ascii="Arial" w:hAnsi="Arial" w:cs="Arial"/>
-          <w:sz w:val="24"/>
-          <w:sz-cs w:val="24"/>
-        </w:rPr>
-        <w:t>): {ndd.so_ho_chieu} Ngày cấp: … Nơi cấp: {ndd.ngay_cap}</w:t>
-      </w:r>
-    </w:p>
-    <w:p>
-      <w:pPr>
-        <w:spacing w:before="120"/>
-      </w:pPr>
-      <w:r>
-        <w:rPr>
-          <w:rFonts w:ascii="Arial" w:hAnsi="Arial" w:cs="Arial"/>
-          <w:sz w:val="24"/>
-          <w:sz-cs w:val="24"/>
-        </w:rPr>
-        <w:t>Chức danh: {ndd.chuc_vu}</w:t>
-      </w:r>
-    </w:p>
-    <w:p>
-      <w:pPr>
-        <w:spacing w:before="120"/>
-      </w:pPr>
-      <w:r>
-        <w:rPr>
-          <w:rFonts w:ascii="Arial" w:hAnsi="Arial" w:cs="Arial"/>
-          <w:sz w:val="24"/>
-          <w:sz-cs w:val="24"/>
-        </w:rPr>
-        <w:t>Địa chỉ liên lạc: {dia_chi_lien_lac}</w:t>
-      </w:r>
-    </w:p>
-    <w:p>
-      <w:pPr>
-        <w:spacing w:before="120"/>
-      </w:pPr>
-      <w:r>
-        <w:rPr>
-          <w:rFonts w:ascii="Arial" w:hAnsi="Arial" w:cs="Arial"/>
-          <w:sz w:val="24"/>
-          <w:sz-cs w:val="24"/>
-          <w:b/>
-        </w:rPr>
-        <w:t>9. Nơi đăng ký:</w:t>
+          <w:b/>
+        </w:rPr>
+        <w:t xml:space="preserve">CÔNG BỐ NỘI DUNG ĐĂNG KÝ THÀNH LẬP MỚI</w:t>
+      </w:r>
+    </w:p>
+    <w:p>
+      <w:pPr>
+        <w:spacing w:before="120"/>
+      </w:pPr>
+      <w:r>
+        <w:rPr>
+          <w:rFonts w:ascii="Arial" w:hAnsi="Arial" w:cs="Arial"/>
+          <w:sz w:val="24"/>
+          <w:sz-cs w:val="24"/>
+          <w:b/>
+        </w:rPr>
+        <w:t xml:space="preserve">1. Tên công ty</w:t>
+      </w:r>
+    </w:p>
+    <w:p>
+      <w:pPr>
+        <w:spacing w:before="120"/>
+      </w:pPr>
+      <w:r>
+        <w:rPr>
+          <w:rFonts w:ascii="Arial" w:hAnsi="Arial" w:cs="Arial"/>
+          <w:sz w:val="24"/>
+          <w:sz-cs w:val="24"/>
+        </w:rPr>
+        <w:t>Tên công ty viết bằng tiếng Việt:{dn.ten_tieng_viet}</w:t>
+      </w:r>
+    </w:p>
+    <w:p>
+      <w:pPr>
+        <w:spacing w:before="120"/>
+      </w:pPr>
+      <w:r>
+        <w:rPr>
+          <w:rFonts w:ascii="Arial" w:hAnsi="Arial" w:cs="Arial"/>
+          <w:sz w:val="24"/>
+          <w:sz-cs w:val="24"/>
+        </w:rPr>
+        <w:t>Tên công ty viết bằng tiếng nước ngoài:{dn.ten_nuoc_ngoai}</w:t>
+      </w:r>
+    </w:p>
+    <w:p>
+      <w:pPr>
+        <w:spacing w:before="120"/>
+      </w:pPr>
+      <w:r>
+        <w:rPr>
+          <w:rFonts w:ascii="Arial" w:hAnsi="Arial" w:cs="Arial"/>
+          <w:sz w:val="24"/>
+          <w:sz-cs w:val="24"/>
+        </w:rPr>
+        <w:t>Tên công ty viết tắt:{dn.ten_viet_tat}</w:t>
+      </w:r>
+    </w:p>
+    <w:p>
+      <w:pPr>
+        <w:spacing w:before="120"/>
+      </w:pPr>
+      <w:r>
+        <w:rPr>
+          <w:rFonts w:ascii="Arial" w:hAnsi="Arial" w:cs="Arial"/>
+          <w:sz w:val="24"/>
+          <w:sz-cs w:val="24"/>
+          <w:b/>
+        </w:rPr>
+        <w:t>2. Mã số doanh nghiệp:</w:t>
+      </w:r>
+      <w:r>
+        <w:rPr>
+          <w:rFonts w:ascii="Arial" w:hAnsi="Arial" w:cs="Arial"/>
+          <w:sz w:val="24"/>
+          <w:sz-cs w:val="24"/>
+        </w:rPr>
+        <w:t xml:space="preserve"> {dn.ma_so_dn}</w:t>
+      </w:r>
+    </w:p>
+    <w:p>
+      <w:pPr>
+        <w:spacing w:before="120"/>
+      </w:pPr>
+      <w:r>
+        <w:rPr>
+          <w:rFonts w:ascii="Arial" w:hAnsi="Arial" w:cs="Arial"/>
+          <w:sz w:val="24"/>
+          <w:sz-cs w:val="24"/>
+          <w:b/>
+        </w:rPr>
+        <w:t>3. Ngày được cấp Giấy chứng nhận đăng ký doanh nghiệp lần đầu:</w:t>
+      </w:r>
+      <w:r>
+        <w:rPr>
+          <w:rFonts w:ascii="Arial" w:hAnsi="Arial" w:cs="Arial"/>
+          <w:sz w:val="24"/>
+          <w:sz-cs w:val="24"/>
+        </w:rPr>
+        <w:t xml:space="preserve"> {ngay_cap_lan_dau}</w:t>
+      </w:r>
+    </w:p>
+    <w:p>
+      <w:pPr>
+        <w:spacing w:before="120"/>
+      </w:pPr>
+      <w:r>
+        <w:rPr>
+          <w:rFonts w:ascii="Arial" w:hAnsi="Arial" w:cs="Arial"/>
+          <w:sz w:val="24"/>
+          <w:sz-cs w:val="24"/>
+          <w:b/>
+        </w:rPr>
+        <w:t xml:space="preserve">4. Địa chỉ trụ sở chính:</w:t>
       </w:r>
       <w:r>
         <w:rPr>
@@ -2760,201 +3273,6 @@
         </w:rPr>
         <w:t xml:space="preserve"> </w:t>
       </w:r>
-      <w:r>
-        <w:rPr>
-          <w:rFonts w:ascii="Arial" w:hAnsi="Arial" w:cs="Arial"/>
-          <w:sz w:val="24"/>
-          <w:sz-cs w:val="24"/>
-          <w:i/>
-        </w:rPr>
-        <w:t xml:space="preserve">(Cơ quan đăng ký kinh doanh cấp tỉnh) </w:t>
-      </w:r>
-      <w:r>
-        <w:rPr>
-          <w:rFonts w:ascii="Arial" w:hAnsi="Arial" w:cs="Arial"/>
-          <w:sz w:val="24"/>
-          <w:sz-cs w:val="24"/>
-        </w:rPr>
-        <w:t>{co_quan_dkkd}</w:t>
-      </w:r>
-    </w:p>
-    <w:p>
-      <w:r>
-        <w:t xml:space="preserve">{/loai_hinh_tnhh_2tv}</w:t>
-      </w:r>
-    </w:p>
-    <w:p>
-      <w:r>
-        <w:t xml:space="preserve">{?loai_hinh_ctcp}</w:t>
-      </w:r>
-    </w:p>
-    <w:p>
-      <w:pPr>
-        <w:jc w:val="center"/>
-        <w:spacing w:before="120"/>
-      </w:pPr>
-      <w:r>
-        <w:rPr>
-          <w:rFonts w:ascii="Arial" w:hAnsi="Arial" w:cs="Arial"/>
-          <w:sz w:val="24"/>
-          <w:sz-cs w:val="24"/>
-          <w:b/>
-        </w:rPr>
-        <w:t xml:space="preserve">(</w:t>
-      </w:r>
-      <w:r>
-        <w:rPr>
-          <w:rFonts w:ascii="Arial" w:hAnsi="Arial" w:cs="Arial"/>
-          <w:sz w:val="24"/>
-          <w:sz-cs w:val="24"/>
-          <w:b/>
-          <w:i/>
-        </w:rPr>
-        <w:t xml:space="preserve">TÊN CÔNG TY CỔ PHẦN</w:t>
-      </w:r>
-      <w:r>
-        <w:rPr>
-          <w:rFonts w:ascii="Arial" w:hAnsi="Arial" w:cs="Arial"/>
-          <w:sz w:val="24"/>
-          <w:sz-cs w:val="24"/>
-          <w:b/>
-        </w:rPr>
-        <w:t xml:space="preserve">)</w:t>
-      </w:r>
-    </w:p>
-    <w:p>
-      <w:pPr>
-        <w:jc w:val="center"/>
-        <w:spacing w:before="120"/>
-      </w:pPr>
-      <w:r>
-        <w:rPr>
-          <w:rFonts w:ascii="Arial" w:hAnsi="Arial" w:cs="Arial"/>
-          <w:sz w:val="24"/>
-          <w:sz-cs w:val="24"/>
-          <w:b/>
-        </w:rPr>
-        <w:t xml:space="preserve">CÔNG BỐ NỘI DUNG ĐĂNG KÝ THÀNH LẬP MỚI</w:t>
-      </w:r>
-    </w:p>
-    <w:p>
-      <w:pPr>
-        <w:spacing w:before="120"/>
-      </w:pPr>
-      <w:r>
-        <w:rPr>
-          <w:rFonts w:ascii="Arial" w:hAnsi="Arial" w:cs="Arial"/>
-          <w:sz w:val="24"/>
-          <w:sz-cs w:val="24"/>
-          <w:b/>
-        </w:rPr>
-        <w:t xml:space="preserve">1. Tên công ty</w:t>
-      </w:r>
-    </w:p>
-    <w:p>
-      <w:pPr>
-        <w:spacing w:before="120"/>
-      </w:pPr>
-      <w:r>
-        <w:rPr>
-          <w:rFonts w:ascii="Arial" w:hAnsi="Arial" w:cs="Arial"/>
-          <w:sz w:val="24"/>
-          <w:sz-cs w:val="24"/>
-        </w:rPr>
-        <w:t>Tên công ty viết bằng tiếng Việt:{dn.ten_tieng_viet}</w:t>
-      </w:r>
-    </w:p>
-    <w:p>
-      <w:pPr>
-        <w:spacing w:before="120"/>
-      </w:pPr>
-      <w:r>
-        <w:rPr>
-          <w:rFonts w:ascii="Arial" w:hAnsi="Arial" w:cs="Arial"/>
-          <w:sz w:val="24"/>
-          <w:sz-cs w:val="24"/>
-        </w:rPr>
-        <w:t>Tên công ty viết bằng tiếng nước ngoài:{dn.ten_nuoc_ngoai}</w:t>
-      </w:r>
-    </w:p>
-    <w:p>
-      <w:pPr>
-        <w:spacing w:before="120"/>
-      </w:pPr>
-      <w:r>
-        <w:rPr>
-          <w:rFonts w:ascii="Arial" w:hAnsi="Arial" w:cs="Arial"/>
-          <w:sz w:val="24"/>
-          <w:sz-cs w:val="24"/>
-        </w:rPr>
-        <w:t>Tên công ty viết tắt:{dn.ten_viet_tat}</w:t>
-      </w:r>
-    </w:p>
-    <w:p>
-      <w:pPr>
-        <w:spacing w:before="120"/>
-      </w:pPr>
-      <w:r>
-        <w:rPr>
-          <w:rFonts w:ascii="Arial" w:hAnsi="Arial" w:cs="Arial"/>
-          <w:sz w:val="24"/>
-          <w:sz-cs w:val="24"/>
-          <w:b/>
-        </w:rPr>
-        <w:t>2. Mã số doanh nghiệp:</w:t>
-      </w:r>
-      <w:r>
-        <w:rPr>
-          <w:rFonts w:ascii="Arial" w:hAnsi="Arial" w:cs="Arial"/>
-          <w:sz w:val="24"/>
-          <w:sz-cs w:val="24"/>
-        </w:rPr>
-        <w:t xml:space="preserve"> {dn.ma_so_dn}</w:t>
-      </w:r>
-    </w:p>
-    <w:p>
-      <w:pPr>
-        <w:spacing w:before="120"/>
-      </w:pPr>
-      <w:r>
-        <w:rPr>
-          <w:rFonts w:ascii="Arial" w:hAnsi="Arial" w:cs="Arial"/>
-          <w:sz w:val="24"/>
-          <w:sz-cs w:val="24"/>
-          <w:b/>
-        </w:rPr>
-        <w:t>3. Ngày được cấp Giấy chứng nhận đăng ký doanh nghiệp lần đầu:</w:t>
-      </w:r>
-      <w:r>
-        <w:rPr>
-          <w:rFonts w:ascii="Arial" w:hAnsi="Arial" w:cs="Arial"/>
-          <w:sz w:val="24"/>
-          <w:sz-cs w:val="24"/>
-        </w:rPr>
-        <w:t xml:space="preserve"> {ngay_cap_lan_dau}</w:t>
-      </w:r>
-    </w:p>
-    <w:p>
-      <w:pPr>
-        <w:spacing w:before="120"/>
-      </w:pPr>
-      <w:r>
-        <w:rPr>
-          <w:rFonts w:ascii="Arial" w:hAnsi="Arial" w:cs="Arial"/>
-          <w:sz w:val="24"/>
-          <w:sz-cs w:val="24"/>
-          <w:b/>
-        </w:rPr>
-        <w:t xml:space="preserve">4. Địa chỉ trụ sở chính:</w:t>
-      </w:r>
-      <w:r>
-        <w:rPr>
-          <w:rFonts w:ascii="Arial" w:hAnsi="Arial" w:cs="Arial"/>
-          <w:sz w:val="24"/>
-          <w:sz-cs w:val="24"/>
-        </w:rPr>
-        <w:t xml:space="preserve"> </w:t>
-      </w:r>
     </w:p>
     <w:p>
       <w:pPr>
@@ -3009,7 +3327,7 @@
         <w:t xml:space="preserve">5. Ngành, nghề kinh doanh</w:t>
       </w:r>
     </w:p>
-    <w:tbl xmlns:ns3="urn:orca:p1a-temp">
+    <w:tbl xmlns:ns5="urn:orca:p1a-temp">
       <w:tblPr>
         <w:tblW w:type="auto" w:w="0"/>
         <w:tblLook w:firstColumn="1" w:firstRow="1" w:lastColumn="0" w:lastRow="0" w:noHBand="0" w:noVBand="1" w:val="04A0"/>
@@ -3359,6 +3677,1614 @@
         <w:t xml:space="preserve"/>
       </w:r>
     </w:p>
+    <w:tbl xmlns:ns6="urn:orca:p1a-temp" xmlns:ns7="urn:orca:p1b-temp">
+      <w:tblPr>
+        <w:tblW w:type="auto" w:w="0"/>
+        <w:tblLook w:firstColumn="1" w:firstRow="1" w:lastColumn="0" w:lastRow="0" w:noHBand="0" w:noVBand="1" w:val="04A0"/>
+        <w:tblBorders>
+          <w:top w:val="single" w:sz="4" w:color="000000"/>
+          <w:left w:val="single" w:sz="4" w:color="000000"/>
+          <w:bottom w:val="single" w:sz="4" w:color="000000"/>
+          <w:right w:val="single" w:sz="4" w:color="000000"/>
+          <w:insideH w:val="single" w:sz="4" w:color="000000"/>
+          <w:insideV w:val="single" w:sz="4" w:color="000000"/>
+        </w:tblBorders>
+      </w:tblPr>
+      <w:tblGrid>
+        <w:gridCol w:w="864"/>
+        <w:gridCol w:w="864"/>
+        <w:gridCol w:w="864"/>
+        <w:gridCol w:w="864"/>
+        <w:gridCol w:w="864"/>
+        <w:gridCol w:w="864"/>
+        <w:gridCol w:w="864"/>
+        <w:gridCol w:w="864"/>
+        <w:gridCol w:w="864"/>
+        <w:gridCol w:w="864"/>
+      </w:tblGrid>
+      <w:tr>
+        <w:tc>
+          <w:tcPr>
+            <w:tcW w:type="dxa" w:w="864"/>
+          </w:tcPr>
+          <w:p>
+            <w:r>
+              <w:rPr>
+                <w:b/>
+              </w:rPr>
+              <w:t>STT</w:t>
+            </w:r>
+          </w:p>
+        </w:tc>
+        <w:tc>
+          <w:tcPr>
+            <w:tcW w:type="dxa" w:w="864"/>
+          </w:tcPr>
+          <w:p>
+            <w:r>
+              <w:rPr>
+                <w:b/>
+              </w:rPr>
+              <w:t>Tên cổ đông</w:t>
+            </w:r>
+          </w:p>
+        </w:tc>
+        <w:tc>
+          <w:tcPr>
+            <w:tcW w:type="dxa" w:w="864"/>
+          </w:tcPr>
+          <w:p>
+            <w:r>
+              <w:rPr>
+                <w:b/>
+              </w:rPr>
+              <w:t>Quốc tịch</w:t>
+            </w:r>
+          </w:p>
+        </w:tc>
+        <w:tc>
+          <w:tcPr>
+            <w:tcW w:type="dxa" w:w="864"/>
+          </w:tcPr>
+          <w:p>
+            <w:r>
+              <w:rPr>
+                <w:b/>
+              </w:rPr>
+              <w:t>Số Giấy tờ pháp lý của cá nhân/tổ chức</w:t>
+            </w:r>
+          </w:p>
+        </w:tc>
+        <w:tc>
+          <w:tcPr>
+            <w:tcW w:type="dxa" w:w="864"/>
+          </w:tcPr>
+          <w:p>
+            <w:r>
+              <w:rPr>
+                <w:b/>
+              </w:rPr>
+              <w:t>Địa chỉ liên lạc đối với cá nhân; địa chỉ trụ sở chính đối với tổ chức</w:t>
+            </w:r>
+          </w:p>
+        </w:tc>
+        <w:tc>
+          <w:tcPr>
+            <w:tcW w:type="dxa" w:w="864"/>
+          </w:tcPr>
+          <w:p>
+            <w:r>
+              <w:rPr>
+                <w:b/>
+              </w:rPr>
+              <w:t>Loại cổ phần</w:t>
+            </w:r>
+          </w:p>
+        </w:tc>
+        <w:tc>
+          <w:tcPr>
+            <w:tcW w:type="dxa" w:w="864"/>
+          </w:tcPr>
+          <w:p>
+            <w:r>
+              <w:rPr>
+                <w:b/>
+              </w:rPr>
+              <w:t>Số cổ phần</w:t>
+            </w:r>
+          </w:p>
+        </w:tc>
+        <w:tc>
+          <w:tcPr>
+            <w:tcW w:type="dxa" w:w="864"/>
+          </w:tcPr>
+          <w:p>
+            <w:r>
+              <w:rPr>
+                <w:b/>
+              </w:rPr>
+              <w:t>Giá trị cổ phần (VNĐ và giá trị tương đương theo đơn vị tiền nước ngoài, nếu có)</w:t>
+            </w:r>
+          </w:p>
+        </w:tc>
+        <w:tc>
+          <w:tcPr>
+            <w:tcW w:type="dxa" w:w="864"/>
+          </w:tcPr>
+          <w:p>
+            <w:r>
+              <w:rPr>
+                <w:b/>
+              </w:rPr>
+              <w:t>Tỷ lệ (%)</w:t>
+            </w:r>
+          </w:p>
+        </w:tc>
+        <w:tc>
+          <w:tcPr>
+            <w:tcW w:type="dxa" w:w="864"/>
+          </w:tcPr>
+          <w:p>
+            <w:r>
+              <w:rPr>
+                <w:b/>
+              </w:rPr>
+              <w:t>Ghi chú (nếu có)</w:t>
+            </w:r>
+          </w:p>
+        </w:tc>
+      </w:tr>
+      <w:tr>
+        <w:tc>
+          <w:tcPr>
+            <w:tcW w:type="dxa" w:w="864"/>
+          </w:tcPr>
+          <w:p/>
+        </w:tc>
+        <w:tc>
+          <w:tcPr>
+            <w:tcW w:type="dxa" w:w="864"/>
+          </w:tcPr>
+          <w:p/>
+        </w:tc>
+        <w:tc>
+          <w:tcPr>
+            <w:tcW w:type="dxa" w:w="864"/>
+          </w:tcPr>
+          <w:p/>
+        </w:tc>
+        <w:tc>
+          <w:tcPr>
+            <w:tcW w:type="dxa" w:w="864"/>
+          </w:tcPr>
+          <w:p/>
+        </w:tc>
+        <w:tc>
+          <w:tcPr>
+            <w:tcW w:type="dxa" w:w="864"/>
+          </w:tcPr>
+          <w:p/>
+        </w:tc>
+        <w:tc>
+          <w:tcPr>
+            <w:tcW w:type="dxa" w:w="864"/>
+          </w:tcPr>
+          <w:p/>
+        </w:tc>
+        <w:tc>
+          <w:tcPr>
+            <w:tcW w:type="dxa" w:w="864"/>
+          </w:tcPr>
+          <w:p/>
+        </w:tc>
+        <w:tc>
+          <w:tcPr>
+            <w:tcW w:type="dxa" w:w="864"/>
+          </w:tcPr>
+          <w:p/>
+        </w:tc>
+        <w:tc>
+          <w:tcPr>
+            <w:tcW w:type="dxa" w:w="864"/>
+          </w:tcPr>
+          <w:p/>
+        </w:tc>
+        <w:tc>
+          <w:tcPr>
+            <w:tcW w:type="dxa" w:w="864"/>
+          </w:tcPr>
+          <w:p/>
+        </w:tc>
+      </w:tr>
+      <w:tr>
+        <w:tc>
+          <w:tcPr>
+            <w:tcW w:type="dxa" w:w="864"/>
+          </w:tcPr>
+          <w:p/>
+        </w:tc>
+        <w:tc>
+          <w:tcPr>
+            <w:tcW w:type="dxa" w:w="864"/>
+          </w:tcPr>
+          <w:p/>
+        </w:tc>
+        <w:tc>
+          <w:tcPr>
+            <w:tcW w:type="dxa" w:w="864"/>
+          </w:tcPr>
+          <w:p/>
+        </w:tc>
+        <w:tc>
+          <w:tcPr>
+            <w:tcW w:type="dxa" w:w="864"/>
+          </w:tcPr>
+          <w:p/>
+        </w:tc>
+        <w:tc>
+          <w:tcPr>
+            <w:tcW w:type="dxa" w:w="864"/>
+          </w:tcPr>
+          <w:p/>
+        </w:tc>
+        <w:tc>
+          <w:tcPr>
+            <w:tcW w:type="dxa" w:w="864"/>
+          </w:tcPr>
+          <w:p/>
+        </w:tc>
+        <w:tc>
+          <w:tcPr>
+            <w:tcW w:type="dxa" w:w="864"/>
+          </w:tcPr>
+          <w:p/>
+        </w:tc>
+        <w:tc>
+          <w:tcPr>
+            <w:tcW w:type="dxa" w:w="864"/>
+          </w:tcPr>
+          <w:p/>
+        </w:tc>
+        <w:tc>
+          <w:tcPr>
+            <w:tcW w:type="dxa" w:w="864"/>
+          </w:tcPr>
+          <w:p/>
+        </w:tc>
+        <w:tc>
+          <w:tcPr>
+            <w:tcW w:type="dxa" w:w="864"/>
+          </w:tcPr>
+          <w:p/>
+        </w:tc>
+      </w:tr>
+      <w:tr>
+        <w:tc>
+          <w:tcPr>
+            <w:tcW w:type="dxa" w:w="864"/>
+          </w:tcPr>
+          <w:p/>
+        </w:tc>
+        <w:tc>
+          <w:tcPr>
+            <w:tcW w:type="dxa" w:w="864"/>
+          </w:tcPr>
+          <w:p/>
+        </w:tc>
+        <w:tc>
+          <w:tcPr>
+            <w:tcW w:type="dxa" w:w="864"/>
+          </w:tcPr>
+          <w:p/>
+        </w:tc>
+        <w:tc>
+          <w:tcPr>
+            <w:tcW w:type="dxa" w:w="864"/>
+          </w:tcPr>
+          <w:p/>
+        </w:tc>
+        <w:tc>
+          <w:tcPr>
+            <w:tcW w:type="dxa" w:w="864"/>
+          </w:tcPr>
+          <w:p/>
+        </w:tc>
+        <w:tc>
+          <w:tcPr>
+            <w:tcW w:type="dxa" w:w="864"/>
+          </w:tcPr>
+          <w:p/>
+        </w:tc>
+        <w:tc>
+          <w:tcPr>
+            <w:tcW w:type="dxa" w:w="864"/>
+          </w:tcPr>
+          <w:p/>
+        </w:tc>
+        <w:tc>
+          <w:tcPr>
+            <w:tcW w:type="dxa" w:w="864"/>
+          </w:tcPr>
+          <w:p/>
+        </w:tc>
+        <w:tc>
+          <w:tcPr>
+            <w:tcW w:type="dxa" w:w="864"/>
+          </w:tcPr>
+          <w:p/>
+        </w:tc>
+        <w:tc>
+          <w:tcPr>
+            <w:tcW w:type="dxa" w:w="864"/>
+          </w:tcPr>
+          <w:p/>
+        </w:tc>
+      </w:tr>
+      <w:tr>
+        <w:tc>
+          <w:tcPr>
+            <w:tcW w:type="dxa" w:w="864"/>
+          </w:tcPr>
+          <w:p/>
+        </w:tc>
+        <w:tc>
+          <w:tcPr>
+            <w:tcW w:type="dxa" w:w="864"/>
+          </w:tcPr>
+          <w:p/>
+        </w:tc>
+        <w:tc>
+          <w:tcPr>
+            <w:tcW w:type="dxa" w:w="864"/>
+          </w:tcPr>
+          <w:p/>
+        </w:tc>
+        <w:tc>
+          <w:tcPr>
+            <w:tcW w:type="dxa" w:w="864"/>
+          </w:tcPr>
+          <w:p/>
+        </w:tc>
+        <w:tc>
+          <w:tcPr>
+            <w:tcW w:type="dxa" w:w="864"/>
+          </w:tcPr>
+          <w:p/>
+        </w:tc>
+        <w:tc>
+          <w:tcPr>
+            <w:tcW w:type="dxa" w:w="864"/>
+          </w:tcPr>
+          <w:p/>
+        </w:tc>
+        <w:tc>
+          <w:tcPr>
+            <w:tcW w:type="dxa" w:w="864"/>
+          </w:tcPr>
+          <w:p/>
+        </w:tc>
+        <w:tc>
+          <w:tcPr>
+            <w:tcW w:type="dxa" w:w="864"/>
+          </w:tcPr>
+          <w:p/>
+        </w:tc>
+        <w:tc>
+          <w:tcPr>
+            <w:tcW w:type="dxa" w:w="864"/>
+          </w:tcPr>
+          <w:p/>
+        </w:tc>
+        <w:tc>
+          <w:tcPr>
+            <w:tcW w:type="dxa" w:w="864"/>
+          </w:tcPr>
+          <w:p/>
+        </w:tc>
+      </w:tr>
+      <w:tr>
+        <w:tc>
+          <w:tcPr>
+            <w:tcW w:type="dxa" w:w="864"/>
+          </w:tcPr>
+          <w:p/>
+        </w:tc>
+        <w:tc>
+          <w:tcPr>
+            <w:tcW w:type="dxa" w:w="864"/>
+          </w:tcPr>
+          <w:p/>
+        </w:tc>
+        <w:tc>
+          <w:tcPr>
+            <w:tcW w:type="dxa" w:w="864"/>
+          </w:tcPr>
+          <w:p/>
+        </w:tc>
+        <w:tc>
+          <w:tcPr>
+            <w:tcW w:type="dxa" w:w="864"/>
+          </w:tcPr>
+          <w:p/>
+        </w:tc>
+        <w:tc>
+          <w:tcPr>
+            <w:tcW w:type="dxa" w:w="864"/>
+          </w:tcPr>
+          <w:p/>
+        </w:tc>
+        <w:tc>
+          <w:tcPr>
+            <w:tcW w:type="dxa" w:w="864"/>
+          </w:tcPr>
+          <w:p/>
+        </w:tc>
+        <w:tc>
+          <w:tcPr>
+            <w:tcW w:type="dxa" w:w="864"/>
+          </w:tcPr>
+          <w:p/>
+        </w:tc>
+        <w:tc>
+          <w:tcPr>
+            <w:tcW w:type="dxa" w:w="864"/>
+          </w:tcPr>
+          <w:p/>
+        </w:tc>
+        <w:tc>
+          <w:tcPr>
+            <w:tcW w:type="dxa" w:w="864"/>
+          </w:tcPr>
+          <w:p/>
+        </w:tc>
+        <w:tc>
+          <w:tcPr>
+            <w:tcW w:type="dxa" w:w="864"/>
+          </w:tcPr>
+          <w:p/>
+        </w:tc>
+      </w:tr>
+      <w:tr>
+        <w:tc>
+          <w:tcPr>
+            <w:tcW w:type="dxa" w:w="864"/>
+          </w:tcPr>
+          <w:p>
+            <w:r>
+              <w:rPr>
+                <w:b w:val="0"/>
+              </w:rPr>
+              <w:t>{#ds_co_dong_sang_lap_ctcp}{_stt}</w:t>
+            </w:r>
+          </w:p>
+        </w:tc>
+        <w:tc>
+          <w:tcPr>
+            <w:tcW w:type="dxa" w:w="864"/>
+          </w:tcPr>
+          <w:p>
+            <w:r>
+              <w:rPr>
+                <w:b w:val="0"/>
+              </w:rPr>
+              <w:t>{ten_co_dong}</w:t>
+            </w:r>
+          </w:p>
+        </w:tc>
+        <w:tc>
+          <w:tcPr>
+            <w:tcW w:type="dxa" w:w="864"/>
+          </w:tcPr>
+          <w:p>
+            <w:r>
+              <w:rPr>
+                <w:b w:val="0"/>
+              </w:rPr>
+              <w:t>{quoc_tich}</w:t>
+            </w:r>
+          </w:p>
+        </w:tc>
+        <w:tc>
+          <w:tcPr>
+            <w:tcW w:type="dxa" w:w="864"/>
+          </w:tcPr>
+          <w:p>
+            <w:r>
+              <w:rPr>
+                <w:b w:val="0"/>
+              </w:rPr>
+              <w:t>{so_gtpl}</w:t>
+            </w:r>
+          </w:p>
+        </w:tc>
+        <w:tc>
+          <w:tcPr>
+            <w:tcW w:type="dxa" w:w="864"/>
+          </w:tcPr>
+          <w:p>
+            <w:r>
+              <w:rPr>
+                <w:b w:val="0"/>
+              </w:rPr>
+              <w:t>{dia_chi_lien_lac}</w:t>
+            </w:r>
+          </w:p>
+        </w:tc>
+        <w:tc>
+          <w:tcPr>
+            <w:tcW w:type="dxa" w:w="864"/>
+          </w:tcPr>
+          <w:p>
+            <w:r>
+              <w:rPr>
+                <w:b w:val="0"/>
+              </w:rPr>
+              <w:t>{loai_co_phan}</w:t>
+            </w:r>
+          </w:p>
+        </w:tc>
+        <w:tc>
+          <w:tcPr>
+            <w:tcW w:type="dxa" w:w="864"/>
+          </w:tcPr>
+          <w:p>
+            <w:r>
+              <w:rPr>
+                <w:b w:val="0"/>
+              </w:rPr>
+              <w:t>{so_co_phan}</w:t>
+            </w:r>
+          </w:p>
+        </w:tc>
+        <w:tc>
+          <w:tcPr>
+            <w:tcW w:type="dxa" w:w="864"/>
+          </w:tcPr>
+          <w:p>
+            <w:r>
+              <w:rPr>
+                <w:b w:val="0"/>
+              </w:rPr>
+              <w:t>{gia_tri_co_phan}</w:t>
+            </w:r>
+          </w:p>
+        </w:tc>
+        <w:tc>
+          <w:tcPr>
+            <w:tcW w:type="dxa" w:w="864"/>
+          </w:tcPr>
+          <w:p>
+            <w:r>
+              <w:rPr>
+                <w:b w:val="0"/>
+              </w:rPr>
+              <w:t>{ty_le}</w:t>
+            </w:r>
+          </w:p>
+        </w:tc>
+        <w:tc>
+          <w:tcPr>
+            <w:tcW w:type="dxa" w:w="864"/>
+          </w:tcPr>
+          <w:p>
+            <w:r>
+              <w:rPr>
+                <w:b w:val="0"/>
+              </w:rPr>
+              <w:t>{ghi_chu}{/ds_co_dong_sang_lap_ctcp}</w:t>
+            </w:r>
+          </w:p>
+        </w:tc>
+      </w:tr>
+    </w:tbl>
+    <w:p/>
+    <w:p>
+      <w:pPr>
+        <w:spacing w:before="120"/>
+      </w:pPr>
+      <w:r>
+        <w:rPr>
+          <w:rFonts w:ascii="Arial" w:hAnsi="Arial" w:cs="Arial"/>
+          <w:sz w:val="24"/>
+          <w:sz-cs w:val="24"/>
+        </w:rPr>
+        <w:t>8. Cổ đông là nhà đầu tư nước ngoài:</w:t>
+      </w:r>
+      <w:r>
+        <w:rPr>
+          <w:rFonts w:ascii="Arial" w:hAnsi="Arial" w:cs="Arial"/>
+          <w:sz w:val="24"/>
+          <w:sz-cs w:val="24"/>
+          <w:i/>
+        </w:rPr>
+      </w:r>
+      <w:r>
+        <w:rPr>
+          <w:rFonts w:ascii="Arial" w:hAnsi="Arial" w:cs="Arial"/>
+          <w:sz w:val="24"/>
+          <w:sz-cs w:val="24"/>
+        </w:rPr>
+      </w:r>
+      <w:r>
+        <w:rPr>
+          <w:rFonts w:ascii="Arial" w:hAnsi="Arial" w:cs="Arial"/>
+          <w:sz w:val="24"/>
+          <w:sz-cs w:val="24"/>
+          <w:i/>
+        </w:rPr>
+      </w:r>
+      <w:r>
+        <w:rPr>
+          <w:rFonts w:ascii="Arial" w:hAnsi="Arial" w:cs="Arial"/>
+          <w:sz w:val="24"/>
+          <w:sz-cs w:val="24"/>
+        </w:rPr>
+      </w:r>
+      <w:r>
+        <w:rPr>
+          <w:rFonts w:ascii="Arial" w:hAnsi="Arial" w:cs="Arial"/>
+          <w:sz w:val="24"/>
+          <w:sz-cs w:val="24"/>
+          <w:i/>
+        </w:rPr>
+      </w:r>
+      <w:r>
+        <w:rPr>
+          <w:rFonts w:ascii="Arial" w:hAnsi="Arial" w:cs="Arial"/>
+          <w:sz w:val="24"/>
+          <w:sz-cs w:val="24"/>
+        </w:rPr>
+      </w:r>
+      <w:r>
+        <w:rPr>
+          <w:rFonts w:ascii="Arial" w:hAnsi="Arial" w:cs="Arial"/>
+          <w:sz w:val="24"/>
+          <w:sz-cs w:val="24"/>
+          <w:vertAlign w:val="superscript"/>
+        </w:rPr>
+      </w:r>
+      <w:r>
+        <w:rPr>
+          <w:rFonts w:ascii="Arial" w:hAnsi="Arial" w:cs="Arial"/>
+          <w:sz w:val="24"/>
+          <w:sz-cs w:val="24"/>
+        </w:rPr>
+      </w:r>
+      <w:r>
+        <w:rPr>
+          <w:rFonts w:ascii="Arial" w:hAnsi="Arial" w:cs="Arial"/>
+          <w:sz w:val="24"/>
+          <w:sz-cs w:val="24"/>
+        </w:rPr>
+      </w:r>
+      <w:r>
+        <w:rPr>
+          <w:rFonts w:ascii="Arial" w:hAnsi="Arial" w:cs="Arial"/>
+          <w:sz w:val="24"/>
+          <w:sz-cs w:val="24"/>
+        </w:rPr>
+      </w:r>
+      <w:r>
+        <w:rPr>
+          <w:rFonts w:ascii="Arial" w:hAnsi="Arial" w:cs="Arial"/>
+          <w:sz w:val="24"/>
+          <w:sz-cs w:val="24"/>
+          <w:b/>
+        </w:rPr>
+      </w:r>
+      <w:r>
+        <w:rPr>
+          <w:rFonts w:ascii="Arial" w:hAnsi="Arial" w:cs="Arial"/>
+          <w:sz w:val="24"/>
+          <w:sz-cs w:val="24"/>
+          <w:i/>
+        </w:rPr>
+      </w:r>
+    </w:p>
+    <w:tbl xmlns:ns8="urn:orca:p1a-temp" xmlns:ns9="urn:orca:p1b-temp">
+      <w:tblPr>
+        <w:tblW w:type="auto" w:w="0"/>
+        <w:tblLook w:firstColumn="1" w:firstRow="1" w:lastColumn="0" w:lastRow="0" w:noHBand="0" w:noVBand="1" w:val="04A0"/>
+        <w:tblBorders>
+          <w:top w:val="single" w:sz="4" w:color="000000"/>
+          <w:left w:val="single" w:sz="4" w:color="000000"/>
+          <w:bottom w:val="single" w:sz="4" w:color="000000"/>
+          <w:right w:val="single" w:sz="4" w:color="000000"/>
+          <w:insideH w:val="single" w:sz="4" w:color="000000"/>
+          <w:insideV w:val="single" w:sz="4" w:color="000000"/>
+        </w:tblBorders>
+      </w:tblPr>
+      <w:tblGrid>
+        <w:gridCol w:w="864"/>
+        <w:gridCol w:w="864"/>
+        <w:gridCol w:w="864"/>
+        <w:gridCol w:w="864"/>
+        <w:gridCol w:w="864"/>
+        <w:gridCol w:w="864"/>
+        <w:gridCol w:w="864"/>
+        <w:gridCol w:w="864"/>
+        <w:gridCol w:w="864"/>
+        <w:gridCol w:w="864"/>
+      </w:tblGrid>
+      <w:tr>
+        <w:tc>
+          <w:tcPr>
+            <w:tcW w:type="dxa" w:w="864"/>
+          </w:tcPr>
+          <w:p>
+            <w:r>
+              <w:rPr>
+                <w:b/>
+              </w:rPr>
+              <w:t>STT</w:t>
+            </w:r>
+          </w:p>
+        </w:tc>
+        <w:tc>
+          <w:tcPr>
+            <w:tcW w:type="dxa" w:w="864"/>
+          </w:tcPr>
+          <w:p>
+            <w:r>
+              <w:rPr>
+                <w:b/>
+              </w:rPr>
+              <w:t>Tên cổ đông</w:t>
+            </w:r>
+          </w:p>
+        </w:tc>
+        <w:tc>
+          <w:tcPr>
+            <w:tcW w:type="dxa" w:w="864"/>
+          </w:tcPr>
+          <w:p>
+            <w:r>
+              <w:rPr>
+                <w:b/>
+              </w:rPr>
+              <w:t>Quốc tịch</w:t>
+            </w:r>
+          </w:p>
+        </w:tc>
+        <w:tc>
+          <w:tcPr>
+            <w:tcW w:type="dxa" w:w="864"/>
+          </w:tcPr>
+          <w:p>
+            <w:r>
+              <w:rPr>
+                <w:b/>
+              </w:rPr>
+              <w:t>Số Giấy tờ pháp lý của cá nhân/tổ chức</w:t>
+            </w:r>
+          </w:p>
+        </w:tc>
+        <w:tc>
+          <w:tcPr>
+            <w:tcW w:type="dxa" w:w="864"/>
+          </w:tcPr>
+          <w:p>
+            <w:r>
+              <w:rPr>
+                <w:b/>
+              </w:rPr>
+              <w:t>Địa chỉ liên lạc đối với cá nhân; địa chỉ trụ sở chính đối với tổ chức</w:t>
+            </w:r>
+          </w:p>
+        </w:tc>
+        <w:tc>
+          <w:tcPr>
+            <w:tcW w:type="dxa" w:w="864"/>
+          </w:tcPr>
+          <w:p>
+            <w:r>
+              <w:rPr>
+                <w:b/>
+              </w:rPr>
+              <w:t>Loại cổ phần</w:t>
+            </w:r>
+          </w:p>
+        </w:tc>
+        <w:tc>
+          <w:tcPr>
+            <w:tcW w:type="dxa" w:w="864"/>
+          </w:tcPr>
+          <w:p>
+            <w:r>
+              <w:rPr>
+                <w:b/>
+              </w:rPr>
+              <w:t>Số cổ phần</w:t>
+            </w:r>
+          </w:p>
+        </w:tc>
+        <w:tc>
+          <w:tcPr>
+            <w:tcW w:type="dxa" w:w="864"/>
+          </w:tcPr>
+          <w:p>
+            <w:r>
+              <w:rPr>
+                <w:b/>
+              </w:rPr>
+              <w:t>Giá trị cổ phần (VNĐ và giá trị tương đương theo đơn vị tiền nước ngoài, nếu có)</w:t>
+            </w:r>
+          </w:p>
+        </w:tc>
+        <w:tc>
+          <w:tcPr>
+            <w:tcW w:type="dxa" w:w="864"/>
+          </w:tcPr>
+          <w:p>
+            <w:r>
+              <w:rPr>
+                <w:b/>
+              </w:rPr>
+              <w:t>Tỷ lệ (%)</w:t>
+            </w:r>
+          </w:p>
+        </w:tc>
+        <w:tc>
+          <w:tcPr>
+            <w:tcW w:type="dxa" w:w="864"/>
+          </w:tcPr>
+          <w:p>
+            <w:r>
+              <w:rPr>
+                <w:b/>
+              </w:rPr>
+              <w:t>Ghi chú (nếu có)</w:t>
+            </w:r>
+          </w:p>
+        </w:tc>
+      </w:tr>
+      <w:tr>
+        <w:tc>
+          <w:tcPr>
+            <w:tcW w:type="dxa" w:w="864"/>
+          </w:tcPr>
+          <w:p/>
+        </w:tc>
+        <w:tc>
+          <w:tcPr>
+            <w:tcW w:type="dxa" w:w="864"/>
+          </w:tcPr>
+          <w:p/>
+        </w:tc>
+        <w:tc>
+          <w:tcPr>
+            <w:tcW w:type="dxa" w:w="864"/>
+          </w:tcPr>
+          <w:p/>
+        </w:tc>
+        <w:tc>
+          <w:tcPr>
+            <w:tcW w:type="dxa" w:w="864"/>
+          </w:tcPr>
+          <w:p/>
+        </w:tc>
+        <w:tc>
+          <w:tcPr>
+            <w:tcW w:type="dxa" w:w="864"/>
+          </w:tcPr>
+          <w:p/>
+        </w:tc>
+        <w:tc>
+          <w:tcPr>
+            <w:tcW w:type="dxa" w:w="864"/>
+          </w:tcPr>
+          <w:p/>
+        </w:tc>
+        <w:tc>
+          <w:tcPr>
+            <w:tcW w:type="dxa" w:w="864"/>
+          </w:tcPr>
+          <w:p/>
+        </w:tc>
+        <w:tc>
+          <w:tcPr>
+            <w:tcW w:type="dxa" w:w="864"/>
+          </w:tcPr>
+          <w:p/>
+        </w:tc>
+        <w:tc>
+          <w:tcPr>
+            <w:tcW w:type="dxa" w:w="864"/>
+          </w:tcPr>
+          <w:p/>
+        </w:tc>
+        <w:tc>
+          <w:tcPr>
+            <w:tcW w:type="dxa" w:w="864"/>
+          </w:tcPr>
+          <w:p/>
+        </w:tc>
+      </w:tr>
+      <w:tr>
+        <w:tc>
+          <w:tcPr>
+            <w:tcW w:type="dxa" w:w="864"/>
+          </w:tcPr>
+          <w:p/>
+        </w:tc>
+        <w:tc>
+          <w:tcPr>
+            <w:tcW w:type="dxa" w:w="864"/>
+          </w:tcPr>
+          <w:p/>
+        </w:tc>
+        <w:tc>
+          <w:tcPr>
+            <w:tcW w:type="dxa" w:w="864"/>
+          </w:tcPr>
+          <w:p/>
+        </w:tc>
+        <w:tc>
+          <w:tcPr>
+            <w:tcW w:type="dxa" w:w="864"/>
+          </w:tcPr>
+          <w:p/>
+        </w:tc>
+        <w:tc>
+          <w:tcPr>
+            <w:tcW w:type="dxa" w:w="864"/>
+          </w:tcPr>
+          <w:p/>
+        </w:tc>
+        <w:tc>
+          <w:tcPr>
+            <w:tcW w:type="dxa" w:w="864"/>
+          </w:tcPr>
+          <w:p/>
+        </w:tc>
+        <w:tc>
+          <w:tcPr>
+            <w:tcW w:type="dxa" w:w="864"/>
+          </w:tcPr>
+          <w:p/>
+        </w:tc>
+        <w:tc>
+          <w:tcPr>
+            <w:tcW w:type="dxa" w:w="864"/>
+          </w:tcPr>
+          <w:p/>
+        </w:tc>
+        <w:tc>
+          <w:tcPr>
+            <w:tcW w:type="dxa" w:w="864"/>
+          </w:tcPr>
+          <w:p/>
+        </w:tc>
+        <w:tc>
+          <w:tcPr>
+            <w:tcW w:type="dxa" w:w="864"/>
+          </w:tcPr>
+          <w:p/>
+        </w:tc>
+      </w:tr>
+      <w:tr>
+        <w:tc>
+          <w:tcPr>
+            <w:tcW w:type="dxa" w:w="864"/>
+          </w:tcPr>
+          <w:p/>
+        </w:tc>
+        <w:tc>
+          <w:tcPr>
+            <w:tcW w:type="dxa" w:w="864"/>
+          </w:tcPr>
+          <w:p/>
+        </w:tc>
+        <w:tc>
+          <w:tcPr>
+            <w:tcW w:type="dxa" w:w="864"/>
+          </w:tcPr>
+          <w:p/>
+        </w:tc>
+        <w:tc>
+          <w:tcPr>
+            <w:tcW w:type="dxa" w:w="864"/>
+          </w:tcPr>
+          <w:p/>
+        </w:tc>
+        <w:tc>
+          <w:tcPr>
+            <w:tcW w:type="dxa" w:w="864"/>
+          </w:tcPr>
+          <w:p/>
+        </w:tc>
+        <w:tc>
+          <w:tcPr>
+            <w:tcW w:type="dxa" w:w="864"/>
+          </w:tcPr>
+          <w:p/>
+        </w:tc>
+        <w:tc>
+          <w:tcPr>
+            <w:tcW w:type="dxa" w:w="864"/>
+          </w:tcPr>
+          <w:p/>
+        </w:tc>
+        <w:tc>
+          <w:tcPr>
+            <w:tcW w:type="dxa" w:w="864"/>
+          </w:tcPr>
+          <w:p/>
+        </w:tc>
+        <w:tc>
+          <w:tcPr>
+            <w:tcW w:type="dxa" w:w="864"/>
+          </w:tcPr>
+          <w:p/>
+        </w:tc>
+        <w:tc>
+          <w:tcPr>
+            <w:tcW w:type="dxa" w:w="864"/>
+          </w:tcPr>
+          <w:p/>
+        </w:tc>
+      </w:tr>
+      <w:tr>
+        <w:tc>
+          <w:tcPr>
+            <w:tcW w:type="dxa" w:w="864"/>
+          </w:tcPr>
+          <w:p/>
+        </w:tc>
+        <w:tc>
+          <w:tcPr>
+            <w:tcW w:type="dxa" w:w="864"/>
+          </w:tcPr>
+          <w:p/>
+        </w:tc>
+        <w:tc>
+          <w:tcPr>
+            <w:tcW w:type="dxa" w:w="864"/>
+          </w:tcPr>
+          <w:p/>
+        </w:tc>
+        <w:tc>
+          <w:tcPr>
+            <w:tcW w:type="dxa" w:w="864"/>
+          </w:tcPr>
+          <w:p/>
+        </w:tc>
+        <w:tc>
+          <w:tcPr>
+            <w:tcW w:type="dxa" w:w="864"/>
+          </w:tcPr>
+          <w:p/>
+        </w:tc>
+        <w:tc>
+          <w:tcPr>
+            <w:tcW w:type="dxa" w:w="864"/>
+          </w:tcPr>
+          <w:p/>
+        </w:tc>
+        <w:tc>
+          <w:tcPr>
+            <w:tcW w:type="dxa" w:w="864"/>
+          </w:tcPr>
+          <w:p/>
+        </w:tc>
+        <w:tc>
+          <w:tcPr>
+            <w:tcW w:type="dxa" w:w="864"/>
+          </w:tcPr>
+          <w:p/>
+        </w:tc>
+        <w:tc>
+          <w:tcPr>
+            <w:tcW w:type="dxa" w:w="864"/>
+          </w:tcPr>
+          <w:p/>
+        </w:tc>
+        <w:tc>
+          <w:tcPr>
+            <w:tcW w:type="dxa" w:w="864"/>
+          </w:tcPr>
+          <w:p/>
+        </w:tc>
+      </w:tr>
+      <w:tr>
+        <w:tc>
+          <w:tcPr>
+            <w:tcW w:type="dxa" w:w="864"/>
+          </w:tcPr>
+          <w:p/>
+        </w:tc>
+        <w:tc>
+          <w:tcPr>
+            <w:tcW w:type="dxa" w:w="864"/>
+          </w:tcPr>
+          <w:p/>
+        </w:tc>
+        <w:tc>
+          <w:tcPr>
+            <w:tcW w:type="dxa" w:w="864"/>
+          </w:tcPr>
+          <w:p/>
+        </w:tc>
+        <w:tc>
+          <w:tcPr>
+            <w:tcW w:type="dxa" w:w="864"/>
+          </w:tcPr>
+          <w:p/>
+        </w:tc>
+        <w:tc>
+          <w:tcPr>
+            <w:tcW w:type="dxa" w:w="864"/>
+          </w:tcPr>
+          <w:p/>
+        </w:tc>
+        <w:tc>
+          <w:tcPr>
+            <w:tcW w:type="dxa" w:w="864"/>
+          </w:tcPr>
+          <w:p/>
+        </w:tc>
+        <w:tc>
+          <w:tcPr>
+            <w:tcW w:type="dxa" w:w="864"/>
+          </w:tcPr>
+          <w:p/>
+        </w:tc>
+        <w:tc>
+          <w:tcPr>
+            <w:tcW w:type="dxa" w:w="864"/>
+          </w:tcPr>
+          <w:p/>
+        </w:tc>
+        <w:tc>
+          <w:tcPr>
+            <w:tcW w:type="dxa" w:w="864"/>
+          </w:tcPr>
+          <w:p/>
+        </w:tc>
+        <w:tc>
+          <w:tcPr>
+            <w:tcW w:type="dxa" w:w="864"/>
+          </w:tcPr>
+          <w:p/>
+        </w:tc>
+      </w:tr>
+      <w:tr>
+        <w:tc>
+          <w:tcPr>
+            <w:tcW w:type="dxa" w:w="864"/>
+          </w:tcPr>
+          <w:p>
+            <w:r>
+              <w:rPr>
+                <w:b w:val="0"/>
+              </w:rPr>
+              <w:t>{#ds_co_dong_nuoc_ngoai_ctcp}{_stt}</w:t>
+            </w:r>
+          </w:p>
+        </w:tc>
+        <w:tc>
+          <w:tcPr>
+            <w:tcW w:type="dxa" w:w="864"/>
+          </w:tcPr>
+          <w:p>
+            <w:r>
+              <w:rPr>
+                <w:b w:val="0"/>
+              </w:rPr>
+              <w:t>{ten_co_dong}</w:t>
+            </w:r>
+          </w:p>
+        </w:tc>
+        <w:tc>
+          <w:tcPr>
+            <w:tcW w:type="dxa" w:w="864"/>
+          </w:tcPr>
+          <w:p>
+            <w:r>
+              <w:rPr>
+                <w:b w:val="0"/>
+              </w:rPr>
+              <w:t>{quoc_tich}</w:t>
+            </w:r>
+          </w:p>
+        </w:tc>
+        <w:tc>
+          <w:tcPr>
+            <w:tcW w:type="dxa" w:w="864"/>
+          </w:tcPr>
+          <w:p>
+            <w:r>
+              <w:rPr>
+                <w:b w:val="0"/>
+              </w:rPr>
+              <w:t>{so_gtpl}</w:t>
+            </w:r>
+          </w:p>
+        </w:tc>
+        <w:tc>
+          <w:tcPr>
+            <w:tcW w:type="dxa" w:w="864"/>
+          </w:tcPr>
+          <w:p>
+            <w:r>
+              <w:rPr>
+                <w:b w:val="0"/>
+              </w:rPr>
+              <w:t>{dia_chi_lien_lac}</w:t>
+            </w:r>
+          </w:p>
+        </w:tc>
+        <w:tc>
+          <w:tcPr>
+            <w:tcW w:type="dxa" w:w="864"/>
+          </w:tcPr>
+          <w:p>
+            <w:r>
+              <w:rPr>
+                <w:b w:val="0"/>
+              </w:rPr>
+              <w:t>{loai_co_phan}</w:t>
+            </w:r>
+          </w:p>
+        </w:tc>
+        <w:tc>
+          <w:tcPr>
+            <w:tcW w:type="dxa" w:w="864"/>
+          </w:tcPr>
+          <w:p>
+            <w:r>
+              <w:rPr>
+                <w:b w:val="0"/>
+              </w:rPr>
+              <w:t>{so_co_phan}</w:t>
+            </w:r>
+          </w:p>
+        </w:tc>
+        <w:tc>
+          <w:tcPr>
+            <w:tcW w:type="dxa" w:w="864"/>
+          </w:tcPr>
+          <w:p>
+            <w:r>
+              <w:rPr>
+                <w:b w:val="0"/>
+              </w:rPr>
+              <w:t>{gia_tri_co_phan}</w:t>
+            </w:r>
+          </w:p>
+        </w:tc>
+        <w:tc>
+          <w:tcPr>
+            <w:tcW w:type="dxa" w:w="864"/>
+          </w:tcPr>
+          <w:p>
+            <w:r>
+              <w:rPr>
+                <w:b w:val="0"/>
+              </w:rPr>
+              <w:t>{ty_le}</w:t>
+            </w:r>
+          </w:p>
+        </w:tc>
+        <w:tc>
+          <w:tcPr>
+            <w:tcW w:type="dxa" w:w="864"/>
+          </w:tcPr>
+          <w:p>
+            <w:r>
+              <w:rPr>
+                <w:b w:val="0"/>
+              </w:rPr>
+              <w:t>{ghi_chu}{/ds_co_dong_nuoc_ngoai_ctcp}</w:t>
+            </w:r>
+          </w:p>
+        </w:tc>
+      </w:tr>
+    </w:tbl>
+    <w:p/>
+    <w:p>
+      <w:pPr>
+        <w:spacing w:before="120"/>
+      </w:pPr>
+      <w:r>
+        <w:rPr>
+          <w:rFonts w:ascii="Arial" w:hAnsi="Arial" w:cs="Arial"/>
+          <w:sz w:val="24"/>
+          <w:sz-cs w:val="24"/>
+        </w:rPr>
+        <w:t xml:space="preserve">(</w:t>
+      </w:r>
+      <w:r>
+        <w:rPr>
+          <w:rFonts w:ascii="Arial" w:hAnsi="Arial" w:cs="Arial"/>
+          <w:sz w:val="24"/>
+          <w:sz-cs w:val="24"/>
+          <w:i/>
+        </w:rPr>
+        <w:t xml:space="preserve">VNĐ và giá trị tương đương theo đơn vị tiền nước ngoài, nếu có</w:t>
+      </w:r>
+      <w:r>
+        <w:rPr>
+          <w:rFonts w:ascii="Arial" w:hAnsi="Arial" w:cs="Arial"/>
+          <w:sz w:val="24"/>
+          <w:sz-cs w:val="24"/>
+        </w:rPr>
+        <w:t xml:space="preserve">)</w:t>
+      </w:r>
+      <w:r>
+        <w:rPr>
+          <w:rFonts w:ascii="Arial" w:hAnsi="Arial" w:cs="Arial"/>
+          <w:sz w:val="24"/>
+          <w:sz-cs w:val="24"/>
+          <w:i/>
+        </w:rPr>
+        <w:t xml:space="preserve"/>
+      </w:r>
+      <w:r>
+        <w:rPr>
+          <w:rFonts w:ascii="Arial" w:hAnsi="Arial" w:cs="Arial"/>
+          <w:sz w:val="24"/>
+          <w:sz-cs w:val="24"/>
+        </w:rPr>
+        <w:t xml:space="preserve">Tỷ lệ (</w:t>
+      </w:r>
+      <w:r>
+        <w:rPr>
+          <w:rFonts w:ascii="Arial" w:hAnsi="Arial" w:cs="Arial"/>
+          <w:sz w:val="24"/>
+          <w:sz-cs w:val="24"/>
+          <w:i/>
+        </w:rPr>
+        <w:t xml:space="preserve">%</w:t>
+      </w:r>
+      <w:r>
+        <w:rPr>
+          <w:rFonts w:ascii="Arial" w:hAnsi="Arial" w:cs="Arial"/>
+          <w:sz w:val="24"/>
+          <w:sz-cs w:val="24"/>
+        </w:rPr>
+        <w:t xml:space="preserve">)Ghi chú (nếu có)</w:t>
+      </w:r>
+      <w:r>
+        <w:rPr>
+          <w:rFonts w:ascii="Arial" w:hAnsi="Arial" w:cs="Arial"/>
+          <w:sz w:val="24"/>
+          <w:sz-cs w:val="24"/>
+          <w:vertAlign w:val="superscript"/>
+        </w:rPr>
+        <w:t xml:space="preserve"/>
+      </w:r>
+      <w:r>
+        <w:rPr>
+          <w:rFonts w:ascii="Arial" w:hAnsi="Arial" w:cs="Arial"/>
+          <w:sz w:val="24"/>
+          <w:sz-cs w:val="24"/>
+        </w:rPr>
+        <w:t xml:space="preserve"/>
+      </w:r>
+      <w:r>
+        <w:rPr>
+          <w:rFonts w:ascii="Arial" w:hAnsi="Arial" w:cs="Arial"/>
+          <w:sz w:val="24"/>
+          <w:sz-cs w:val="24"/>
+        </w:rPr>
+        <w:t xml:space="preserve"/>
+      </w:r>
+      <w:r>
+        <w:rPr>
+          <w:rFonts w:ascii="Arial" w:hAnsi="Arial" w:cs="Arial"/>
+          <w:sz w:val="24"/>
+          <w:sz-cs w:val="24"/>
+        </w:rPr>
+        <w:t xml:space="preserve"/>
+      </w:r>
+      <w:r>
+        <w:rPr>
+          <w:rFonts w:ascii="Arial" w:hAnsi="Arial" w:cs="Arial"/>
+          <w:sz w:val="24"/>
+          <w:sz-cs w:val="24"/>
+          <w:b/>
+        </w:rPr>
+        <w:t xml:space="preserve">9. Người đại diện theo pháp luật của công ty</w:t>
+      </w:r>
+      <w:r>
+        <w:rPr>
+          <w:rFonts w:ascii="Arial" w:hAnsi="Arial" w:cs="Arial"/>
+          <w:sz w:val="24"/>
+          <w:sz-cs w:val="24"/>
+          <w:b/>
+          <w:vertAlign w:val="superscript"/>
+        </w:rPr>
+        <w:t xml:space="preserve">3</w:t>
+      </w:r>
+      <w:r>
+        <w:rPr>
+          <w:rFonts w:ascii="Arial" w:hAnsi="Arial" w:cs="Arial"/>
+          <w:sz w:val="24"/>
+          <w:sz-cs w:val="24"/>
+          <w:b/>
+        </w:rPr>
+        <w:t xml:space="preserve">:</w:t>
+      </w:r>
+    </w:p>
+    <w:p>
+      <w:pPr>
+        <w:spacing w:before="120"/>
+      </w:pPr>
+      <w:r>
+        <w:rPr>
+          <w:rFonts w:ascii="Arial" w:hAnsi="Arial" w:cs="Arial"/>
+          <w:sz w:val="24"/>
+          <w:sz-cs w:val="24"/>
+        </w:rPr>
+        <w:t>- Họ, chữ đệm và tên (</w:t>
+      </w:r>
+      <w:r>
+        <w:rPr>
+          <w:rFonts w:ascii="Arial" w:hAnsi="Arial" w:cs="Arial"/>
+          <w:sz w:val="24"/>
+          <w:sz-cs w:val="24"/>
+          <w:i/>
+        </w:rPr>
+        <w:t>ghi bằng chữ in hoa</w:t>
+      </w:r>
+      <w:r>
+        <w:rPr>
+          <w:rFonts w:ascii="Arial" w:hAnsi="Arial" w:cs="Arial"/>
+          <w:sz w:val="24"/>
+          <w:sz-cs w:val="24"/>
+        </w:rPr>
+        <w:t>):{ndd.ho_ten}Giới tính:{ndd.gioi_tinh}</w:t>
+      </w:r>
+    </w:p>
+    <w:p>
+      <w:pPr>
+        <w:spacing w:before="120"/>
+      </w:pPr>
+      <w:r>
+        <w:rPr>
+          <w:rFonts w:ascii="Arial" w:hAnsi="Arial" w:cs="Arial"/>
+          <w:sz w:val="24"/>
+          <w:sz-cs w:val="24"/>
+        </w:rPr>
+        <w:t>Ngày, tháng, năm sinh: {ndd.ngay_sinh}/{ndd.thang_sinh}/{ndd.nam_sinh} Quốc tịch:{chu_hkd.quoc_tich}</w:t>
+      </w:r>
+    </w:p>
+    <w:p>
+      <w:pPr>
+        <w:spacing w:before="120"/>
+      </w:pPr>
+      <w:r>
+        <w:rPr>
+          <w:rFonts w:ascii="Arial" w:hAnsi="Arial" w:cs="Arial"/>
+          <w:sz w:val="24"/>
+          <w:sz-cs w:val="24"/>
+        </w:rPr>
+        <w:t>Số định danh cá nhân: {ndd.so_cccd}</w:t>
+      </w:r>
+    </w:p>
+    <w:p>
+      <w:pPr>
+        <w:spacing w:before="120"/>
+      </w:pPr>
+      <w:r>
+        <w:rPr>
+          <w:rFonts w:ascii="Arial" w:hAnsi="Arial" w:cs="Arial"/>
+          <w:sz w:val="24"/>
+          <w:sz-cs w:val="24"/>
+          <w:i/>
+        </w:rPr>
+        <w:t xml:space="preserve">(hoặc) </w:t>
+      </w:r>
+      <w:r>
+        <w:rPr>
+          <w:rFonts w:ascii="Arial" w:hAnsi="Arial" w:cs="Arial"/>
+          <w:sz w:val="24"/>
+          <w:sz-cs w:val="24"/>
+        </w:rPr>
+        <w:t>Số Hộ chiếu, Hộ chiếu nước ngoài, giấy tờ có giá trị thay thế hộ chiếu nước ngoài (</w:t>
+      </w:r>
+      <w:r>
+        <w:rPr>
+          <w:rFonts w:ascii="Arial" w:hAnsi="Arial" w:cs="Arial"/>
+          <w:sz w:val="24"/>
+          <w:sz-cs w:val="24"/>
+          <w:i/>
+        </w:rPr>
+        <w:t>đối với người đại diện là người nước ngoài</w:t>
+      </w:r>
+      <w:r>
+        <w:rPr>
+          <w:rFonts w:ascii="Arial" w:hAnsi="Arial" w:cs="Arial"/>
+          <w:sz w:val="24"/>
+          <w:sz-cs w:val="24"/>
+        </w:rPr>
+        <w:t>): {ndd.so_ho_chieu} Ngày cấp: … Nơi cấp: {ndd.ngay_cap}</w:t>
+      </w:r>
+    </w:p>
+    <w:p>
+      <w:pPr>
+        <w:spacing w:before="120"/>
+      </w:pPr>
+      <w:r>
+        <w:rPr>
+          <w:rFonts w:ascii="Arial" w:hAnsi="Arial" w:cs="Arial"/>
+          <w:sz w:val="24"/>
+          <w:sz-cs w:val="24"/>
+        </w:rPr>
+        <w:t>Chức danh: {ndd.chuc_vu}</w:t>
+      </w:r>
+    </w:p>
+    <w:p>
+      <w:pPr>
+        <w:spacing w:before="120"/>
+      </w:pPr>
+      <w:r>
+        <w:rPr>
+          <w:rFonts w:ascii="Arial" w:hAnsi="Arial" w:cs="Arial"/>
+          <w:sz w:val="24"/>
+          <w:sz-cs w:val="24"/>
+        </w:rPr>
+        <w:t>Địa chỉ liên lạc: {dia_chi_lien_lac}</w:t>
+      </w:r>
+    </w:p>
+    <w:p>
+      <w:pPr>
+        <w:spacing w:before="120"/>
+      </w:pPr>
+      <w:r>
+        <w:rPr>
+          <w:rFonts w:ascii="Arial" w:hAnsi="Arial" w:cs="Arial"/>
+          <w:sz w:val="24"/>
+          <w:sz-cs w:val="24"/>
+          <w:b/>
+        </w:rPr>
+        <w:t>10. Nơi đăng ký:</w:t>
+      </w:r>
+      <w:r>
+        <w:rPr>
+          <w:rFonts w:ascii="Arial" w:hAnsi="Arial" w:cs="Arial"/>
+          <w:sz w:val="24"/>
+          <w:sz-cs w:val="24"/>
+        </w:rPr>
+        <w:t xml:space="preserve"> </w:t>
+      </w:r>
+      <w:r>
+        <w:rPr>
+          <w:rFonts w:ascii="Arial" w:hAnsi="Arial" w:cs="Arial"/>
+          <w:sz w:val="24"/>
+          <w:sz-cs w:val="24"/>
+          <w:i/>
+        </w:rPr>
+        <w:t>(Cơ quan đăng ký kinh doanh cấp tỉnh)</w:t>
+      </w:r>
+      <w:r>
+        <w:rPr>
+          <w:rFonts w:ascii="Arial" w:hAnsi="Arial" w:cs="Arial"/>
+          <w:sz w:val="24"/>
+          <w:sz-cs w:val="24"/>
+        </w:rPr>
+        <w:t>{co_quan_dkkd}</w:t>
+      </w:r>
+      <w:r>
+        <w:rPr>
+          <w:rFonts w:ascii="Arial" w:hAnsi="Arial" w:cs="Arial"/>
+          <w:sz w:val="24"/>
+          <w:sz-cs w:val="24"/>
+          <w:i/>
+        </w:rPr>
+      </w:r>
+    </w:p>
+    <w:p>
+      <w:r>
+        <w:t xml:space="preserve">{/loai_hinh_ctcp}</w:t>
+      </w:r>
+    </w:p>
+    <w:p>
+      <w:r>
+        <w:t xml:space="preserve">{?loai_hinh_dhdn}</w:t>
+      </w:r>
+    </w:p>
     <w:p>
       <w:pPr>
         <w:jc w:val="center"/>
@@ -3369,19 +5295,7 @@
           <w:rFonts w:ascii="Arial" w:hAnsi="Arial" w:cs="Arial"/>
           <w:sz w:val="24"/>
           <w:sz-cs w:val="24"/>
-        </w:rPr>
-        <w:t xml:space="preserve">STTTên cổ đôngQuốc tịchSố Giấy tờ pháp lý của cá nhân/tổ chứcĐịa chỉ liên lạc đối với cá nhân; địa chỉ trụ sở chính đối với tổ chứcLoại cổ phầnSố cổ phầnGiá trị cổ phần</w:t>
-      </w:r>
-    </w:p>
-    <w:p>
-      <w:pPr>
-        <w:spacing w:before="120"/>
-      </w:pPr>
-      <w:r>
-        <w:rPr>
-          <w:rFonts w:ascii="Arial" w:hAnsi="Arial" w:cs="Arial"/>
-          <w:sz w:val="24"/>
-          <w:sz-cs w:val="24"/>
+          <w:b/>
         </w:rPr>
         <w:t xml:space="preserve">(</w:t>
       </w:r>
@@ -3390,103 +5304,20 @@
           <w:rFonts w:ascii="Arial" w:hAnsi="Arial" w:cs="Arial"/>
           <w:sz w:val="24"/>
           <w:sz-cs w:val="24"/>
+          <w:b/>
           <w:i/>
         </w:rPr>
-        <w:t xml:space="preserve">VNĐ và giá trị tương đương theo đơn vị tiền nước ngoài, nếu có</w:t>
-      </w:r>
-      <w:r>
-        <w:rPr>
-          <w:rFonts w:ascii="Arial" w:hAnsi="Arial" w:cs="Arial"/>
-          <w:sz w:val="24"/>
-          <w:sz-cs w:val="24"/>
+        <w:t xml:space="preserve">TÊN CÔNG TY HỢP DANH</w:t>
+      </w:r>
+      <w:r>
+        <w:rPr>
+          <w:rFonts w:ascii="Arial" w:hAnsi="Arial" w:cs="Arial"/>
+          <w:sz w:val="24"/>
+          <w:sz-cs w:val="24"/>
+          <w:b/>
         </w:rPr>
         <w:t xml:space="preserve">)</w:t>
       </w:r>
-      <w:r>
-        <w:rPr>
-          <w:rFonts w:ascii="Arial" w:hAnsi="Arial" w:cs="Arial"/>
-          <w:sz w:val="24"/>
-          <w:sz-cs w:val="24"/>
-          <w:i/>
-        </w:rPr>
-        <w:t xml:space="preserve"/>
-      </w:r>
-      <w:r>
-        <w:rPr>
-          <w:rFonts w:ascii="Arial" w:hAnsi="Arial" w:cs="Arial"/>
-          <w:sz w:val="24"/>
-          <w:sz-cs w:val="24"/>
-        </w:rPr>
-        <w:t xml:space="preserve">Tỷ lệ (</w:t>
-      </w:r>
-      <w:r>
-        <w:rPr>
-          <w:rFonts w:ascii="Arial" w:hAnsi="Arial" w:cs="Arial"/>
-          <w:sz w:val="24"/>
-          <w:sz-cs w:val="24"/>
-          <w:i/>
-        </w:rPr>
-        <w:t xml:space="preserve">%</w:t>
-      </w:r>
-      <w:r>
-        <w:rPr>
-          <w:rFonts w:ascii="Arial" w:hAnsi="Arial" w:cs="Arial"/>
-          <w:sz w:val="24"/>
-          <w:sz-cs w:val="24"/>
-        </w:rPr>
-        <w:t xml:space="preserve">)Ghi chú (nếu có)</w:t>
-      </w:r>
-      <w:r>
-        <w:rPr>
-          <w:rFonts w:ascii="Arial" w:hAnsi="Arial" w:cs="Arial"/>
-          <w:sz w:val="24"/>
-          <w:sz-cs w:val="24"/>
-          <w:vertAlign w:val="superscript"/>
-        </w:rPr>
-        <w:t xml:space="preserve"/>
-      </w:r>
-      <w:r>
-        <w:rPr>
-          <w:rFonts w:ascii="Arial" w:hAnsi="Arial" w:cs="Arial"/>
-          <w:sz w:val="24"/>
-          <w:sz-cs w:val="24"/>
-        </w:rPr>
-        <w:t xml:space="preserve"/>
-      </w:r>
-      <w:r>
-        <w:rPr>
-          <w:rFonts w:ascii="Arial" w:hAnsi="Arial" w:cs="Arial"/>
-          <w:sz w:val="24"/>
-          <w:sz-cs w:val="24"/>
-        </w:rPr>
-        <w:t xml:space="preserve"/>
-      </w:r>
-      <w:r>
-        <w:rPr>
-          <w:rFonts w:ascii="Arial" w:hAnsi="Arial" w:cs="Arial"/>
-          <w:sz w:val="24"/>
-          <w:sz-cs w:val="24"/>
-        </w:rPr>
-        <w:t xml:space="preserve"/>
-      </w:r>
-      <w:r>
-        <w:rPr>
-          <w:rFonts w:ascii="Arial" w:hAnsi="Arial" w:cs="Arial"/>
-          <w:sz w:val="24"/>
-          <w:sz-cs w:val="24"/>
-          <w:b/>
-        </w:rPr>
-        <w:t xml:space="preserve">8. Cổ đông là nhà đầu tư nước ngoài: </w:t>
-      </w:r>
-      <w:r>
-        <w:rPr>
-          <w:rFonts w:ascii="Arial" w:hAnsi="Arial" w:cs="Arial"/>
-          <w:sz w:val="24"/>
-          <w:sz-cs w:val="24"/>
-          <w:i/>
-        </w:rPr>
-        <w:t xml:space="preserve"/>
-      </w:r>
     </w:p>
     <w:p>
       <w:pPr>
@@ -3498,268 +5329,120 @@
           <w:rFonts w:ascii="Arial" w:hAnsi="Arial" w:cs="Arial"/>
           <w:sz w:val="24"/>
           <w:sz-cs w:val="24"/>
-        </w:rPr>
-        <w:t xml:space="preserve">STTTên cổ đôngQuốc tịchSố Giấy tờ pháp lý của cá nhân/tổ chứcĐịa chỉ liên lạc đối với cá nhân; địa chỉ trụ sở chính đối với tổ chứcLoại cổ phầnSố cổ phầnGiá trị cổ phần</w:t>
-      </w:r>
-    </w:p>
-    <w:p>
-      <w:pPr>
-        <w:spacing w:before="120"/>
-      </w:pPr>
-      <w:r>
-        <w:rPr>
-          <w:rFonts w:ascii="Arial" w:hAnsi="Arial" w:cs="Arial"/>
-          <w:sz w:val="24"/>
-          <w:sz-cs w:val="24"/>
-        </w:rPr>
-        <w:t xml:space="preserve">(</w:t>
-      </w:r>
-      <w:r>
-        <w:rPr>
-          <w:rFonts w:ascii="Arial" w:hAnsi="Arial" w:cs="Arial"/>
-          <w:sz w:val="24"/>
-          <w:sz-cs w:val="24"/>
-          <w:i/>
-        </w:rPr>
-        <w:t xml:space="preserve">VNĐ và giá trị tương đương theo đơn vị tiền nước ngoài, nếu có</w:t>
-      </w:r>
-      <w:r>
-        <w:rPr>
-          <w:rFonts w:ascii="Arial" w:hAnsi="Arial" w:cs="Arial"/>
-          <w:sz w:val="24"/>
-          <w:sz-cs w:val="24"/>
-        </w:rPr>
-        <w:t xml:space="preserve">)</w:t>
-      </w:r>
-      <w:r>
-        <w:rPr>
-          <w:rFonts w:ascii="Arial" w:hAnsi="Arial" w:cs="Arial"/>
-          <w:sz w:val="24"/>
-          <w:sz-cs w:val="24"/>
-          <w:i/>
-        </w:rPr>
-        <w:t xml:space="preserve"/>
-      </w:r>
-      <w:r>
-        <w:rPr>
-          <w:rFonts w:ascii="Arial" w:hAnsi="Arial" w:cs="Arial"/>
-          <w:sz w:val="24"/>
-          <w:sz-cs w:val="24"/>
-        </w:rPr>
-        <w:t xml:space="preserve">Tỷ lệ (</w:t>
-      </w:r>
-      <w:r>
-        <w:rPr>
-          <w:rFonts w:ascii="Arial" w:hAnsi="Arial" w:cs="Arial"/>
-          <w:sz w:val="24"/>
-          <w:sz-cs w:val="24"/>
-          <w:i/>
-        </w:rPr>
-        <w:t xml:space="preserve">%</w:t>
-      </w:r>
-      <w:r>
-        <w:rPr>
-          <w:rFonts w:ascii="Arial" w:hAnsi="Arial" w:cs="Arial"/>
-          <w:sz w:val="24"/>
-          <w:sz-cs w:val="24"/>
-        </w:rPr>
-        <w:t xml:space="preserve">)Ghi chú (nếu có)</w:t>
-      </w:r>
-      <w:r>
-        <w:rPr>
-          <w:rFonts w:ascii="Arial" w:hAnsi="Arial" w:cs="Arial"/>
-          <w:sz w:val="24"/>
-          <w:sz-cs w:val="24"/>
-          <w:vertAlign w:val="superscript"/>
-        </w:rPr>
-        <w:t xml:space="preserve"/>
-      </w:r>
-      <w:r>
-        <w:rPr>
-          <w:rFonts w:ascii="Arial" w:hAnsi="Arial" w:cs="Arial"/>
-          <w:sz w:val="24"/>
-          <w:sz-cs w:val="24"/>
-        </w:rPr>
-        <w:t xml:space="preserve"/>
-      </w:r>
-      <w:r>
-        <w:rPr>
-          <w:rFonts w:ascii="Arial" w:hAnsi="Arial" w:cs="Arial"/>
-          <w:sz w:val="24"/>
-          <w:sz-cs w:val="24"/>
-        </w:rPr>
-        <w:t xml:space="preserve"/>
-      </w:r>
-      <w:r>
-        <w:rPr>
-          <w:rFonts w:ascii="Arial" w:hAnsi="Arial" w:cs="Arial"/>
-          <w:sz w:val="24"/>
-          <w:sz-cs w:val="24"/>
-        </w:rPr>
-        <w:t xml:space="preserve"/>
-      </w:r>
-      <w:r>
-        <w:rPr>
-          <w:rFonts w:ascii="Arial" w:hAnsi="Arial" w:cs="Arial"/>
-          <w:sz w:val="24"/>
-          <w:sz-cs w:val="24"/>
-          <w:b/>
-        </w:rPr>
-        <w:t xml:space="preserve">9. Người đại diện theo pháp luật của công ty</w:t>
-      </w:r>
-      <w:r>
-        <w:rPr>
-          <w:rFonts w:ascii="Arial" w:hAnsi="Arial" w:cs="Arial"/>
-          <w:sz w:val="24"/>
-          <w:sz-cs w:val="24"/>
-          <w:b/>
-          <w:vertAlign w:val="superscript"/>
-        </w:rPr>
-        <w:t xml:space="preserve">3</w:t>
-      </w:r>
-      <w:r>
-        <w:rPr>
-          <w:rFonts w:ascii="Arial" w:hAnsi="Arial" w:cs="Arial"/>
-          <w:sz w:val="24"/>
-          <w:sz-cs w:val="24"/>
-          <w:b/>
-        </w:rPr>
-        <w:t xml:space="preserve">:</w:t>
-      </w:r>
-    </w:p>
-    <w:p>
-      <w:pPr>
-        <w:spacing w:before="120"/>
-      </w:pPr>
-      <w:r>
-        <w:rPr>
-          <w:rFonts w:ascii="Arial" w:hAnsi="Arial" w:cs="Arial"/>
-          <w:sz w:val="24"/>
-          <w:sz-cs w:val="24"/>
-        </w:rPr>
-        <w:t>- Họ, chữ đệm và tên (</w:t>
-      </w:r>
-      <w:r>
-        <w:rPr>
-          <w:rFonts w:ascii="Arial" w:hAnsi="Arial" w:cs="Arial"/>
-          <w:sz w:val="24"/>
-          <w:sz-cs w:val="24"/>
-          <w:i/>
-        </w:rPr>
-        <w:t>ghi bằng chữ in hoa</w:t>
-      </w:r>
-      <w:r>
-        <w:rPr>
-          <w:rFonts w:ascii="Arial" w:hAnsi="Arial" w:cs="Arial"/>
-          <w:sz w:val="24"/>
-          <w:sz-cs w:val="24"/>
-        </w:rPr>
-        <w:t>):{ndd.ho_ten}Giới tính:{ndd.gioi_tinh}</w:t>
-      </w:r>
-    </w:p>
-    <w:p>
-      <w:pPr>
-        <w:spacing w:before="120"/>
-      </w:pPr>
-      <w:r>
-        <w:rPr>
-          <w:rFonts w:ascii="Arial" w:hAnsi="Arial" w:cs="Arial"/>
-          <w:sz w:val="24"/>
-          <w:sz-cs w:val="24"/>
-        </w:rPr>
-        <w:t>Ngày, tháng, năm sinh: {ndd.ngay_sinh}/{ndd.thang_sinh}/{ndd.nam_sinh} Quốc tịch:{chu_hkd.quoc_tich}</w:t>
-      </w:r>
-    </w:p>
-    <w:p>
-      <w:pPr>
-        <w:spacing w:before="120"/>
-      </w:pPr>
-      <w:r>
-        <w:rPr>
-          <w:rFonts w:ascii="Arial" w:hAnsi="Arial" w:cs="Arial"/>
-          <w:sz w:val="24"/>
-          <w:sz-cs w:val="24"/>
-        </w:rPr>
-        <w:t>Số định danh cá nhân: {ndd.so_cccd}</w:t>
-      </w:r>
-    </w:p>
-    <w:p>
-      <w:pPr>
-        <w:spacing w:before="120"/>
-      </w:pPr>
-      <w:r>
-        <w:rPr>
-          <w:rFonts w:ascii="Arial" w:hAnsi="Arial" w:cs="Arial"/>
-          <w:sz w:val="24"/>
-          <w:sz-cs w:val="24"/>
-          <w:i/>
-        </w:rPr>
-        <w:t xml:space="preserve">(hoặc) </w:t>
-      </w:r>
-      <w:r>
-        <w:rPr>
-          <w:rFonts w:ascii="Arial" w:hAnsi="Arial" w:cs="Arial"/>
-          <w:sz w:val="24"/>
-          <w:sz-cs w:val="24"/>
-        </w:rPr>
-        <w:t>Số Hộ chiếu, Hộ chiếu nước ngoài, giấy tờ có giá trị thay thế hộ chiếu nước ngoài (</w:t>
-      </w:r>
-      <w:r>
-        <w:rPr>
-          <w:rFonts w:ascii="Arial" w:hAnsi="Arial" w:cs="Arial"/>
-          <w:sz w:val="24"/>
-          <w:sz-cs w:val="24"/>
-          <w:i/>
-        </w:rPr>
-        <w:t>đối với người đại diện là người nước ngoài</w:t>
-      </w:r>
-      <w:r>
-        <w:rPr>
-          <w:rFonts w:ascii="Arial" w:hAnsi="Arial" w:cs="Arial"/>
-          <w:sz w:val="24"/>
-          <w:sz-cs w:val="24"/>
-        </w:rPr>
-        <w:t>): {ndd.so_ho_chieu} Ngày cấp: … Nơi cấp: {ndd.ngay_cap}</w:t>
-      </w:r>
-    </w:p>
-    <w:p>
-      <w:pPr>
-        <w:spacing w:before="120"/>
-      </w:pPr>
-      <w:r>
-        <w:rPr>
-          <w:rFonts w:ascii="Arial" w:hAnsi="Arial" w:cs="Arial"/>
-          <w:sz w:val="24"/>
-          <w:sz-cs w:val="24"/>
-        </w:rPr>
-        <w:t>Chức danh: {ndd.chuc_vu}</w:t>
-      </w:r>
-    </w:p>
-    <w:p>
-      <w:pPr>
-        <w:spacing w:before="120"/>
-      </w:pPr>
-      <w:r>
-        <w:rPr>
-          <w:rFonts w:ascii="Arial" w:hAnsi="Arial" w:cs="Arial"/>
-          <w:sz w:val="24"/>
-          <w:sz-cs w:val="24"/>
-        </w:rPr>
-        <w:t>Địa chỉ liên lạc: {dia_chi_lien_lac}</w:t>
-      </w:r>
-    </w:p>
-    <w:p>
-      <w:pPr>
-        <w:spacing w:before="120"/>
-      </w:pPr>
-      <w:r>
-        <w:rPr>
-          <w:rFonts w:ascii="Arial" w:hAnsi="Arial" w:cs="Arial"/>
-          <w:sz w:val="24"/>
-          <w:sz-cs w:val="24"/>
-          <w:b/>
-        </w:rPr>
-        <w:t>10. Nơi đăng ký:</w:t>
+          <w:b/>
+        </w:rPr>
+        <w:t xml:space="preserve">CÔNG BỐ NỘI DUNG ĐĂNG KÝ THÀNH LẬP MỚI</w:t>
+      </w:r>
+    </w:p>
+    <w:p>
+      <w:pPr>
+        <w:spacing w:before="120"/>
+      </w:pPr>
+      <w:r>
+        <w:rPr>
+          <w:rFonts w:ascii="Arial" w:hAnsi="Arial" w:cs="Arial"/>
+          <w:sz w:val="24"/>
+          <w:sz-cs w:val="24"/>
+          <w:b/>
+        </w:rPr>
+        <w:t xml:space="preserve">1. Tên công ty</w:t>
+      </w:r>
+    </w:p>
+    <w:p>
+      <w:pPr>
+        <w:spacing w:before="120"/>
+      </w:pPr>
+      <w:r>
+        <w:rPr>
+          <w:rFonts w:ascii="Arial" w:hAnsi="Arial" w:cs="Arial"/>
+          <w:sz w:val="24"/>
+          <w:sz-cs w:val="24"/>
+        </w:rPr>
+        <w:t>Tên công ty viết bằng tiếng Việt:{dn.ten_tieng_viet}</w:t>
+      </w:r>
+    </w:p>
+    <w:p>
+      <w:pPr>
+        <w:spacing w:before="120"/>
+      </w:pPr>
+      <w:r>
+        <w:rPr>
+          <w:rFonts w:ascii="Arial" w:hAnsi="Arial" w:cs="Arial"/>
+          <w:sz w:val="24"/>
+          <w:sz-cs w:val="24"/>
+        </w:rPr>
+        <w:t>Tên công ty viết bằng tiếng nước ngoài:{dn.ten_nuoc_ngoai}</w:t>
+      </w:r>
+    </w:p>
+    <w:p>
+      <w:pPr>
+        <w:spacing w:before="120"/>
+      </w:pPr>
+      <w:r>
+        <w:rPr>
+          <w:rFonts w:ascii="Arial" w:hAnsi="Arial" w:cs="Arial"/>
+          <w:sz w:val="24"/>
+          <w:sz-cs w:val="24"/>
+        </w:rPr>
+        <w:t>Tên công ty viết tắt:{dn.ten_viet_tat}</w:t>
+      </w:r>
+    </w:p>
+    <w:p>
+      <w:pPr>
+        <w:spacing w:before="120"/>
+      </w:pPr>
+      <w:r>
+        <w:rPr>
+          <w:rFonts w:ascii="Arial" w:hAnsi="Arial" w:cs="Arial"/>
+          <w:sz w:val="24"/>
+          <w:sz-cs w:val="24"/>
+          <w:b/>
+        </w:rPr>
+        <w:t>2. Mã số doanh nghiệp:</w:t>
+      </w:r>
+      <w:r>
+        <w:rPr>
+          <w:rFonts w:ascii="Arial" w:hAnsi="Arial" w:cs="Arial"/>
+          <w:sz w:val="24"/>
+          <w:sz-cs w:val="24"/>
+        </w:rPr>
+        <w:t xml:space="preserve"> {dn.ma_so_dn}</w:t>
+      </w:r>
+    </w:p>
+    <w:p>
+      <w:pPr>
+        <w:spacing w:before="120"/>
+      </w:pPr>
+      <w:r>
+        <w:rPr>
+          <w:rFonts w:ascii="Arial" w:hAnsi="Arial" w:cs="Arial"/>
+          <w:sz w:val="24"/>
+          <w:sz-cs w:val="24"/>
+          <w:b/>
+        </w:rPr>
+        <w:t>3. Ngày được cấp Giấy chứng nhận đăng ký doanh nghiệp lần đầu:</w:t>
+      </w:r>
+      <w:r>
+        <w:rPr>
+          <w:rFonts w:ascii="Arial" w:hAnsi="Arial" w:cs="Arial"/>
+          <w:sz w:val="24"/>
+          <w:sz-cs w:val="24"/>
+        </w:rPr>
+        <w:t xml:space="preserve"> {ngay_cap_lan_dau}</w:t>
+      </w:r>
+    </w:p>
+    <w:p>
+      <w:pPr>
+        <w:spacing w:before="120"/>
+      </w:pPr>
+      <w:r>
+        <w:rPr>
+          <w:rFonts w:ascii="Arial" w:hAnsi="Arial" w:cs="Arial"/>
+          <w:sz w:val="24"/>
+          <w:sz-cs w:val="24"/>
+          <w:b/>
+        </w:rPr>
+        <w:t xml:space="preserve">4. Địa chỉ trụ sở chính:</w:t>
       </w:r>
       <w:r>
         <w:rPr>
@@ -3769,209 +5452,6 @@
         </w:rPr>
         <w:t xml:space="preserve"> </w:t>
       </w:r>
-      <w:r>
-        <w:rPr>
-          <w:rFonts w:ascii="Arial" w:hAnsi="Arial" w:cs="Arial"/>
-          <w:sz w:val="24"/>
-          <w:sz-cs w:val="24"/>
-          <w:i/>
-        </w:rPr>
-        <w:t>(Cơ quan đăng ký kinh doanh cấp tỉnh)</w:t>
-      </w:r>
-      <w:r>
-        <w:rPr>
-          <w:rFonts w:ascii="Arial" w:hAnsi="Arial" w:cs="Arial"/>
-          <w:sz w:val="24"/>
-          <w:sz-cs w:val="24"/>
-        </w:rPr>
-        <w:t>{co_quan_dkkd}</w:t>
-      </w:r>
-      <w:r>
-        <w:rPr>
-          <w:rFonts w:ascii="Arial" w:hAnsi="Arial" w:cs="Arial"/>
-          <w:sz w:val="24"/>
-          <w:sz-cs w:val="24"/>
-          <w:i/>
-        </w:rPr>
-      </w:r>
-    </w:p>
-    <w:p>
-      <w:r>
-        <w:t xml:space="preserve">{/loai_hinh_ctcp}</w:t>
-      </w:r>
-    </w:p>
-    <w:p>
-      <w:r>
-        <w:t xml:space="preserve">{?loai_hinh_dhdn}</w:t>
-      </w:r>
-    </w:p>
-    <w:p>
-      <w:pPr>
-        <w:jc w:val="center"/>
-        <w:spacing w:before="120"/>
-      </w:pPr>
-      <w:r>
-        <w:rPr>
-          <w:rFonts w:ascii="Arial" w:hAnsi="Arial" w:cs="Arial"/>
-          <w:sz w:val="24"/>
-          <w:sz-cs w:val="24"/>
-          <w:b/>
-        </w:rPr>
-        <w:t xml:space="preserve">(</w:t>
-      </w:r>
-      <w:r>
-        <w:rPr>
-          <w:rFonts w:ascii="Arial" w:hAnsi="Arial" w:cs="Arial"/>
-          <w:sz w:val="24"/>
-          <w:sz-cs w:val="24"/>
-          <w:b/>
-          <w:i/>
-        </w:rPr>
-        <w:t xml:space="preserve">TÊN CÔNG TY HỢP DANH</w:t>
-      </w:r>
-      <w:r>
-        <w:rPr>
-          <w:rFonts w:ascii="Arial" w:hAnsi="Arial" w:cs="Arial"/>
-          <w:sz w:val="24"/>
-          <w:sz-cs w:val="24"/>
-          <w:b/>
-        </w:rPr>
-        <w:t xml:space="preserve">)</w:t>
-      </w:r>
-    </w:p>
-    <w:p>
-      <w:pPr>
-        <w:jc w:val="center"/>
-        <w:spacing w:before="120"/>
-      </w:pPr>
-      <w:r>
-        <w:rPr>
-          <w:rFonts w:ascii="Arial" w:hAnsi="Arial" w:cs="Arial"/>
-          <w:sz w:val="24"/>
-          <w:sz-cs w:val="24"/>
-          <w:b/>
-        </w:rPr>
-        <w:t xml:space="preserve">CÔNG BỐ NỘI DUNG ĐĂNG KÝ THÀNH LẬP MỚI</w:t>
-      </w:r>
-    </w:p>
-    <w:p>
-      <w:pPr>
-        <w:spacing w:before="120"/>
-      </w:pPr>
-      <w:r>
-        <w:rPr>
-          <w:rFonts w:ascii="Arial" w:hAnsi="Arial" w:cs="Arial"/>
-          <w:sz w:val="24"/>
-          <w:sz-cs w:val="24"/>
-          <w:b/>
-        </w:rPr>
-        <w:t xml:space="preserve">1. Tên công ty</w:t>
-      </w:r>
-    </w:p>
-    <w:p>
-      <w:pPr>
-        <w:spacing w:before="120"/>
-      </w:pPr>
-      <w:r>
-        <w:rPr>
-          <w:rFonts w:ascii="Arial" w:hAnsi="Arial" w:cs="Arial"/>
-          <w:sz w:val="24"/>
-          <w:sz-cs w:val="24"/>
-        </w:rPr>
-        <w:t>Tên công ty viết bằng tiếng Việt:{dn.ten_tieng_viet}</w:t>
-      </w:r>
-    </w:p>
-    <w:p>
-      <w:pPr>
-        <w:spacing w:before="120"/>
-      </w:pPr>
-      <w:r>
-        <w:rPr>
-          <w:rFonts w:ascii="Arial" w:hAnsi="Arial" w:cs="Arial"/>
-          <w:sz w:val="24"/>
-          <w:sz-cs w:val="24"/>
-        </w:rPr>
-        <w:t>Tên công ty viết bằng tiếng nước ngoài:{dn.ten_nuoc_ngoai}</w:t>
-      </w:r>
-    </w:p>
-    <w:p>
-      <w:pPr>
-        <w:spacing w:before="120"/>
-      </w:pPr>
-      <w:r>
-        <w:rPr>
-          <w:rFonts w:ascii="Arial" w:hAnsi="Arial" w:cs="Arial"/>
-          <w:sz w:val="24"/>
-          <w:sz-cs w:val="24"/>
-        </w:rPr>
-        <w:t>Tên công ty viết tắt:{dn.ten_viet_tat}</w:t>
-      </w:r>
-    </w:p>
-    <w:p>
-      <w:pPr>
-        <w:spacing w:before="120"/>
-      </w:pPr>
-      <w:r>
-        <w:rPr>
-          <w:rFonts w:ascii="Arial" w:hAnsi="Arial" w:cs="Arial"/>
-          <w:sz w:val="24"/>
-          <w:sz-cs w:val="24"/>
-          <w:b/>
-        </w:rPr>
-        <w:t>2. Mã số doanh nghiệp:</w:t>
-      </w:r>
-      <w:r>
-        <w:rPr>
-          <w:rFonts w:ascii="Arial" w:hAnsi="Arial" w:cs="Arial"/>
-          <w:sz w:val="24"/>
-          <w:sz-cs w:val="24"/>
-        </w:rPr>
-        <w:t xml:space="preserve"> {dn.ma_so_dn}</w:t>
-      </w:r>
-    </w:p>
-    <w:p>
-      <w:pPr>
-        <w:spacing w:before="120"/>
-      </w:pPr>
-      <w:r>
-        <w:rPr>
-          <w:rFonts w:ascii="Arial" w:hAnsi="Arial" w:cs="Arial"/>
-          <w:sz w:val="24"/>
-          <w:sz-cs w:val="24"/>
-          <w:b/>
-        </w:rPr>
-        <w:t>3. Ngày được cấp Giấy chứng nhận đăng ký doanh nghiệp lần đầu:</w:t>
-      </w:r>
-      <w:r>
-        <w:rPr>
-          <w:rFonts w:ascii="Arial" w:hAnsi="Arial" w:cs="Arial"/>
-          <w:sz w:val="24"/>
-          <w:sz-cs w:val="24"/>
-        </w:rPr>
-        <w:t xml:space="preserve"> {ngay_cap_lan_dau}</w:t>
-      </w:r>
-    </w:p>
-    <w:p>
-      <w:pPr>
-        <w:spacing w:before="120"/>
-      </w:pPr>
-      <w:r>
-        <w:rPr>
-          <w:rFonts w:ascii="Arial" w:hAnsi="Arial" w:cs="Arial"/>
-          <w:sz w:val="24"/>
-          <w:sz-cs w:val="24"/>
-          <w:b/>
-        </w:rPr>
-        <w:t xml:space="preserve">4. Địa chỉ trụ sở chính:</w:t>
-      </w:r>
-      <w:r>
-        <w:rPr>
-          <w:rFonts w:ascii="Arial" w:hAnsi="Arial" w:cs="Arial"/>
-          <w:sz w:val="24"/>
-          <w:sz-cs w:val="24"/>
-        </w:rPr>
-        <w:t xml:space="preserve"> </w:t>
-      </w:r>
     </w:p>
     <w:p>
       <w:pPr>
@@ -4026,7 +5506,7 @@
         <w:t xml:space="preserve">5. Ngành, nghề kinh doanh</w:t>
       </w:r>
     </w:p>
-    <w:tbl xmlns:ns4="urn:orca:p1a-temp">
+    <w:tbl xmlns:ns10="urn:orca:p1a-temp">
       <w:tblPr>
         <w:tblW w:type="auto" w:w="0"/>
         <w:tblLook w:firstColumn="1" w:firstRow="1" w:lastColumn="0" w:lastRow="0" w:noHBand="0" w:noVBand="1" w:val="04A0"/>
@@ -4325,6 +5805,436 @@
         <w:t xml:space="preserve">7. Danh sách thành viên hợp danh:</w:t>
       </w:r>
     </w:p>
+    <w:tbl xmlns:ns11="urn:orca:p1a-temp" xmlns:ns12="urn:orca:p1b-temp">
+      <w:tblPr>
+        <w:tblW w:type="auto" w:w="0"/>
+        <w:tblLook w:firstColumn="1" w:firstRow="1" w:lastColumn="0" w:lastRow="0" w:noHBand="0" w:noVBand="1" w:val="04A0"/>
+        <w:tblBorders>
+          <w:top w:val="single" w:sz="4" w:color="000000"/>
+          <w:left w:val="single" w:sz="4" w:color="000000"/>
+          <w:bottom w:val="single" w:sz="4" w:color="000000"/>
+          <w:right w:val="single" w:sz="4" w:color="000000"/>
+          <w:insideH w:val="single" w:sz="4" w:color="000000"/>
+          <w:insideV w:val="single" w:sz="4" w:color="000000"/>
+        </w:tblBorders>
+      </w:tblPr>
+      <w:tblGrid>
+        <w:gridCol w:w="1234"/>
+        <w:gridCol w:w="1234"/>
+        <w:gridCol w:w="1234"/>
+        <w:gridCol w:w="1234"/>
+        <w:gridCol w:w="1234"/>
+        <w:gridCol w:w="1234"/>
+        <w:gridCol w:w="1234"/>
+      </w:tblGrid>
+      <w:tr>
+        <w:tc>
+          <w:tcPr>
+            <w:tcW w:type="dxa" w:w="1234"/>
+          </w:tcPr>
+          <w:p>
+            <w:r>
+              <w:rPr>
+                <w:b/>
+              </w:rPr>
+              <w:t>STT</w:t>
+            </w:r>
+          </w:p>
+        </w:tc>
+        <w:tc>
+          <w:tcPr>
+            <w:tcW w:type="dxa" w:w="1234"/>
+          </w:tcPr>
+          <w:p>
+            <w:r>
+              <w:rPr>
+                <w:b/>
+              </w:rPr>
+              <w:t>Tên thành viên hợp danh</w:t>
+            </w:r>
+          </w:p>
+        </w:tc>
+        <w:tc>
+          <w:tcPr>
+            <w:tcW w:type="dxa" w:w="1234"/>
+          </w:tcPr>
+          <w:p>
+            <w:r>
+              <w:rPr>
+                <w:b/>
+              </w:rPr>
+              <w:t>Quốc tịch</w:t>
+            </w:r>
+          </w:p>
+        </w:tc>
+        <w:tc>
+          <w:tcPr>
+            <w:tcW w:type="dxa" w:w="1234"/>
+          </w:tcPr>
+          <w:p>
+            <w:r>
+              <w:rPr>
+                <w:b/>
+              </w:rPr>
+              <w:t>Số định danh cá nhân/Số Hộ chiếu/Hộ chiếu nước ngoài hoặc giấy tờ có giá trị thay thế hộ chiếu nước ngoài</w:t>
+            </w:r>
+          </w:p>
+        </w:tc>
+        <w:tc>
+          <w:tcPr>
+            <w:tcW w:type="dxa" w:w="1234"/>
+          </w:tcPr>
+          <w:p>
+            <w:r>
+              <w:rPr>
+                <w:b/>
+              </w:rPr>
+              <w:t>Địa chỉ liên lạc</w:t>
+            </w:r>
+          </w:p>
+        </w:tc>
+        <w:tc>
+          <w:tcPr>
+            <w:tcW w:type="dxa" w:w="1234"/>
+          </w:tcPr>
+          <w:p>
+            <w:r>
+              <w:rPr>
+                <w:b/>
+              </w:rPr>
+              <w:t>Phần vốn góp (VNĐ và giá trị tương đương theo đơn vị tiền nước ngoài, nếu có)</w:t>
+            </w:r>
+          </w:p>
+        </w:tc>
+        <w:tc>
+          <w:tcPr>
+            <w:tcW w:type="dxa" w:w="1234"/>
+          </w:tcPr>
+          <w:p>
+            <w:r>
+              <w:rPr>
+                <w:b/>
+              </w:rPr>
+              <w:t>Tỷ lệ (%)</w:t>
+            </w:r>
+          </w:p>
+        </w:tc>
+      </w:tr>
+      <w:tr>
+        <w:tc>
+          <w:tcPr>
+            <w:tcW w:type="dxa" w:w="1234"/>
+          </w:tcPr>
+          <w:p/>
+        </w:tc>
+        <w:tc>
+          <w:tcPr>
+            <w:tcW w:type="dxa" w:w="1234"/>
+          </w:tcPr>
+          <w:p/>
+        </w:tc>
+        <w:tc>
+          <w:tcPr>
+            <w:tcW w:type="dxa" w:w="1234"/>
+          </w:tcPr>
+          <w:p/>
+        </w:tc>
+        <w:tc>
+          <w:tcPr>
+            <w:tcW w:type="dxa" w:w="1234"/>
+          </w:tcPr>
+          <w:p/>
+        </w:tc>
+        <w:tc>
+          <w:tcPr>
+            <w:tcW w:type="dxa" w:w="1234"/>
+          </w:tcPr>
+          <w:p/>
+        </w:tc>
+        <w:tc>
+          <w:tcPr>
+            <w:tcW w:type="dxa" w:w="1234"/>
+          </w:tcPr>
+          <w:p/>
+        </w:tc>
+        <w:tc>
+          <w:tcPr>
+            <w:tcW w:type="dxa" w:w="1234"/>
+          </w:tcPr>
+          <w:p/>
+        </w:tc>
+      </w:tr>
+      <w:tr>
+        <w:tc>
+          <w:tcPr>
+            <w:tcW w:type="dxa" w:w="1234"/>
+          </w:tcPr>
+          <w:p/>
+        </w:tc>
+        <w:tc>
+          <w:tcPr>
+            <w:tcW w:type="dxa" w:w="1234"/>
+          </w:tcPr>
+          <w:p/>
+        </w:tc>
+        <w:tc>
+          <w:tcPr>
+            <w:tcW w:type="dxa" w:w="1234"/>
+          </w:tcPr>
+          <w:p/>
+        </w:tc>
+        <w:tc>
+          <w:tcPr>
+            <w:tcW w:type="dxa" w:w="1234"/>
+          </w:tcPr>
+          <w:p/>
+        </w:tc>
+        <w:tc>
+          <w:tcPr>
+            <w:tcW w:type="dxa" w:w="1234"/>
+          </w:tcPr>
+          <w:p/>
+        </w:tc>
+        <w:tc>
+          <w:tcPr>
+            <w:tcW w:type="dxa" w:w="1234"/>
+          </w:tcPr>
+          <w:p/>
+        </w:tc>
+        <w:tc>
+          <w:tcPr>
+            <w:tcW w:type="dxa" w:w="1234"/>
+          </w:tcPr>
+          <w:p/>
+        </w:tc>
+      </w:tr>
+      <w:tr>
+        <w:tc>
+          <w:tcPr>
+            <w:tcW w:type="dxa" w:w="1234"/>
+          </w:tcPr>
+          <w:p/>
+        </w:tc>
+        <w:tc>
+          <w:tcPr>
+            <w:tcW w:type="dxa" w:w="1234"/>
+          </w:tcPr>
+          <w:p/>
+        </w:tc>
+        <w:tc>
+          <w:tcPr>
+            <w:tcW w:type="dxa" w:w="1234"/>
+          </w:tcPr>
+          <w:p/>
+        </w:tc>
+        <w:tc>
+          <w:tcPr>
+            <w:tcW w:type="dxa" w:w="1234"/>
+          </w:tcPr>
+          <w:p/>
+        </w:tc>
+        <w:tc>
+          <w:tcPr>
+            <w:tcW w:type="dxa" w:w="1234"/>
+          </w:tcPr>
+          <w:p/>
+        </w:tc>
+        <w:tc>
+          <w:tcPr>
+            <w:tcW w:type="dxa" w:w="1234"/>
+          </w:tcPr>
+          <w:p/>
+        </w:tc>
+        <w:tc>
+          <w:tcPr>
+            <w:tcW w:type="dxa" w:w="1234"/>
+          </w:tcPr>
+          <w:p/>
+        </w:tc>
+      </w:tr>
+      <w:tr>
+        <w:tc>
+          <w:tcPr>
+            <w:tcW w:type="dxa" w:w="1234"/>
+          </w:tcPr>
+          <w:p/>
+        </w:tc>
+        <w:tc>
+          <w:tcPr>
+            <w:tcW w:type="dxa" w:w="1234"/>
+          </w:tcPr>
+          <w:p/>
+        </w:tc>
+        <w:tc>
+          <w:tcPr>
+            <w:tcW w:type="dxa" w:w="1234"/>
+          </w:tcPr>
+          <w:p/>
+        </w:tc>
+        <w:tc>
+          <w:tcPr>
+            <w:tcW w:type="dxa" w:w="1234"/>
+          </w:tcPr>
+          <w:p/>
+        </w:tc>
+        <w:tc>
+          <w:tcPr>
+            <w:tcW w:type="dxa" w:w="1234"/>
+          </w:tcPr>
+          <w:p/>
+        </w:tc>
+        <w:tc>
+          <w:tcPr>
+            <w:tcW w:type="dxa" w:w="1234"/>
+          </w:tcPr>
+          <w:p/>
+        </w:tc>
+        <w:tc>
+          <w:tcPr>
+            <w:tcW w:type="dxa" w:w="1234"/>
+          </w:tcPr>
+          <w:p/>
+        </w:tc>
+      </w:tr>
+      <w:tr>
+        <w:tc>
+          <w:tcPr>
+            <w:tcW w:type="dxa" w:w="1234"/>
+          </w:tcPr>
+          <w:p/>
+        </w:tc>
+        <w:tc>
+          <w:tcPr>
+            <w:tcW w:type="dxa" w:w="1234"/>
+          </w:tcPr>
+          <w:p/>
+        </w:tc>
+        <w:tc>
+          <w:tcPr>
+            <w:tcW w:type="dxa" w:w="1234"/>
+          </w:tcPr>
+          <w:p/>
+        </w:tc>
+        <w:tc>
+          <w:tcPr>
+            <w:tcW w:type="dxa" w:w="1234"/>
+          </w:tcPr>
+          <w:p/>
+        </w:tc>
+        <w:tc>
+          <w:tcPr>
+            <w:tcW w:type="dxa" w:w="1234"/>
+          </w:tcPr>
+          <w:p/>
+        </w:tc>
+        <w:tc>
+          <w:tcPr>
+            <w:tcW w:type="dxa" w:w="1234"/>
+          </w:tcPr>
+          <w:p/>
+        </w:tc>
+        <w:tc>
+          <w:tcPr>
+            <w:tcW w:type="dxa" w:w="1234"/>
+          </w:tcPr>
+          <w:p/>
+        </w:tc>
+      </w:tr>
+      <w:tr>
+        <w:tc>
+          <w:tcPr>
+            <w:tcW w:type="dxa" w:w="1234"/>
+          </w:tcPr>
+          <w:p>
+            <w:r>
+              <w:rPr>
+                <w:b w:val="0"/>
+              </w:rPr>
+              <w:t>{#ds_thanh_vien_hop_danh_dhdn}{_stt}</w:t>
+            </w:r>
+          </w:p>
+        </w:tc>
+        <w:tc>
+          <w:tcPr>
+            <w:tcW w:type="dxa" w:w="1234"/>
+          </w:tcPr>
+          <w:p>
+            <w:r>
+              <w:rPr>
+                <w:b w:val="0"/>
+              </w:rPr>
+              <w:t>{ten_thanh_vien_hop_danh}</w:t>
+            </w:r>
+          </w:p>
+        </w:tc>
+        <w:tc>
+          <w:tcPr>
+            <w:tcW w:type="dxa" w:w="1234"/>
+          </w:tcPr>
+          <w:p>
+            <w:r>
+              <w:rPr>
+                <w:b w:val="0"/>
+              </w:rPr>
+              <w:t>{quoc_tich}</w:t>
+            </w:r>
+          </w:p>
+        </w:tc>
+        <w:tc>
+          <w:tcPr>
+            <w:tcW w:type="dxa" w:w="1234"/>
+          </w:tcPr>
+          <w:p>
+            <w:r>
+              <w:rPr>
+                <w:b w:val="0"/>
+              </w:rPr>
+              <w:t>{so_dinh_danh_ho_chieu}</w:t>
+            </w:r>
+          </w:p>
+        </w:tc>
+        <w:tc>
+          <w:tcPr>
+            <w:tcW w:type="dxa" w:w="1234"/>
+          </w:tcPr>
+          <w:p>
+            <w:r>
+              <w:rPr>
+                <w:b w:val="0"/>
+              </w:rPr>
+              <w:t>{dia_chi_lien_lac}</w:t>
+            </w:r>
+          </w:p>
+        </w:tc>
+        <w:tc>
+          <w:tcPr>
+            <w:tcW w:type="dxa" w:w="1234"/>
+          </w:tcPr>
+          <w:p>
+            <w:r>
+              <w:rPr>
+                <w:b w:val="0"/>
+              </w:rPr>
+              <w:t>{phan_von_gop}</w:t>
+            </w:r>
+          </w:p>
+        </w:tc>
+        <w:tc>
+          <w:tcPr>
+            <w:tcW w:type="dxa" w:w="1234"/>
+          </w:tcPr>
+          <w:p>
+            <w:r>
+              <w:rPr>
+                <w:b w:val="0"/>
+              </w:rPr>
+              <w:t>{ty_le}{/ds_thanh_vien_hop_danh_dhdn}</w:t>
+            </w:r>
+          </w:p>
+        </w:tc>
+      </w:tr>
+    </w:tbl>
+    <w:p/>
     <w:p>
       <w:pPr>
         <w:jc w:val="center"/>
@@ -4336,162 +6246,7 @@
           <w:sz w:val="24"/>
           <w:sz-cs w:val="24"/>
         </w:rPr>
-        <w:t xml:space="preserve">STT</w:t>
-      </w:r>
-    </w:p>
-    <w:p>
-      <w:pPr>
-        <w:jc w:val="center"/>
-        <w:spacing w:before="120"/>
-      </w:pPr>
-      <w:r>
-        <w:rPr>
-          <w:rFonts w:ascii="Arial" w:hAnsi="Arial" w:cs="Arial"/>
-          <w:sz w:val="24"/>
-          <w:sz-cs w:val="24"/>
-        </w:rPr>
-        <w:t xml:space="preserve">Tên thành viên hợp danh</w:t>
-      </w:r>
-    </w:p>
-    <w:p>
-      <w:pPr>
-        <w:jc w:val="center"/>
-        <w:spacing w:before="120"/>
-      </w:pPr>
-      <w:r>
-        <w:rPr>
-          <w:rFonts w:ascii="Arial" w:hAnsi="Arial" w:cs="Arial"/>
-          <w:sz w:val="24"/>
-          <w:sz-cs w:val="24"/>
-        </w:rPr>
-        <w:t xml:space="preserve">Quốc tịch</w:t>
-      </w:r>
-    </w:p>
-    <w:p>
-      <w:pPr>
-        <w:jc w:val="center"/>
-        <w:spacing w:before="120"/>
-      </w:pPr>
-      <w:r>
-        <w:rPr>
-          <w:rFonts w:ascii="Arial" w:hAnsi="Arial" w:cs="Arial"/>
-          <w:sz w:val="24"/>
-          <w:sz-cs w:val="24"/>
-        </w:rPr>
-        <w:t xml:space="preserve">Số định danh cá nhân/Số Hộ chiếu/Hộ chiếu nước ngoài hoặc giấy tờ có giá trị thay thế hộ chiếu nước ngoài</w:t>
-      </w:r>
-    </w:p>
-    <w:p>
-      <w:pPr>
-        <w:jc w:val="center"/>
-        <w:spacing w:before="120"/>
-      </w:pPr>
-      <w:r>
-        <w:rPr>
-          <w:rFonts w:ascii="Arial" w:hAnsi="Arial" w:cs="Arial"/>
-          <w:sz w:val="24"/>
-          <w:sz-cs w:val="24"/>
-        </w:rPr>
-        <w:t xml:space="preserve">Địa chỉ liên lạc</w:t>
-      </w:r>
-    </w:p>
-    <w:p>
-      <w:pPr>
-        <w:jc w:val="center"/>
-        <w:spacing w:before="120"/>
-      </w:pPr>
-      <w:r>
-        <w:rPr>
-          <w:rFonts w:ascii="Arial" w:hAnsi="Arial" w:cs="Arial"/>
-          <w:sz w:val="24"/>
-          <w:sz-cs w:val="24"/>
-        </w:rPr>
         <w:t xml:space="preserve"/>
-      </w:r>
-    </w:p>
-    <w:p>
-      <w:pPr>
-        <w:jc w:val="center"/>
-        <w:spacing w:before="120"/>
-      </w:pPr>
-      <w:r>
-        <w:rPr>
-          <w:rFonts w:ascii="Arial" w:hAnsi="Arial" w:cs="Arial"/>
-          <w:sz w:val="24"/>
-          <w:sz-cs w:val="24"/>
-        </w:rPr>
-        <w:t xml:space="preserve">Phần vốn góp</w:t>
-      </w:r>
-    </w:p>
-    <w:p>
-      <w:pPr>
-        <w:jc w:val="center"/>
-        <w:spacing w:before="120"/>
-      </w:pPr>
-      <w:r>
-        <w:rPr>
-          <w:rFonts w:ascii="Arial" w:hAnsi="Arial" w:cs="Arial"/>
-          <w:sz w:val="24"/>
-          <w:sz-cs w:val="24"/>
-        </w:rPr>
-        <w:t xml:space="preserve">(</w:t>
-      </w:r>
-      <w:r>
-        <w:rPr>
-          <w:rFonts w:ascii="Arial" w:hAnsi="Arial" w:cs="Arial"/>
-          <w:sz w:val="24"/>
-          <w:sz-cs w:val="24"/>
-          <w:i/>
-        </w:rPr>
-        <w:t xml:space="preserve">VNĐ và giá trị tương đương theo đơn vị tiền nước ngoài, nếu có</w:t>
-      </w:r>
-      <w:r>
-        <w:rPr>
-          <w:rFonts w:ascii="Arial" w:hAnsi="Arial" w:cs="Arial"/>
-          <w:sz w:val="24"/>
-          <w:sz-cs w:val="24"/>
-        </w:rPr>
-        <w:t xml:space="preserve">)</w:t>
-      </w:r>
-      <w:r>
-        <w:rPr>
-          <w:rFonts w:ascii="Arial" w:hAnsi="Arial" w:cs="Arial"/>
-          <w:sz w:val="24"/>
-          <w:sz-cs w:val="24"/>
-          <w:i/>
-        </w:rPr>
-        <w:t xml:space="preserve"/>
-      </w:r>
-    </w:p>
-    <w:p>
-      <w:pPr>
-        <w:jc w:val="center"/>
-        <w:spacing w:before="120"/>
-      </w:pPr>
-      <w:r>
-        <w:rPr>
-          <w:rFonts w:ascii="Arial" w:hAnsi="Arial" w:cs="Arial"/>
-          <w:sz w:val="24"/>
-          <w:sz-cs w:val="24"/>
-        </w:rPr>
-        <w:t xml:space="preserve">Tỷ lệ (</w:t>
-      </w:r>
-      <w:r>
-        <w:rPr>
-          <w:rFonts w:ascii="Arial" w:hAnsi="Arial" w:cs="Arial"/>
-          <w:sz w:val="24"/>
-          <w:sz-cs w:val="24"/>
-          <w:i/>
-        </w:rPr>
-        <w:t xml:space="preserve">%</w:t>
-      </w:r>
-      <w:r>
-        <w:rPr>
-          <w:rFonts w:ascii="Arial" w:hAnsi="Arial" w:cs="Arial"/>
-          <w:sz w:val="24"/>
-          <w:sz-cs w:val="24"/>
-        </w:rPr>
-        <w:t xml:space="preserve">)</w:t>
       </w:r>
     </w:p>
     <w:p>

--- a/app/templates/PLI_M72.docx
+++ b/app/templates/PLI_M72.docx
@@ -3691,21 +3691,21 @@
         </w:tblBorders>
       </w:tblPr>
       <w:tblGrid>
-        <w:gridCol w:w="864"/>
-        <w:gridCol w:w="864"/>
-        <w:gridCol w:w="864"/>
-        <w:gridCol w:w="864"/>
-        <w:gridCol w:w="864"/>
-        <w:gridCol w:w="864"/>
-        <w:gridCol w:w="864"/>
-        <w:gridCol w:w="864"/>
-        <w:gridCol w:w="864"/>
-        <w:gridCol w:w="864"/>
+        <w:gridCol w:w="567"/>
+        <w:gridCol w:w="567"/>
+        <w:gridCol w:w="567"/>
+        <w:gridCol w:w="734"/>
+        <w:gridCol w:w="1802"/>
+        <w:gridCol w:w="567"/>
+        <w:gridCol w:w="567"/>
+        <w:gridCol w:w="2135"/>
+        <w:gridCol w:w="567"/>
+        <w:gridCol w:w="567"/>
       </w:tblGrid>
       <w:tr>
         <w:tc>
           <w:tcPr>
-            <w:tcW w:type="dxa" w:w="864"/>
+            <w:tcW w:type="dxa" w:w="567"/>
           </w:tcPr>
           <w:p>
             <w:r>
@@ -3718,7 +3718,7 @@
         </w:tc>
         <w:tc>
           <w:tcPr>
-            <w:tcW w:type="dxa" w:w="864"/>
+            <w:tcW w:type="dxa" w:w="567"/>
           </w:tcPr>
           <w:p>
             <w:r>
@@ -3731,7 +3731,7 @@
         </w:tc>
         <w:tc>
           <w:tcPr>
-            <w:tcW w:type="dxa" w:w="864"/>
+            <w:tcW w:type="dxa" w:w="567"/>
           </w:tcPr>
           <w:p>
             <w:r>
@@ -3744,7 +3744,7 @@
         </w:tc>
         <w:tc>
           <w:tcPr>
-            <w:tcW w:type="dxa" w:w="864"/>
+            <w:tcW w:type="dxa" w:w="734"/>
           </w:tcPr>
           <w:p>
             <w:r>
@@ -3757,7 +3757,7 @@
         </w:tc>
         <w:tc>
           <w:tcPr>
-            <w:tcW w:type="dxa" w:w="864"/>
+            <w:tcW w:type="dxa" w:w="1802"/>
           </w:tcPr>
           <w:p>
             <w:r>
@@ -3770,7 +3770,7 @@
         </w:tc>
         <w:tc>
           <w:tcPr>
-            <w:tcW w:type="dxa" w:w="864"/>
+            <w:tcW w:type="dxa" w:w="567"/>
           </w:tcPr>
           <w:p>
             <w:r>
@@ -3783,7 +3783,7 @@
         </w:tc>
         <w:tc>
           <w:tcPr>
-            <w:tcW w:type="dxa" w:w="864"/>
+            <w:tcW w:type="dxa" w:w="567"/>
           </w:tcPr>
           <w:p>
             <w:r>
@@ -3796,7 +3796,7 @@
         </w:tc>
         <w:tc>
           <w:tcPr>
-            <w:tcW w:type="dxa" w:w="864"/>
+            <w:tcW w:type="dxa" w:w="2135"/>
           </w:tcPr>
           <w:p>
             <w:r>
@@ -3809,7 +3809,7 @@
         </w:tc>
         <w:tc>
           <w:tcPr>
-            <w:tcW w:type="dxa" w:w="864"/>
+            <w:tcW w:type="dxa" w:w="567"/>
           </w:tcPr>
           <w:p>
             <w:r>
@@ -3822,7 +3822,7 @@
         </w:tc>
         <w:tc>
           <w:tcPr>
-            <w:tcW w:type="dxa" w:w="864"/>
+            <w:tcW w:type="dxa" w:w="567"/>
           </w:tcPr>
           <w:p>
             <w:r>
@@ -3837,61 +3837,61 @@
       <w:tr>
         <w:tc>
           <w:tcPr>
-            <w:tcW w:type="dxa" w:w="864"/>
-          </w:tcPr>
-          <w:p/>
-        </w:tc>
-        <w:tc>
-          <w:tcPr>
-            <w:tcW w:type="dxa" w:w="864"/>
-          </w:tcPr>
-          <w:p/>
-        </w:tc>
-        <w:tc>
-          <w:tcPr>
-            <w:tcW w:type="dxa" w:w="864"/>
-          </w:tcPr>
-          <w:p/>
-        </w:tc>
-        <w:tc>
-          <w:tcPr>
-            <w:tcW w:type="dxa" w:w="864"/>
-          </w:tcPr>
-          <w:p/>
-        </w:tc>
-        <w:tc>
-          <w:tcPr>
-            <w:tcW w:type="dxa" w:w="864"/>
-          </w:tcPr>
-          <w:p/>
-        </w:tc>
-        <w:tc>
-          <w:tcPr>
-            <w:tcW w:type="dxa" w:w="864"/>
-          </w:tcPr>
-          <w:p/>
-        </w:tc>
-        <w:tc>
-          <w:tcPr>
-            <w:tcW w:type="dxa" w:w="864"/>
-          </w:tcPr>
-          <w:p/>
-        </w:tc>
-        <w:tc>
-          <w:tcPr>
-            <w:tcW w:type="dxa" w:w="864"/>
-          </w:tcPr>
-          <w:p/>
-        </w:tc>
-        <w:tc>
-          <w:tcPr>
-            <w:tcW w:type="dxa" w:w="864"/>
-          </w:tcPr>
-          <w:p/>
-        </w:tc>
-        <w:tc>
-          <w:tcPr>
-            <w:tcW w:type="dxa" w:w="864"/>
+            <w:tcW w:type="dxa" w:w="567"/>
+          </w:tcPr>
+          <w:p/>
+        </w:tc>
+        <w:tc>
+          <w:tcPr>
+            <w:tcW w:type="dxa" w:w="567"/>
+          </w:tcPr>
+          <w:p/>
+        </w:tc>
+        <w:tc>
+          <w:tcPr>
+            <w:tcW w:type="dxa" w:w="567"/>
+          </w:tcPr>
+          <w:p/>
+        </w:tc>
+        <w:tc>
+          <w:tcPr>
+            <w:tcW w:type="dxa" w:w="734"/>
+          </w:tcPr>
+          <w:p/>
+        </w:tc>
+        <w:tc>
+          <w:tcPr>
+            <w:tcW w:type="dxa" w:w="1802"/>
+          </w:tcPr>
+          <w:p/>
+        </w:tc>
+        <w:tc>
+          <w:tcPr>
+            <w:tcW w:type="dxa" w:w="567"/>
+          </w:tcPr>
+          <w:p/>
+        </w:tc>
+        <w:tc>
+          <w:tcPr>
+            <w:tcW w:type="dxa" w:w="567"/>
+          </w:tcPr>
+          <w:p/>
+        </w:tc>
+        <w:tc>
+          <w:tcPr>
+            <w:tcW w:type="dxa" w:w="2135"/>
+          </w:tcPr>
+          <w:p/>
+        </w:tc>
+        <w:tc>
+          <w:tcPr>
+            <w:tcW w:type="dxa" w:w="567"/>
+          </w:tcPr>
+          <w:p/>
+        </w:tc>
+        <w:tc>
+          <w:tcPr>
+            <w:tcW w:type="dxa" w:w="567"/>
           </w:tcPr>
           <w:p/>
         </w:tc>
@@ -3899,61 +3899,61 @@
       <w:tr>
         <w:tc>
           <w:tcPr>
-            <w:tcW w:type="dxa" w:w="864"/>
-          </w:tcPr>
-          <w:p/>
-        </w:tc>
-        <w:tc>
-          <w:tcPr>
-            <w:tcW w:type="dxa" w:w="864"/>
-          </w:tcPr>
-          <w:p/>
-        </w:tc>
-        <w:tc>
-          <w:tcPr>
-            <w:tcW w:type="dxa" w:w="864"/>
-          </w:tcPr>
-          <w:p/>
-        </w:tc>
-        <w:tc>
-          <w:tcPr>
-            <w:tcW w:type="dxa" w:w="864"/>
-          </w:tcPr>
-          <w:p/>
-        </w:tc>
-        <w:tc>
-          <w:tcPr>
-            <w:tcW w:type="dxa" w:w="864"/>
-          </w:tcPr>
-          <w:p/>
-        </w:tc>
-        <w:tc>
-          <w:tcPr>
-            <w:tcW w:type="dxa" w:w="864"/>
-          </w:tcPr>
-          <w:p/>
-        </w:tc>
-        <w:tc>
-          <w:tcPr>
-            <w:tcW w:type="dxa" w:w="864"/>
-          </w:tcPr>
-          <w:p/>
-        </w:tc>
-        <w:tc>
-          <w:tcPr>
-            <w:tcW w:type="dxa" w:w="864"/>
-          </w:tcPr>
-          <w:p/>
-        </w:tc>
-        <w:tc>
-          <w:tcPr>
-            <w:tcW w:type="dxa" w:w="864"/>
-          </w:tcPr>
-          <w:p/>
-        </w:tc>
-        <w:tc>
-          <w:tcPr>
-            <w:tcW w:type="dxa" w:w="864"/>
+            <w:tcW w:type="dxa" w:w="567"/>
+          </w:tcPr>
+          <w:p/>
+        </w:tc>
+        <w:tc>
+          <w:tcPr>
+            <w:tcW w:type="dxa" w:w="567"/>
+          </w:tcPr>
+          <w:p/>
+        </w:tc>
+        <w:tc>
+          <w:tcPr>
+            <w:tcW w:type="dxa" w:w="567"/>
+          </w:tcPr>
+          <w:p/>
+        </w:tc>
+        <w:tc>
+          <w:tcPr>
+            <w:tcW w:type="dxa" w:w="734"/>
+          </w:tcPr>
+          <w:p/>
+        </w:tc>
+        <w:tc>
+          <w:tcPr>
+            <w:tcW w:type="dxa" w:w="1802"/>
+          </w:tcPr>
+          <w:p/>
+        </w:tc>
+        <w:tc>
+          <w:tcPr>
+            <w:tcW w:type="dxa" w:w="567"/>
+          </w:tcPr>
+          <w:p/>
+        </w:tc>
+        <w:tc>
+          <w:tcPr>
+            <w:tcW w:type="dxa" w:w="567"/>
+          </w:tcPr>
+          <w:p/>
+        </w:tc>
+        <w:tc>
+          <w:tcPr>
+            <w:tcW w:type="dxa" w:w="2135"/>
+          </w:tcPr>
+          <w:p/>
+        </w:tc>
+        <w:tc>
+          <w:tcPr>
+            <w:tcW w:type="dxa" w:w="567"/>
+          </w:tcPr>
+          <w:p/>
+        </w:tc>
+        <w:tc>
+          <w:tcPr>
+            <w:tcW w:type="dxa" w:w="567"/>
           </w:tcPr>
           <w:p/>
         </w:tc>
@@ -3961,61 +3961,61 @@
       <w:tr>
         <w:tc>
           <w:tcPr>
-            <w:tcW w:type="dxa" w:w="864"/>
-          </w:tcPr>
-          <w:p/>
-        </w:tc>
-        <w:tc>
-          <w:tcPr>
-            <w:tcW w:type="dxa" w:w="864"/>
-          </w:tcPr>
-          <w:p/>
-        </w:tc>
-        <w:tc>
-          <w:tcPr>
-            <w:tcW w:type="dxa" w:w="864"/>
-          </w:tcPr>
-          <w:p/>
-        </w:tc>
-        <w:tc>
-          <w:tcPr>
-            <w:tcW w:type="dxa" w:w="864"/>
-          </w:tcPr>
-          <w:p/>
-        </w:tc>
-        <w:tc>
-          <w:tcPr>
-            <w:tcW w:type="dxa" w:w="864"/>
-          </w:tcPr>
-          <w:p/>
-        </w:tc>
-        <w:tc>
-          <w:tcPr>
-            <w:tcW w:type="dxa" w:w="864"/>
-          </w:tcPr>
-          <w:p/>
-        </w:tc>
-        <w:tc>
-          <w:tcPr>
-            <w:tcW w:type="dxa" w:w="864"/>
-          </w:tcPr>
-          <w:p/>
-        </w:tc>
-        <w:tc>
-          <w:tcPr>
-            <w:tcW w:type="dxa" w:w="864"/>
-          </w:tcPr>
-          <w:p/>
-        </w:tc>
-        <w:tc>
-          <w:tcPr>
-            <w:tcW w:type="dxa" w:w="864"/>
-          </w:tcPr>
-          <w:p/>
-        </w:tc>
-        <w:tc>
-          <w:tcPr>
-            <w:tcW w:type="dxa" w:w="864"/>
+            <w:tcW w:type="dxa" w:w="567"/>
+          </w:tcPr>
+          <w:p/>
+        </w:tc>
+        <w:tc>
+          <w:tcPr>
+            <w:tcW w:type="dxa" w:w="567"/>
+          </w:tcPr>
+          <w:p/>
+        </w:tc>
+        <w:tc>
+          <w:tcPr>
+            <w:tcW w:type="dxa" w:w="567"/>
+          </w:tcPr>
+          <w:p/>
+        </w:tc>
+        <w:tc>
+          <w:tcPr>
+            <w:tcW w:type="dxa" w:w="734"/>
+          </w:tcPr>
+          <w:p/>
+        </w:tc>
+        <w:tc>
+          <w:tcPr>
+            <w:tcW w:type="dxa" w:w="1802"/>
+          </w:tcPr>
+          <w:p/>
+        </w:tc>
+        <w:tc>
+          <w:tcPr>
+            <w:tcW w:type="dxa" w:w="567"/>
+          </w:tcPr>
+          <w:p/>
+        </w:tc>
+        <w:tc>
+          <w:tcPr>
+            <w:tcW w:type="dxa" w:w="567"/>
+          </w:tcPr>
+          <w:p/>
+        </w:tc>
+        <w:tc>
+          <w:tcPr>
+            <w:tcW w:type="dxa" w:w="2135"/>
+          </w:tcPr>
+          <w:p/>
+        </w:tc>
+        <w:tc>
+          <w:tcPr>
+            <w:tcW w:type="dxa" w:w="567"/>
+          </w:tcPr>
+          <w:p/>
+        </w:tc>
+        <w:tc>
+          <w:tcPr>
+            <w:tcW w:type="dxa" w:w="567"/>
           </w:tcPr>
           <w:p/>
         </w:tc>
@@ -4023,61 +4023,61 @@
       <w:tr>
         <w:tc>
           <w:tcPr>
-            <w:tcW w:type="dxa" w:w="864"/>
-          </w:tcPr>
-          <w:p/>
-        </w:tc>
-        <w:tc>
-          <w:tcPr>
-            <w:tcW w:type="dxa" w:w="864"/>
-          </w:tcPr>
-          <w:p/>
-        </w:tc>
-        <w:tc>
-          <w:tcPr>
-            <w:tcW w:type="dxa" w:w="864"/>
-          </w:tcPr>
-          <w:p/>
-        </w:tc>
-        <w:tc>
-          <w:tcPr>
-            <w:tcW w:type="dxa" w:w="864"/>
-          </w:tcPr>
-          <w:p/>
-        </w:tc>
-        <w:tc>
-          <w:tcPr>
-            <w:tcW w:type="dxa" w:w="864"/>
-          </w:tcPr>
-          <w:p/>
-        </w:tc>
-        <w:tc>
-          <w:tcPr>
-            <w:tcW w:type="dxa" w:w="864"/>
-          </w:tcPr>
-          <w:p/>
-        </w:tc>
-        <w:tc>
-          <w:tcPr>
-            <w:tcW w:type="dxa" w:w="864"/>
-          </w:tcPr>
-          <w:p/>
-        </w:tc>
-        <w:tc>
-          <w:tcPr>
-            <w:tcW w:type="dxa" w:w="864"/>
-          </w:tcPr>
-          <w:p/>
-        </w:tc>
-        <w:tc>
-          <w:tcPr>
-            <w:tcW w:type="dxa" w:w="864"/>
-          </w:tcPr>
-          <w:p/>
-        </w:tc>
-        <w:tc>
-          <w:tcPr>
-            <w:tcW w:type="dxa" w:w="864"/>
+            <w:tcW w:type="dxa" w:w="567"/>
+          </w:tcPr>
+          <w:p/>
+        </w:tc>
+        <w:tc>
+          <w:tcPr>
+            <w:tcW w:type="dxa" w:w="567"/>
+          </w:tcPr>
+          <w:p/>
+        </w:tc>
+        <w:tc>
+          <w:tcPr>
+            <w:tcW w:type="dxa" w:w="567"/>
+          </w:tcPr>
+          <w:p/>
+        </w:tc>
+        <w:tc>
+          <w:tcPr>
+            <w:tcW w:type="dxa" w:w="734"/>
+          </w:tcPr>
+          <w:p/>
+        </w:tc>
+        <w:tc>
+          <w:tcPr>
+            <w:tcW w:type="dxa" w:w="1802"/>
+          </w:tcPr>
+          <w:p/>
+        </w:tc>
+        <w:tc>
+          <w:tcPr>
+            <w:tcW w:type="dxa" w:w="567"/>
+          </w:tcPr>
+          <w:p/>
+        </w:tc>
+        <w:tc>
+          <w:tcPr>
+            <w:tcW w:type="dxa" w:w="567"/>
+          </w:tcPr>
+          <w:p/>
+        </w:tc>
+        <w:tc>
+          <w:tcPr>
+            <w:tcW w:type="dxa" w:w="2135"/>
+          </w:tcPr>
+          <w:p/>
+        </w:tc>
+        <w:tc>
+          <w:tcPr>
+            <w:tcW w:type="dxa" w:w="567"/>
+          </w:tcPr>
+          <w:p/>
+        </w:tc>
+        <w:tc>
+          <w:tcPr>
+            <w:tcW w:type="dxa" w:w="567"/>
           </w:tcPr>
           <w:p/>
         </w:tc>
@@ -4085,61 +4085,61 @@
       <w:tr>
         <w:tc>
           <w:tcPr>
-            <w:tcW w:type="dxa" w:w="864"/>
-          </w:tcPr>
-          <w:p/>
-        </w:tc>
-        <w:tc>
-          <w:tcPr>
-            <w:tcW w:type="dxa" w:w="864"/>
-          </w:tcPr>
-          <w:p/>
-        </w:tc>
-        <w:tc>
-          <w:tcPr>
-            <w:tcW w:type="dxa" w:w="864"/>
-          </w:tcPr>
-          <w:p/>
-        </w:tc>
-        <w:tc>
-          <w:tcPr>
-            <w:tcW w:type="dxa" w:w="864"/>
-          </w:tcPr>
-          <w:p/>
-        </w:tc>
-        <w:tc>
-          <w:tcPr>
-            <w:tcW w:type="dxa" w:w="864"/>
-          </w:tcPr>
-          <w:p/>
-        </w:tc>
-        <w:tc>
-          <w:tcPr>
-            <w:tcW w:type="dxa" w:w="864"/>
-          </w:tcPr>
-          <w:p/>
-        </w:tc>
-        <w:tc>
-          <w:tcPr>
-            <w:tcW w:type="dxa" w:w="864"/>
-          </w:tcPr>
-          <w:p/>
-        </w:tc>
-        <w:tc>
-          <w:tcPr>
-            <w:tcW w:type="dxa" w:w="864"/>
-          </w:tcPr>
-          <w:p/>
-        </w:tc>
-        <w:tc>
-          <w:tcPr>
-            <w:tcW w:type="dxa" w:w="864"/>
-          </w:tcPr>
-          <w:p/>
-        </w:tc>
-        <w:tc>
-          <w:tcPr>
-            <w:tcW w:type="dxa" w:w="864"/>
+            <w:tcW w:type="dxa" w:w="567"/>
+          </w:tcPr>
+          <w:p/>
+        </w:tc>
+        <w:tc>
+          <w:tcPr>
+            <w:tcW w:type="dxa" w:w="567"/>
+          </w:tcPr>
+          <w:p/>
+        </w:tc>
+        <w:tc>
+          <w:tcPr>
+            <w:tcW w:type="dxa" w:w="567"/>
+          </w:tcPr>
+          <w:p/>
+        </w:tc>
+        <w:tc>
+          <w:tcPr>
+            <w:tcW w:type="dxa" w:w="734"/>
+          </w:tcPr>
+          <w:p/>
+        </w:tc>
+        <w:tc>
+          <w:tcPr>
+            <w:tcW w:type="dxa" w:w="1802"/>
+          </w:tcPr>
+          <w:p/>
+        </w:tc>
+        <w:tc>
+          <w:tcPr>
+            <w:tcW w:type="dxa" w:w="567"/>
+          </w:tcPr>
+          <w:p/>
+        </w:tc>
+        <w:tc>
+          <w:tcPr>
+            <w:tcW w:type="dxa" w:w="567"/>
+          </w:tcPr>
+          <w:p/>
+        </w:tc>
+        <w:tc>
+          <w:tcPr>
+            <w:tcW w:type="dxa" w:w="2135"/>
+          </w:tcPr>
+          <w:p/>
+        </w:tc>
+        <w:tc>
+          <w:tcPr>
+            <w:tcW w:type="dxa" w:w="567"/>
+          </w:tcPr>
+          <w:p/>
+        </w:tc>
+        <w:tc>
+          <w:tcPr>
+            <w:tcW w:type="dxa" w:w="567"/>
           </w:tcPr>
           <w:p/>
         </w:tc>
@@ -4147,7 +4147,7 @@
       <w:tr>
         <w:tc>
           <w:tcPr>
-            <w:tcW w:type="dxa" w:w="864"/>
+            <w:tcW w:type="dxa" w:w="567"/>
           </w:tcPr>
           <w:p>
             <w:r>
@@ -4160,7 +4160,7 @@
         </w:tc>
         <w:tc>
           <w:tcPr>
-            <w:tcW w:type="dxa" w:w="864"/>
+            <w:tcW w:type="dxa" w:w="567"/>
           </w:tcPr>
           <w:p>
             <w:r>
@@ -4173,7 +4173,7 @@
         </w:tc>
         <w:tc>
           <w:tcPr>
-            <w:tcW w:type="dxa" w:w="864"/>
+            <w:tcW w:type="dxa" w:w="567"/>
           </w:tcPr>
           <w:p>
             <w:r>
@@ -4186,7 +4186,7 @@
         </w:tc>
         <w:tc>
           <w:tcPr>
-            <w:tcW w:type="dxa" w:w="864"/>
+            <w:tcW w:type="dxa" w:w="734"/>
           </w:tcPr>
           <w:p>
             <w:r>
@@ -4199,7 +4199,7 @@
         </w:tc>
         <w:tc>
           <w:tcPr>
-            <w:tcW w:type="dxa" w:w="864"/>
+            <w:tcW w:type="dxa" w:w="1802"/>
           </w:tcPr>
           <w:p>
             <w:r>
@@ -4212,7 +4212,7 @@
         </w:tc>
         <w:tc>
           <w:tcPr>
-            <w:tcW w:type="dxa" w:w="864"/>
+            <w:tcW w:type="dxa" w:w="567"/>
           </w:tcPr>
           <w:p>
             <w:r>
@@ -4225,7 +4225,7 @@
         </w:tc>
         <w:tc>
           <w:tcPr>
-            <w:tcW w:type="dxa" w:w="864"/>
+            <w:tcW w:type="dxa" w:w="567"/>
           </w:tcPr>
           <w:p>
             <w:r>
@@ -4238,7 +4238,7 @@
         </w:tc>
         <w:tc>
           <w:tcPr>
-            <w:tcW w:type="dxa" w:w="864"/>
+            <w:tcW w:type="dxa" w:w="2135"/>
           </w:tcPr>
           <w:p>
             <w:r>
@@ -4251,7 +4251,7 @@
         </w:tc>
         <w:tc>
           <w:tcPr>
-            <w:tcW w:type="dxa" w:w="864"/>
+            <w:tcW w:type="dxa" w:w="567"/>
           </w:tcPr>
           <w:p>
             <w:r>
@@ -4264,7 +4264,7 @@
         </w:tc>
         <w:tc>
           <w:tcPr>
-            <w:tcW w:type="dxa" w:w="864"/>
+            <w:tcW w:type="dxa" w:w="567"/>
           </w:tcPr>
           <w:p>
             <w:r>
@@ -4395,21 +4395,21 @@
         </w:tblBorders>
       </w:tblPr>
       <w:tblGrid>
-        <w:gridCol w:w="864"/>
-        <w:gridCol w:w="864"/>
-        <w:gridCol w:w="864"/>
-        <w:gridCol w:w="864"/>
-        <w:gridCol w:w="864"/>
-        <w:gridCol w:w="864"/>
-        <w:gridCol w:w="864"/>
-        <w:gridCol w:w="864"/>
-        <w:gridCol w:w="864"/>
-        <w:gridCol w:w="864"/>
+        <w:gridCol w:w="567"/>
+        <w:gridCol w:w="567"/>
+        <w:gridCol w:w="567"/>
+        <w:gridCol w:w="734"/>
+        <w:gridCol w:w="1802"/>
+        <w:gridCol w:w="567"/>
+        <w:gridCol w:w="567"/>
+        <w:gridCol w:w="2135"/>
+        <w:gridCol w:w="567"/>
+        <w:gridCol w:w="567"/>
       </w:tblGrid>
       <w:tr>
         <w:tc>
           <w:tcPr>
-            <w:tcW w:type="dxa" w:w="864"/>
+            <w:tcW w:type="dxa" w:w="567"/>
           </w:tcPr>
           <w:p>
             <w:r>
@@ -4422,7 +4422,7 @@
         </w:tc>
         <w:tc>
           <w:tcPr>
-            <w:tcW w:type="dxa" w:w="864"/>
+            <w:tcW w:type="dxa" w:w="567"/>
           </w:tcPr>
           <w:p>
             <w:r>
@@ -4435,7 +4435,7 @@
         </w:tc>
         <w:tc>
           <w:tcPr>
-            <w:tcW w:type="dxa" w:w="864"/>
+            <w:tcW w:type="dxa" w:w="567"/>
           </w:tcPr>
           <w:p>
             <w:r>
@@ -4448,7 +4448,7 @@
         </w:tc>
         <w:tc>
           <w:tcPr>
-            <w:tcW w:type="dxa" w:w="864"/>
+            <w:tcW w:type="dxa" w:w="734"/>
           </w:tcPr>
           <w:p>
             <w:r>
@@ -4461,7 +4461,7 @@
         </w:tc>
         <w:tc>
           <w:tcPr>
-            <w:tcW w:type="dxa" w:w="864"/>
+            <w:tcW w:type="dxa" w:w="1802"/>
           </w:tcPr>
           <w:p>
             <w:r>
@@ -4474,7 +4474,7 @@
         </w:tc>
         <w:tc>
           <w:tcPr>
-            <w:tcW w:type="dxa" w:w="864"/>
+            <w:tcW w:type="dxa" w:w="567"/>
           </w:tcPr>
           <w:p>
             <w:r>
@@ -4487,7 +4487,7 @@
         </w:tc>
         <w:tc>
           <w:tcPr>
-            <w:tcW w:type="dxa" w:w="864"/>
+            <w:tcW w:type="dxa" w:w="567"/>
           </w:tcPr>
           <w:p>
             <w:r>
@@ -4500,7 +4500,7 @@
         </w:tc>
         <w:tc>
           <w:tcPr>
-            <w:tcW w:type="dxa" w:w="864"/>
+            <w:tcW w:type="dxa" w:w="2135"/>
           </w:tcPr>
           <w:p>
             <w:r>
@@ -4513,7 +4513,7 @@
         </w:tc>
         <w:tc>
           <w:tcPr>
-            <w:tcW w:type="dxa" w:w="864"/>
+            <w:tcW w:type="dxa" w:w="567"/>
           </w:tcPr>
           <w:p>
             <w:r>
@@ -4526,7 +4526,7 @@
         </w:tc>
         <w:tc>
           <w:tcPr>
-            <w:tcW w:type="dxa" w:w="864"/>
+            <w:tcW w:type="dxa" w:w="567"/>
           </w:tcPr>
           <w:p>
             <w:r>
@@ -4541,61 +4541,61 @@
       <w:tr>
         <w:tc>
           <w:tcPr>
-            <w:tcW w:type="dxa" w:w="864"/>
-          </w:tcPr>
-          <w:p/>
-        </w:tc>
-        <w:tc>
-          <w:tcPr>
-            <w:tcW w:type="dxa" w:w="864"/>
-          </w:tcPr>
-          <w:p/>
-        </w:tc>
-        <w:tc>
-          <w:tcPr>
-            <w:tcW w:type="dxa" w:w="864"/>
-          </w:tcPr>
-          <w:p/>
-        </w:tc>
-        <w:tc>
-          <w:tcPr>
-            <w:tcW w:type="dxa" w:w="864"/>
-          </w:tcPr>
-          <w:p/>
-        </w:tc>
-        <w:tc>
-          <w:tcPr>
-            <w:tcW w:type="dxa" w:w="864"/>
-          </w:tcPr>
-          <w:p/>
-        </w:tc>
-        <w:tc>
-          <w:tcPr>
-            <w:tcW w:type="dxa" w:w="864"/>
-          </w:tcPr>
-          <w:p/>
-        </w:tc>
-        <w:tc>
-          <w:tcPr>
-            <w:tcW w:type="dxa" w:w="864"/>
-          </w:tcPr>
-          <w:p/>
-        </w:tc>
-        <w:tc>
-          <w:tcPr>
-            <w:tcW w:type="dxa" w:w="864"/>
-          </w:tcPr>
-          <w:p/>
-        </w:tc>
-        <w:tc>
-          <w:tcPr>
-            <w:tcW w:type="dxa" w:w="864"/>
-          </w:tcPr>
-          <w:p/>
-        </w:tc>
-        <w:tc>
-          <w:tcPr>
-            <w:tcW w:type="dxa" w:w="864"/>
+            <w:tcW w:type="dxa" w:w="567"/>
+          </w:tcPr>
+          <w:p/>
+        </w:tc>
+        <w:tc>
+          <w:tcPr>
+            <w:tcW w:type="dxa" w:w="567"/>
+          </w:tcPr>
+          <w:p/>
+        </w:tc>
+        <w:tc>
+          <w:tcPr>
+            <w:tcW w:type="dxa" w:w="567"/>
+          </w:tcPr>
+          <w:p/>
+        </w:tc>
+        <w:tc>
+          <w:tcPr>
+            <w:tcW w:type="dxa" w:w="734"/>
+          </w:tcPr>
+          <w:p/>
+        </w:tc>
+        <w:tc>
+          <w:tcPr>
+            <w:tcW w:type="dxa" w:w="1802"/>
+          </w:tcPr>
+          <w:p/>
+        </w:tc>
+        <w:tc>
+          <w:tcPr>
+            <w:tcW w:type="dxa" w:w="567"/>
+          </w:tcPr>
+          <w:p/>
+        </w:tc>
+        <w:tc>
+          <w:tcPr>
+            <w:tcW w:type="dxa" w:w="567"/>
+          </w:tcPr>
+          <w:p/>
+        </w:tc>
+        <w:tc>
+          <w:tcPr>
+            <w:tcW w:type="dxa" w:w="2135"/>
+          </w:tcPr>
+          <w:p/>
+        </w:tc>
+        <w:tc>
+          <w:tcPr>
+            <w:tcW w:type="dxa" w:w="567"/>
+          </w:tcPr>
+          <w:p/>
+        </w:tc>
+        <w:tc>
+          <w:tcPr>
+            <w:tcW w:type="dxa" w:w="567"/>
           </w:tcPr>
           <w:p/>
         </w:tc>
@@ -4603,61 +4603,61 @@
       <w:tr>
         <w:tc>
           <w:tcPr>
-            <w:tcW w:type="dxa" w:w="864"/>
-          </w:tcPr>
-          <w:p/>
-        </w:tc>
-        <w:tc>
-          <w:tcPr>
-            <w:tcW w:type="dxa" w:w="864"/>
-          </w:tcPr>
-          <w:p/>
-        </w:tc>
-        <w:tc>
-          <w:tcPr>
-            <w:tcW w:type="dxa" w:w="864"/>
-          </w:tcPr>
-          <w:p/>
-        </w:tc>
-        <w:tc>
-          <w:tcPr>
-            <w:tcW w:type="dxa" w:w="864"/>
-          </w:tcPr>
-          <w:p/>
-        </w:tc>
-        <w:tc>
-          <w:tcPr>
-            <w:tcW w:type="dxa" w:w="864"/>
-          </w:tcPr>
-          <w:p/>
-        </w:tc>
-        <w:tc>
-          <w:tcPr>
-            <w:tcW w:type="dxa" w:w="864"/>
-          </w:tcPr>
-          <w:p/>
-        </w:tc>
-        <w:tc>
-          <w:tcPr>
-            <w:tcW w:type="dxa" w:w="864"/>
-          </w:tcPr>
-          <w:p/>
-        </w:tc>
-        <w:tc>
-          <w:tcPr>
-            <w:tcW w:type="dxa" w:w="864"/>
-          </w:tcPr>
-          <w:p/>
-        </w:tc>
-        <w:tc>
-          <w:tcPr>
-            <w:tcW w:type="dxa" w:w="864"/>
-          </w:tcPr>
-          <w:p/>
-        </w:tc>
-        <w:tc>
-          <w:tcPr>
-            <w:tcW w:type="dxa" w:w="864"/>
+            <w:tcW w:type="dxa" w:w="567"/>
+          </w:tcPr>
+          <w:p/>
+        </w:tc>
+        <w:tc>
+          <w:tcPr>
+            <w:tcW w:type="dxa" w:w="567"/>
+          </w:tcPr>
+          <w:p/>
+        </w:tc>
+        <w:tc>
+          <w:tcPr>
+            <w:tcW w:type="dxa" w:w="567"/>
+          </w:tcPr>
+          <w:p/>
+        </w:tc>
+        <w:tc>
+          <w:tcPr>
+            <w:tcW w:type="dxa" w:w="734"/>
+          </w:tcPr>
+          <w:p/>
+        </w:tc>
+        <w:tc>
+          <w:tcPr>
+            <w:tcW w:type="dxa" w:w="1802"/>
+          </w:tcPr>
+          <w:p/>
+        </w:tc>
+        <w:tc>
+          <w:tcPr>
+            <w:tcW w:type="dxa" w:w="567"/>
+          </w:tcPr>
+          <w:p/>
+        </w:tc>
+        <w:tc>
+          <w:tcPr>
+            <w:tcW w:type="dxa" w:w="567"/>
+          </w:tcPr>
+          <w:p/>
+        </w:tc>
+        <w:tc>
+          <w:tcPr>
+            <w:tcW w:type="dxa" w:w="2135"/>
+          </w:tcPr>
+          <w:p/>
+        </w:tc>
+        <w:tc>
+          <w:tcPr>
+            <w:tcW w:type="dxa" w:w="567"/>
+          </w:tcPr>
+          <w:p/>
+        </w:tc>
+        <w:tc>
+          <w:tcPr>
+            <w:tcW w:type="dxa" w:w="567"/>
           </w:tcPr>
           <w:p/>
         </w:tc>
@@ -4665,61 +4665,61 @@
       <w:tr>
         <w:tc>
           <w:tcPr>
-            <w:tcW w:type="dxa" w:w="864"/>
-          </w:tcPr>
-          <w:p/>
-        </w:tc>
-        <w:tc>
-          <w:tcPr>
-            <w:tcW w:type="dxa" w:w="864"/>
-          </w:tcPr>
-          <w:p/>
-        </w:tc>
-        <w:tc>
-          <w:tcPr>
-            <w:tcW w:type="dxa" w:w="864"/>
-          </w:tcPr>
-          <w:p/>
-        </w:tc>
-        <w:tc>
-          <w:tcPr>
-            <w:tcW w:type="dxa" w:w="864"/>
-          </w:tcPr>
-          <w:p/>
-        </w:tc>
-        <w:tc>
-          <w:tcPr>
-            <w:tcW w:type="dxa" w:w="864"/>
-          </w:tcPr>
-          <w:p/>
-        </w:tc>
-        <w:tc>
-          <w:tcPr>
-            <w:tcW w:type="dxa" w:w="864"/>
-          </w:tcPr>
-          <w:p/>
-        </w:tc>
-        <w:tc>
-          <w:tcPr>
-            <w:tcW w:type="dxa" w:w="864"/>
-          </w:tcPr>
-          <w:p/>
-        </w:tc>
-        <w:tc>
-          <w:tcPr>
-            <w:tcW w:type="dxa" w:w="864"/>
-          </w:tcPr>
-          <w:p/>
-        </w:tc>
-        <w:tc>
-          <w:tcPr>
-            <w:tcW w:type="dxa" w:w="864"/>
-          </w:tcPr>
-          <w:p/>
-        </w:tc>
-        <w:tc>
-          <w:tcPr>
-            <w:tcW w:type="dxa" w:w="864"/>
+            <w:tcW w:type="dxa" w:w="567"/>
+          </w:tcPr>
+          <w:p/>
+        </w:tc>
+        <w:tc>
+          <w:tcPr>
+            <w:tcW w:type="dxa" w:w="567"/>
+          </w:tcPr>
+          <w:p/>
+        </w:tc>
+        <w:tc>
+          <w:tcPr>
+            <w:tcW w:type="dxa" w:w="567"/>
+          </w:tcPr>
+          <w:p/>
+        </w:tc>
+        <w:tc>
+          <w:tcPr>
+            <w:tcW w:type="dxa" w:w="734"/>
+          </w:tcPr>
+          <w:p/>
+        </w:tc>
+        <w:tc>
+          <w:tcPr>
+            <w:tcW w:type="dxa" w:w="1802"/>
+          </w:tcPr>
+          <w:p/>
+        </w:tc>
+        <w:tc>
+          <w:tcPr>
+            <w:tcW w:type="dxa" w:w="567"/>
+          </w:tcPr>
+          <w:p/>
+        </w:tc>
+        <w:tc>
+          <w:tcPr>
+            <w:tcW w:type="dxa" w:w="567"/>
+          </w:tcPr>
+          <w:p/>
+        </w:tc>
+        <w:tc>
+          <w:tcPr>
+            <w:tcW w:type="dxa" w:w="2135"/>
+          </w:tcPr>
+          <w:p/>
+        </w:tc>
+        <w:tc>
+          <w:tcPr>
+            <w:tcW w:type="dxa" w:w="567"/>
+          </w:tcPr>
+          <w:p/>
+        </w:tc>
+        <w:tc>
+          <w:tcPr>
+            <w:tcW w:type="dxa" w:w="567"/>
           </w:tcPr>
           <w:p/>
         </w:tc>
@@ -4727,61 +4727,61 @@
       <w:tr>
         <w:tc>
           <w:tcPr>
-            <w:tcW w:type="dxa" w:w="864"/>
-          </w:tcPr>
-          <w:p/>
-        </w:tc>
-        <w:tc>
-          <w:tcPr>
-            <w:tcW w:type="dxa" w:w="864"/>
-          </w:tcPr>
-          <w:p/>
-        </w:tc>
-        <w:tc>
-          <w:tcPr>
-            <w:tcW w:type="dxa" w:w="864"/>
-          </w:tcPr>
-          <w:p/>
-        </w:tc>
-        <w:tc>
-          <w:tcPr>
-            <w:tcW w:type="dxa" w:w="864"/>
-          </w:tcPr>
-          <w:p/>
-        </w:tc>
-        <w:tc>
-          <w:tcPr>
-            <w:tcW w:type="dxa" w:w="864"/>
-          </w:tcPr>
-          <w:p/>
-        </w:tc>
-        <w:tc>
-          <w:tcPr>
-            <w:tcW w:type="dxa" w:w="864"/>
-          </w:tcPr>
-          <w:p/>
-        </w:tc>
-        <w:tc>
-          <w:tcPr>
-            <w:tcW w:type="dxa" w:w="864"/>
-          </w:tcPr>
-          <w:p/>
-        </w:tc>
-        <w:tc>
-          <w:tcPr>
-            <w:tcW w:type="dxa" w:w="864"/>
-          </w:tcPr>
-          <w:p/>
-        </w:tc>
-        <w:tc>
-          <w:tcPr>
-            <w:tcW w:type="dxa" w:w="864"/>
-          </w:tcPr>
-          <w:p/>
-        </w:tc>
-        <w:tc>
-          <w:tcPr>
-            <w:tcW w:type="dxa" w:w="864"/>
+            <w:tcW w:type="dxa" w:w="567"/>
+          </w:tcPr>
+          <w:p/>
+        </w:tc>
+        <w:tc>
+          <w:tcPr>
+            <w:tcW w:type="dxa" w:w="567"/>
+          </w:tcPr>
+          <w:p/>
+        </w:tc>
+        <w:tc>
+          <w:tcPr>
+            <w:tcW w:type="dxa" w:w="567"/>
+          </w:tcPr>
+          <w:p/>
+        </w:tc>
+        <w:tc>
+          <w:tcPr>
+            <w:tcW w:type="dxa" w:w="734"/>
+          </w:tcPr>
+          <w:p/>
+        </w:tc>
+        <w:tc>
+          <w:tcPr>
+            <w:tcW w:type="dxa" w:w="1802"/>
+          </w:tcPr>
+          <w:p/>
+        </w:tc>
+        <w:tc>
+          <w:tcPr>
+            <w:tcW w:type="dxa" w:w="567"/>
+          </w:tcPr>
+          <w:p/>
+        </w:tc>
+        <w:tc>
+          <w:tcPr>
+            <w:tcW w:type="dxa" w:w="567"/>
+          </w:tcPr>
+          <w:p/>
+        </w:tc>
+        <w:tc>
+          <w:tcPr>
+            <w:tcW w:type="dxa" w:w="2135"/>
+          </w:tcPr>
+          <w:p/>
+        </w:tc>
+        <w:tc>
+          <w:tcPr>
+            <w:tcW w:type="dxa" w:w="567"/>
+          </w:tcPr>
+          <w:p/>
+        </w:tc>
+        <w:tc>
+          <w:tcPr>
+            <w:tcW w:type="dxa" w:w="567"/>
           </w:tcPr>
           <w:p/>
         </w:tc>
@@ -4789,61 +4789,61 @@
       <w:tr>
         <w:tc>
           <w:tcPr>
-            <w:tcW w:type="dxa" w:w="864"/>
-          </w:tcPr>
-          <w:p/>
-        </w:tc>
-        <w:tc>
-          <w:tcPr>
-            <w:tcW w:type="dxa" w:w="864"/>
-          </w:tcPr>
-          <w:p/>
-        </w:tc>
-        <w:tc>
-          <w:tcPr>
-            <w:tcW w:type="dxa" w:w="864"/>
-          </w:tcPr>
-          <w:p/>
-        </w:tc>
-        <w:tc>
-          <w:tcPr>
-            <w:tcW w:type="dxa" w:w="864"/>
-          </w:tcPr>
-          <w:p/>
-        </w:tc>
-        <w:tc>
-          <w:tcPr>
-            <w:tcW w:type="dxa" w:w="864"/>
-          </w:tcPr>
-          <w:p/>
-        </w:tc>
-        <w:tc>
-          <w:tcPr>
-            <w:tcW w:type="dxa" w:w="864"/>
-          </w:tcPr>
-          <w:p/>
-        </w:tc>
-        <w:tc>
-          <w:tcPr>
-            <w:tcW w:type="dxa" w:w="864"/>
-          </w:tcPr>
-          <w:p/>
-        </w:tc>
-        <w:tc>
-          <w:tcPr>
-            <w:tcW w:type="dxa" w:w="864"/>
-          </w:tcPr>
-          <w:p/>
-        </w:tc>
-        <w:tc>
-          <w:tcPr>
-            <w:tcW w:type="dxa" w:w="864"/>
-          </w:tcPr>
-          <w:p/>
-        </w:tc>
-        <w:tc>
-          <w:tcPr>
-            <w:tcW w:type="dxa" w:w="864"/>
+            <w:tcW w:type="dxa" w:w="567"/>
+          </w:tcPr>
+          <w:p/>
+        </w:tc>
+        <w:tc>
+          <w:tcPr>
+            <w:tcW w:type="dxa" w:w="567"/>
+          </w:tcPr>
+          <w:p/>
+        </w:tc>
+        <w:tc>
+          <w:tcPr>
+            <w:tcW w:type="dxa" w:w="567"/>
+          </w:tcPr>
+          <w:p/>
+        </w:tc>
+        <w:tc>
+          <w:tcPr>
+            <w:tcW w:type="dxa" w:w="734"/>
+          </w:tcPr>
+          <w:p/>
+        </w:tc>
+        <w:tc>
+          <w:tcPr>
+            <w:tcW w:type="dxa" w:w="1802"/>
+          </w:tcPr>
+          <w:p/>
+        </w:tc>
+        <w:tc>
+          <w:tcPr>
+            <w:tcW w:type="dxa" w:w="567"/>
+          </w:tcPr>
+          <w:p/>
+        </w:tc>
+        <w:tc>
+          <w:tcPr>
+            <w:tcW w:type="dxa" w:w="567"/>
+          </w:tcPr>
+          <w:p/>
+        </w:tc>
+        <w:tc>
+          <w:tcPr>
+            <w:tcW w:type="dxa" w:w="2135"/>
+          </w:tcPr>
+          <w:p/>
+        </w:tc>
+        <w:tc>
+          <w:tcPr>
+            <w:tcW w:type="dxa" w:w="567"/>
+          </w:tcPr>
+          <w:p/>
+        </w:tc>
+        <w:tc>
+          <w:tcPr>
+            <w:tcW w:type="dxa" w:w="567"/>
           </w:tcPr>
           <w:p/>
         </w:tc>
@@ -4851,7 +4851,7 @@
       <w:tr>
         <w:tc>
           <w:tcPr>
-            <w:tcW w:type="dxa" w:w="864"/>
+            <w:tcW w:type="dxa" w:w="567"/>
           </w:tcPr>
           <w:p>
             <w:r>
@@ -4864,7 +4864,7 @@
         </w:tc>
         <w:tc>
           <w:tcPr>
-            <w:tcW w:type="dxa" w:w="864"/>
+            <w:tcW w:type="dxa" w:w="567"/>
           </w:tcPr>
           <w:p>
             <w:r>
@@ -4877,7 +4877,7 @@
         </w:tc>
         <w:tc>
           <w:tcPr>
-            <w:tcW w:type="dxa" w:w="864"/>
+            <w:tcW w:type="dxa" w:w="567"/>
           </w:tcPr>
           <w:p>
             <w:r>
@@ -4890,7 +4890,7 @@
         </w:tc>
         <w:tc>
           <w:tcPr>
-            <w:tcW w:type="dxa" w:w="864"/>
+            <w:tcW w:type="dxa" w:w="734"/>
           </w:tcPr>
           <w:p>
             <w:r>
@@ -4903,7 +4903,7 @@
         </w:tc>
         <w:tc>
           <w:tcPr>
-            <w:tcW w:type="dxa" w:w="864"/>
+            <w:tcW w:type="dxa" w:w="1802"/>
           </w:tcPr>
           <w:p>
             <w:r>
@@ -4916,7 +4916,7 @@
         </w:tc>
         <w:tc>
           <w:tcPr>
-            <w:tcW w:type="dxa" w:w="864"/>
+            <w:tcW w:type="dxa" w:w="567"/>
           </w:tcPr>
           <w:p>
             <w:r>
@@ -4929,7 +4929,7 @@
         </w:tc>
         <w:tc>
           <w:tcPr>
-            <w:tcW w:type="dxa" w:w="864"/>
+            <w:tcW w:type="dxa" w:w="567"/>
           </w:tcPr>
           <w:p>
             <w:r>
@@ -4942,7 +4942,7 @@
         </w:tc>
         <w:tc>
           <w:tcPr>
-            <w:tcW w:type="dxa" w:w="864"/>
+            <w:tcW w:type="dxa" w:w="2135"/>
           </w:tcPr>
           <w:p>
             <w:r>
@@ -4955,7 +4955,7 @@
         </w:tc>
         <w:tc>
           <w:tcPr>
-            <w:tcW w:type="dxa" w:w="864"/>
+            <w:tcW w:type="dxa" w:w="567"/>
           </w:tcPr>
           <w:p>
             <w:r>
@@ -4968,7 +4968,7 @@
         </w:tc>
         <w:tc>
           <w:tcPr>
-            <w:tcW w:type="dxa" w:w="864"/>
+            <w:tcW w:type="dxa" w:w="567"/>
           </w:tcPr>
           <w:p>
             <w:r>

--- a/app/templates/PLI_M72.docx
+++ b/app/templates/PLI_M72.docx
@@ -123,20 +123,20 @@
           <w:sz w:val="24"/>
           <w:sz-cs w:val="24"/>
         </w:rPr>
-        <w:t>Tên doanh nghiệp viết bằng tiếng nước ngoài:{dn.ten_nuoc_ngoai}</w:t>
-      </w:r>
-    </w:p>
-    <w:p>
-      <w:pPr>
-        <w:spacing w:before="120"/>
-      </w:pPr>
-      <w:r>
-        <w:rPr>
-          <w:rFonts w:ascii="Arial" w:hAnsi="Arial" w:cs="Arial"/>
-          <w:sz w:val="24"/>
-          <w:sz-cs w:val="24"/>
-        </w:rPr>
-        <w:t>Tên doanh nghiệp viết tắt:{dn.ten_viet_tat}</w:t>
+        <w:t>Tên doanh nghiệp viết bằng tiếng nước ngoài: {dn.ten_nuoc_ngoai}</w:t>
+      </w:r>
+    </w:p>
+    <w:p>
+      <w:pPr>
+        <w:spacing w:before="120"/>
+      </w:pPr>
+      <w:r>
+        <w:rPr>
+          <w:rFonts w:ascii="Arial" w:hAnsi="Arial" w:cs="Arial"/>
+          <w:sz w:val="24"/>
+          <w:sz-cs w:val="24"/>
+        </w:rPr>
+        <w:t>Tên doanh nghiệp viết tắt: {dn.ten_viet_tat}</w:t>
       </w:r>
     </w:p>
     <w:p>
@@ -228,7 +228,7 @@
           <w:sz w:val="24"/>
           <w:sz-cs w:val="24"/>
         </w:rPr>
-        <w:t>Thư điện tử: {email_khac}Website: {website}</w:t>
+        <w:t>Thư điện tử: {email_khac} Website: {website}</w:t>
       </w:r>
     </w:p>
     <w:p>
@@ -610,20 +610,20 @@
           <w:sz w:val="24"/>
           <w:sz-cs w:val="24"/>
         </w:rPr>
-        <w:t>):{ho_ten_in_hoa}Giới tính:{chu_hkd.gioi_tinh}</w:t>
-      </w:r>
-    </w:p>
-    <w:p>
-      <w:pPr>
-        <w:spacing w:before="120"/>
-      </w:pPr>
-      <w:r>
-        <w:rPr>
-          <w:rFonts w:ascii="Arial" w:hAnsi="Arial" w:cs="Arial"/>
-          <w:sz w:val="24"/>
-          <w:sz-cs w:val="24"/>
-        </w:rPr>
-        <w:t>Ngày, tháng, năm sinh: {ngay_sinh}/{thang_sinh}/{nam_sinh} Quốc tịch:{chu_hkd.quoc_tich}</w:t>
+        <w:t>): {ho_ten_in_hoa} Giới tính: {chu_hkd.gioi_tinh}</w:t>
+      </w:r>
+    </w:p>
+    <w:p>
+      <w:pPr>
+        <w:spacing w:before="120"/>
+      </w:pPr>
+      <w:r>
+        <w:rPr>
+          <w:rFonts w:ascii="Arial" w:hAnsi="Arial" w:cs="Arial"/>
+          <w:sz w:val="24"/>
+          <w:sz-cs w:val="24"/>
+        </w:rPr>
+        <w:t>Ngày, tháng, năm sinh: {ngay_sinh}/{thang_sinh}/{nam_sinh} Quốc tịch: {chu_hkd.quoc_tich}</w:t>
       </w:r>
     </w:p>
     <w:p>
@@ -688,7 +688,7 @@
           <w:sz w:val="24"/>
           <w:sz-cs w:val="24"/>
         </w:rPr>
-        <w:t>Địa chỉ liên lạc:{dia_chi_lien_lac}</w:t>
+        <w:t>Địa chỉ liên lạc: {dia_chi_lien_lac}</w:t>
       </w:r>
     </w:p>
     <w:p>
@@ -1352,20 +1352,20 @@
           <w:sz w:val="24"/>
           <w:sz-cs w:val="24"/>
         </w:rPr>
-        <w:t>): {ho_ten_in_hoa}Giới tính: {chu_hkd.gioi_tinh}</w:t>
-      </w:r>
-    </w:p>
-    <w:p>
-      <w:pPr>
-        <w:spacing w:before="120"/>
-      </w:pPr>
-      <w:r>
-        <w:rPr>
-          <w:rFonts w:ascii="Arial" w:hAnsi="Arial" w:cs="Arial"/>
-          <w:sz w:val="24"/>
-          <w:sz-cs w:val="24"/>
-        </w:rPr>
-        <w:t>Ngày, tháng, năm sinh: {ngay_sinh}/{thang_sinh}/{nam_sinh} Quốc tịch:{chu_hkd.quoc_tich}</w:t>
+        <w:t>): {ho_ten_in_hoa} Giới tính: {chu_hkd.gioi_tinh}</w:t>
+      </w:r>
+    </w:p>
+    <w:p>
+      <w:pPr>
+        <w:spacing w:before="120"/>
+      </w:pPr>
+      <w:r>
+        <w:rPr>
+          <w:rFonts w:ascii="Arial" w:hAnsi="Arial" w:cs="Arial"/>
+          <w:sz w:val="24"/>
+          <w:sz-cs w:val="24"/>
+        </w:rPr>
+        <w:t>Ngày, tháng, năm sinh: {ngay_sinh}/{thang_sinh}/{nam_sinh} Quốc tịch: {chu_hkd.quoc_tich}</w:t>
       </w:r>
     </w:p>
     <w:p>
@@ -1577,7 +1577,7 @@
           <w:sz w:val="24"/>
           <w:sz-cs w:val="24"/>
         </w:rPr>
-        <w:t>): {ndd.ho_ten} Giới tính:{ndd.gioi_tinh}</w:t>
+        <w:t>): {ndd.ho_ten} Giới tính: {ndd.gioi_tinh}</w:t>
       </w:r>
     </w:p>
     <w:p>
@@ -2963,20 +2963,20 @@
           <w:sz w:val="24"/>
           <w:sz-cs w:val="24"/>
         </w:rPr>
-        <w:t>):{ndd.ho_ten} Giới tính:{ndd.gioi_tinh}</w:t>
-      </w:r>
-    </w:p>
-    <w:p>
-      <w:pPr>
-        <w:spacing w:before="120"/>
-      </w:pPr>
-      <w:r>
-        <w:rPr>
-          <w:rFonts w:ascii="Arial" w:hAnsi="Arial" w:cs="Arial"/>
-          <w:sz w:val="24"/>
-          <w:sz-cs w:val="24"/>
-        </w:rPr>
-        <w:t>Ngày, tháng, năm sinh:{ndd.ngay_sinh}/{ndd.thang_sinh}/{ndd.nam_sinh} Quốc tịch:{chu_hkd.quoc_tich}</w:t>
+        <w:t>): {ndd.ho_ten} Giới tính: {ndd.gioi_tinh}</w:t>
+      </w:r>
+    </w:p>
+    <w:p>
+      <w:pPr>
+        <w:spacing w:before="120"/>
+      </w:pPr>
+      <w:r>
+        <w:rPr>
+          <w:rFonts w:ascii="Arial" w:hAnsi="Arial" w:cs="Arial"/>
+          <w:sz w:val="24"/>
+          <w:sz-cs w:val="24"/>
+        </w:rPr>
+        <w:t>Ngày, tháng, năm sinh: {ndd.ngay_sinh}/{ndd.thang_sinh}/{ndd.nam_sinh} Quốc tịch: {chu_hkd.quoc_tich}</w:t>
       </w:r>
     </w:p>
     <w:p>
@@ -3179,33 +3179,33 @@
           <w:sz w:val="24"/>
           <w:sz-cs w:val="24"/>
         </w:rPr>
-        <w:t>Tên công ty viết bằng tiếng Việt:{dn.ten_tieng_viet}</w:t>
-      </w:r>
-    </w:p>
-    <w:p>
-      <w:pPr>
-        <w:spacing w:before="120"/>
-      </w:pPr>
-      <w:r>
-        <w:rPr>
-          <w:rFonts w:ascii="Arial" w:hAnsi="Arial" w:cs="Arial"/>
-          <w:sz w:val="24"/>
-          <w:sz-cs w:val="24"/>
-        </w:rPr>
-        <w:t>Tên công ty viết bằng tiếng nước ngoài:{dn.ten_nuoc_ngoai}</w:t>
-      </w:r>
-    </w:p>
-    <w:p>
-      <w:pPr>
-        <w:spacing w:before="120"/>
-      </w:pPr>
-      <w:r>
-        <w:rPr>
-          <w:rFonts w:ascii="Arial" w:hAnsi="Arial" w:cs="Arial"/>
-          <w:sz w:val="24"/>
-          <w:sz-cs w:val="24"/>
-        </w:rPr>
-        <w:t>Tên công ty viết tắt:{dn.ten_viet_tat}</w:t>
+        <w:t>Tên công ty viết bằng tiếng Việt: {dn.ten_tieng_viet}</w:t>
+      </w:r>
+    </w:p>
+    <w:p>
+      <w:pPr>
+        <w:spacing w:before="120"/>
+      </w:pPr>
+      <w:r>
+        <w:rPr>
+          <w:rFonts w:ascii="Arial" w:hAnsi="Arial" w:cs="Arial"/>
+          <w:sz w:val="24"/>
+          <w:sz-cs w:val="24"/>
+        </w:rPr>
+        <w:t>Tên công ty viết bằng tiếng nước ngoài: {dn.ten_nuoc_ngoai}</w:t>
+      </w:r>
+    </w:p>
+    <w:p>
+      <w:pPr>
+        <w:spacing w:before="120"/>
+      </w:pPr>
+      <w:r>
+        <w:rPr>
+          <w:rFonts w:ascii="Arial" w:hAnsi="Arial" w:cs="Arial"/>
+          <w:sz w:val="24"/>
+          <w:sz-cs w:val="24"/>
+        </w:rPr>
+        <w:t>Tên công ty viết tắt: {dn.ten_viet_tat}</w:t>
       </w:r>
     </w:p>
     <w:p>
@@ -5134,20 +5134,20 @@
           <w:sz w:val="24"/>
           <w:sz-cs w:val="24"/>
         </w:rPr>
-        <w:t>):{ndd.ho_ten}Giới tính:{ndd.gioi_tinh}</w:t>
-      </w:r>
-    </w:p>
-    <w:p>
-      <w:pPr>
-        <w:spacing w:before="120"/>
-      </w:pPr>
-      <w:r>
-        <w:rPr>
-          <w:rFonts w:ascii="Arial" w:hAnsi="Arial" w:cs="Arial"/>
-          <w:sz w:val="24"/>
-          <w:sz-cs w:val="24"/>
-        </w:rPr>
-        <w:t>Ngày, tháng, năm sinh: {ndd.ngay_sinh}/{ndd.thang_sinh}/{ndd.nam_sinh} Quốc tịch:{chu_hkd.quoc_tich}</w:t>
+        <w:t>): {ndd.ho_ten} Giới tính: {ndd.gioi_tinh}</w:t>
+      </w:r>
+    </w:p>
+    <w:p>
+      <w:pPr>
+        <w:spacing w:before="120"/>
+      </w:pPr>
+      <w:r>
+        <w:rPr>
+          <w:rFonts w:ascii="Arial" w:hAnsi="Arial" w:cs="Arial"/>
+          <w:sz w:val="24"/>
+          <w:sz-cs w:val="24"/>
+        </w:rPr>
+        <w:t>Ngày, tháng, năm sinh: {ndd.ngay_sinh}/{ndd.thang_sinh}/{ndd.nam_sinh} Quốc tịch: {chu_hkd.quoc_tich}</w:t>
       </w:r>
     </w:p>
     <w:p>
@@ -5358,33 +5358,33 @@
           <w:sz w:val="24"/>
           <w:sz-cs w:val="24"/>
         </w:rPr>
-        <w:t>Tên công ty viết bằng tiếng Việt:{dn.ten_tieng_viet}</w:t>
-      </w:r>
-    </w:p>
-    <w:p>
-      <w:pPr>
-        <w:spacing w:before="120"/>
-      </w:pPr>
-      <w:r>
-        <w:rPr>
-          <w:rFonts w:ascii="Arial" w:hAnsi="Arial" w:cs="Arial"/>
-          <w:sz w:val="24"/>
-          <w:sz-cs w:val="24"/>
-        </w:rPr>
-        <w:t>Tên công ty viết bằng tiếng nước ngoài:{dn.ten_nuoc_ngoai}</w:t>
-      </w:r>
-    </w:p>
-    <w:p>
-      <w:pPr>
-        <w:spacing w:before="120"/>
-      </w:pPr>
-      <w:r>
-        <w:rPr>
-          <w:rFonts w:ascii="Arial" w:hAnsi="Arial" w:cs="Arial"/>
-          <w:sz w:val="24"/>
-          <w:sz-cs w:val="24"/>
-        </w:rPr>
-        <w:t>Tên công ty viết tắt:{dn.ten_viet_tat}</w:t>
+        <w:t>Tên công ty viết bằng tiếng Việt: {dn.ten_tieng_viet}</w:t>
+      </w:r>
+    </w:p>
+    <w:p>
+      <w:pPr>
+        <w:spacing w:before="120"/>
+      </w:pPr>
+      <w:r>
+        <w:rPr>
+          <w:rFonts w:ascii="Arial" w:hAnsi="Arial" w:cs="Arial"/>
+          <w:sz w:val="24"/>
+          <w:sz-cs w:val="24"/>
+        </w:rPr>
+        <w:t>Tên công ty viết bằng tiếng nước ngoài: {dn.ten_nuoc_ngoai}</w:t>
+      </w:r>
+    </w:p>
+    <w:p>
+      <w:pPr>
+        <w:spacing w:before="120"/>
+      </w:pPr>
+      <w:r>
+        <w:rPr>
+          <w:rFonts w:ascii="Arial" w:hAnsi="Arial" w:cs="Arial"/>
+          <w:sz w:val="24"/>
+          <w:sz-cs w:val="24"/>
+        </w:rPr>
+        <w:t>Tên công ty viết tắt: {dn.ten_viet_tat}</w:t>
       </w:r>
     </w:p>
     <w:p>
@@ -5489,7 +5489,7 @@
           <w:sz w:val="24"/>
           <w:sz-cs w:val="24"/>
         </w:rPr>
-        <w:t>Thư điện tử: {email_khac}Website: {website}</w:t>
+        <w:t>Thư điện tử: {email_khac} Website: {website}</w:t>
       </w:r>
     </w:p>
     <w:p>

--- a/app/templates/PLI_M72.docx
+++ b/app/templates/PLI_M72.docx
@@ -3677,9 +3677,22 @@
         <w:t xml:space="preserve"/>
       </w:r>
     </w:p>
+    <w:p>
+      <w:pPr>
+        <w:spacing w:before="0" w:after="0" w:line="20" w:lineRule="exact"/>
+        <w:rPr>
+          <w:sz w:val="2"/>
+          <w:szCs w:val="2"/>
+        </w:rPr>
+        <w:sectPr>
+          <w:pgSz w:w="12240" w:h="15840"/>
+          <w:pgMar w:top="1440" w:right="1800" w:bottom="1440" w:left="1800"/>
+        </w:sectPr>
+      </w:pPr>
+    </w:p>
     <w:tbl xmlns:ns6="urn:orca:p1a-temp" xmlns:ns7="urn:orca:p1b-temp">
       <w:tblPr>
-        <w:tblW w:type="auto" w:w="0"/>
+        <w:tblW w:type="dxa" w:w="14400"/>
         <w:tblLook w:firstColumn="1" w:firstRow="1" w:lastColumn="0" w:lastRow="0" w:noHBand="0" w:noVBand="1" w:val="04A0"/>
         <w:tblBorders>
           <w:top w:val="single" w:sz="4" w:color="000000"/>
@@ -3691,21 +3704,21 @@
         </w:tblBorders>
       </w:tblPr>
       <w:tblGrid>
-        <w:gridCol w:w="567"/>
-        <w:gridCol w:w="567"/>
-        <w:gridCol w:w="567"/>
-        <w:gridCol w:w="734"/>
-        <w:gridCol w:w="1802"/>
-        <w:gridCol w:w="567"/>
-        <w:gridCol w:w="567"/>
-        <w:gridCol w:w="2135"/>
-        <w:gridCol w:w="567"/>
-        <w:gridCol w:w="567"/>
+        <w:gridCol w:w="900"/>
+        <w:gridCol w:w="900"/>
+        <w:gridCol w:w="900"/>
+        <w:gridCol w:w="1329"/>
+        <w:gridCol w:w="3108"/>
+        <w:gridCol w:w="900"/>
+        <w:gridCol w:w="900"/>
+        <w:gridCol w:w="3663"/>
+        <w:gridCol w:w="900"/>
+        <w:gridCol w:w="900"/>
       </w:tblGrid>
       <w:tr>
         <w:tc>
           <w:tcPr>
-            <w:tcW w:type="dxa" w:w="567"/>
+            <w:tcW w:type="dxa" w:w="900"/>
           </w:tcPr>
           <w:p>
             <w:r>
@@ -3718,7 +3731,7 @@
         </w:tc>
         <w:tc>
           <w:tcPr>
-            <w:tcW w:type="dxa" w:w="567"/>
+            <w:tcW w:type="dxa" w:w="900"/>
           </w:tcPr>
           <w:p>
             <w:r>
@@ -3731,7 +3744,7 @@
         </w:tc>
         <w:tc>
           <w:tcPr>
-            <w:tcW w:type="dxa" w:w="567"/>
+            <w:tcW w:type="dxa" w:w="900"/>
           </w:tcPr>
           <w:p>
             <w:r>
@@ -3744,7 +3757,7 @@
         </w:tc>
         <w:tc>
           <w:tcPr>
-            <w:tcW w:type="dxa" w:w="734"/>
+            <w:tcW w:type="dxa" w:w="1329"/>
           </w:tcPr>
           <w:p>
             <w:r>
@@ -3757,7 +3770,7 @@
         </w:tc>
         <w:tc>
           <w:tcPr>
-            <w:tcW w:type="dxa" w:w="1802"/>
+            <w:tcW w:type="dxa" w:w="3108"/>
           </w:tcPr>
           <w:p>
             <w:r>
@@ -3770,7 +3783,7 @@
         </w:tc>
         <w:tc>
           <w:tcPr>
-            <w:tcW w:type="dxa" w:w="567"/>
+            <w:tcW w:type="dxa" w:w="900"/>
           </w:tcPr>
           <w:p>
             <w:r>
@@ -3783,7 +3796,7 @@
         </w:tc>
         <w:tc>
           <w:tcPr>
-            <w:tcW w:type="dxa" w:w="567"/>
+            <w:tcW w:type="dxa" w:w="900"/>
           </w:tcPr>
           <w:p>
             <w:r>
@@ -3796,7 +3809,7 @@
         </w:tc>
         <w:tc>
           <w:tcPr>
-            <w:tcW w:type="dxa" w:w="2135"/>
+            <w:tcW w:type="dxa" w:w="3663"/>
           </w:tcPr>
           <w:p>
             <w:r>
@@ -3809,7 +3822,7 @@
         </w:tc>
         <w:tc>
           <w:tcPr>
-            <w:tcW w:type="dxa" w:w="567"/>
+            <w:tcW w:type="dxa" w:w="900"/>
           </w:tcPr>
           <w:p>
             <w:r>
@@ -3822,7 +3835,7 @@
         </w:tc>
         <w:tc>
           <w:tcPr>
-            <w:tcW w:type="dxa" w:w="567"/>
+            <w:tcW w:type="dxa" w:w="900"/>
           </w:tcPr>
           <w:p>
             <w:r>
@@ -3837,61 +3850,61 @@
       <w:tr>
         <w:tc>
           <w:tcPr>
-            <w:tcW w:type="dxa" w:w="567"/>
-          </w:tcPr>
-          <w:p/>
-        </w:tc>
-        <w:tc>
-          <w:tcPr>
-            <w:tcW w:type="dxa" w:w="567"/>
-          </w:tcPr>
-          <w:p/>
-        </w:tc>
-        <w:tc>
-          <w:tcPr>
-            <w:tcW w:type="dxa" w:w="567"/>
-          </w:tcPr>
-          <w:p/>
-        </w:tc>
-        <w:tc>
-          <w:tcPr>
-            <w:tcW w:type="dxa" w:w="734"/>
-          </w:tcPr>
-          <w:p/>
-        </w:tc>
-        <w:tc>
-          <w:tcPr>
-            <w:tcW w:type="dxa" w:w="1802"/>
-          </w:tcPr>
-          <w:p/>
-        </w:tc>
-        <w:tc>
-          <w:tcPr>
-            <w:tcW w:type="dxa" w:w="567"/>
-          </w:tcPr>
-          <w:p/>
-        </w:tc>
-        <w:tc>
-          <w:tcPr>
-            <w:tcW w:type="dxa" w:w="567"/>
-          </w:tcPr>
-          <w:p/>
-        </w:tc>
-        <w:tc>
-          <w:tcPr>
-            <w:tcW w:type="dxa" w:w="2135"/>
-          </w:tcPr>
-          <w:p/>
-        </w:tc>
-        <w:tc>
-          <w:tcPr>
-            <w:tcW w:type="dxa" w:w="567"/>
-          </w:tcPr>
-          <w:p/>
-        </w:tc>
-        <w:tc>
-          <w:tcPr>
-            <w:tcW w:type="dxa" w:w="567"/>
+            <w:tcW w:type="dxa" w:w="900"/>
+          </w:tcPr>
+          <w:p/>
+        </w:tc>
+        <w:tc>
+          <w:tcPr>
+            <w:tcW w:type="dxa" w:w="900"/>
+          </w:tcPr>
+          <w:p/>
+        </w:tc>
+        <w:tc>
+          <w:tcPr>
+            <w:tcW w:type="dxa" w:w="900"/>
+          </w:tcPr>
+          <w:p/>
+        </w:tc>
+        <w:tc>
+          <w:tcPr>
+            <w:tcW w:type="dxa" w:w="1329"/>
+          </w:tcPr>
+          <w:p/>
+        </w:tc>
+        <w:tc>
+          <w:tcPr>
+            <w:tcW w:type="dxa" w:w="3108"/>
+          </w:tcPr>
+          <w:p/>
+        </w:tc>
+        <w:tc>
+          <w:tcPr>
+            <w:tcW w:type="dxa" w:w="900"/>
+          </w:tcPr>
+          <w:p/>
+        </w:tc>
+        <w:tc>
+          <w:tcPr>
+            <w:tcW w:type="dxa" w:w="900"/>
+          </w:tcPr>
+          <w:p/>
+        </w:tc>
+        <w:tc>
+          <w:tcPr>
+            <w:tcW w:type="dxa" w:w="3663"/>
+          </w:tcPr>
+          <w:p/>
+        </w:tc>
+        <w:tc>
+          <w:tcPr>
+            <w:tcW w:type="dxa" w:w="900"/>
+          </w:tcPr>
+          <w:p/>
+        </w:tc>
+        <w:tc>
+          <w:tcPr>
+            <w:tcW w:type="dxa" w:w="900"/>
           </w:tcPr>
           <w:p/>
         </w:tc>
@@ -3899,61 +3912,61 @@
       <w:tr>
         <w:tc>
           <w:tcPr>
-            <w:tcW w:type="dxa" w:w="567"/>
-          </w:tcPr>
-          <w:p/>
-        </w:tc>
-        <w:tc>
-          <w:tcPr>
-            <w:tcW w:type="dxa" w:w="567"/>
-          </w:tcPr>
-          <w:p/>
-        </w:tc>
-        <w:tc>
-          <w:tcPr>
-            <w:tcW w:type="dxa" w:w="567"/>
-          </w:tcPr>
-          <w:p/>
-        </w:tc>
-        <w:tc>
-          <w:tcPr>
-            <w:tcW w:type="dxa" w:w="734"/>
-          </w:tcPr>
-          <w:p/>
-        </w:tc>
-        <w:tc>
-          <w:tcPr>
-            <w:tcW w:type="dxa" w:w="1802"/>
-          </w:tcPr>
-          <w:p/>
-        </w:tc>
-        <w:tc>
-          <w:tcPr>
-            <w:tcW w:type="dxa" w:w="567"/>
-          </w:tcPr>
-          <w:p/>
-        </w:tc>
-        <w:tc>
-          <w:tcPr>
-            <w:tcW w:type="dxa" w:w="567"/>
-          </w:tcPr>
-          <w:p/>
-        </w:tc>
-        <w:tc>
-          <w:tcPr>
-            <w:tcW w:type="dxa" w:w="2135"/>
-          </w:tcPr>
-          <w:p/>
-        </w:tc>
-        <w:tc>
-          <w:tcPr>
-            <w:tcW w:type="dxa" w:w="567"/>
-          </w:tcPr>
-          <w:p/>
-        </w:tc>
-        <w:tc>
-          <w:tcPr>
-            <w:tcW w:type="dxa" w:w="567"/>
+            <w:tcW w:type="dxa" w:w="900"/>
+          </w:tcPr>
+          <w:p/>
+        </w:tc>
+        <w:tc>
+          <w:tcPr>
+            <w:tcW w:type="dxa" w:w="900"/>
+          </w:tcPr>
+          <w:p/>
+        </w:tc>
+        <w:tc>
+          <w:tcPr>
+            <w:tcW w:type="dxa" w:w="900"/>
+          </w:tcPr>
+          <w:p/>
+        </w:tc>
+        <w:tc>
+          <w:tcPr>
+            <w:tcW w:type="dxa" w:w="1329"/>
+          </w:tcPr>
+          <w:p/>
+        </w:tc>
+        <w:tc>
+          <w:tcPr>
+            <w:tcW w:type="dxa" w:w="3108"/>
+          </w:tcPr>
+          <w:p/>
+        </w:tc>
+        <w:tc>
+          <w:tcPr>
+            <w:tcW w:type="dxa" w:w="900"/>
+          </w:tcPr>
+          <w:p/>
+        </w:tc>
+        <w:tc>
+          <w:tcPr>
+            <w:tcW w:type="dxa" w:w="900"/>
+          </w:tcPr>
+          <w:p/>
+        </w:tc>
+        <w:tc>
+          <w:tcPr>
+            <w:tcW w:type="dxa" w:w="3663"/>
+          </w:tcPr>
+          <w:p/>
+        </w:tc>
+        <w:tc>
+          <w:tcPr>
+            <w:tcW w:type="dxa" w:w="900"/>
+          </w:tcPr>
+          <w:p/>
+        </w:tc>
+        <w:tc>
+          <w:tcPr>
+            <w:tcW w:type="dxa" w:w="900"/>
           </w:tcPr>
           <w:p/>
         </w:tc>
@@ -3961,61 +3974,61 @@
       <w:tr>
         <w:tc>
           <w:tcPr>
-            <w:tcW w:type="dxa" w:w="567"/>
-          </w:tcPr>
-          <w:p/>
-        </w:tc>
-        <w:tc>
-          <w:tcPr>
-            <w:tcW w:type="dxa" w:w="567"/>
-          </w:tcPr>
-          <w:p/>
-        </w:tc>
-        <w:tc>
-          <w:tcPr>
-            <w:tcW w:type="dxa" w:w="567"/>
-          </w:tcPr>
-          <w:p/>
-        </w:tc>
-        <w:tc>
-          <w:tcPr>
-            <w:tcW w:type="dxa" w:w="734"/>
-          </w:tcPr>
-          <w:p/>
-        </w:tc>
-        <w:tc>
-          <w:tcPr>
-            <w:tcW w:type="dxa" w:w="1802"/>
-          </w:tcPr>
-          <w:p/>
-        </w:tc>
-        <w:tc>
-          <w:tcPr>
-            <w:tcW w:type="dxa" w:w="567"/>
-          </w:tcPr>
-          <w:p/>
-        </w:tc>
-        <w:tc>
-          <w:tcPr>
-            <w:tcW w:type="dxa" w:w="567"/>
-          </w:tcPr>
-          <w:p/>
-        </w:tc>
-        <w:tc>
-          <w:tcPr>
-            <w:tcW w:type="dxa" w:w="2135"/>
-          </w:tcPr>
-          <w:p/>
-        </w:tc>
-        <w:tc>
-          <w:tcPr>
-            <w:tcW w:type="dxa" w:w="567"/>
-          </w:tcPr>
-          <w:p/>
-        </w:tc>
-        <w:tc>
-          <w:tcPr>
-            <w:tcW w:type="dxa" w:w="567"/>
+            <w:tcW w:type="dxa" w:w="900"/>
+          </w:tcPr>
+          <w:p/>
+        </w:tc>
+        <w:tc>
+          <w:tcPr>
+            <w:tcW w:type="dxa" w:w="900"/>
+          </w:tcPr>
+          <w:p/>
+        </w:tc>
+        <w:tc>
+          <w:tcPr>
+            <w:tcW w:type="dxa" w:w="900"/>
+          </w:tcPr>
+          <w:p/>
+        </w:tc>
+        <w:tc>
+          <w:tcPr>
+            <w:tcW w:type="dxa" w:w="1329"/>
+          </w:tcPr>
+          <w:p/>
+        </w:tc>
+        <w:tc>
+          <w:tcPr>
+            <w:tcW w:type="dxa" w:w="3108"/>
+          </w:tcPr>
+          <w:p/>
+        </w:tc>
+        <w:tc>
+          <w:tcPr>
+            <w:tcW w:type="dxa" w:w="900"/>
+          </w:tcPr>
+          <w:p/>
+        </w:tc>
+        <w:tc>
+          <w:tcPr>
+            <w:tcW w:type="dxa" w:w="900"/>
+          </w:tcPr>
+          <w:p/>
+        </w:tc>
+        <w:tc>
+          <w:tcPr>
+            <w:tcW w:type="dxa" w:w="3663"/>
+          </w:tcPr>
+          <w:p/>
+        </w:tc>
+        <w:tc>
+          <w:tcPr>
+            <w:tcW w:type="dxa" w:w="900"/>
+          </w:tcPr>
+          <w:p/>
+        </w:tc>
+        <w:tc>
+          <w:tcPr>
+            <w:tcW w:type="dxa" w:w="900"/>
           </w:tcPr>
           <w:p/>
         </w:tc>
@@ -4023,61 +4036,61 @@
       <w:tr>
         <w:tc>
           <w:tcPr>
-            <w:tcW w:type="dxa" w:w="567"/>
-          </w:tcPr>
-          <w:p/>
-        </w:tc>
-        <w:tc>
-          <w:tcPr>
-            <w:tcW w:type="dxa" w:w="567"/>
-          </w:tcPr>
-          <w:p/>
-        </w:tc>
-        <w:tc>
-          <w:tcPr>
-            <w:tcW w:type="dxa" w:w="567"/>
-          </w:tcPr>
-          <w:p/>
-        </w:tc>
-        <w:tc>
-          <w:tcPr>
-            <w:tcW w:type="dxa" w:w="734"/>
-          </w:tcPr>
-          <w:p/>
-        </w:tc>
-        <w:tc>
-          <w:tcPr>
-            <w:tcW w:type="dxa" w:w="1802"/>
-          </w:tcPr>
-          <w:p/>
-        </w:tc>
-        <w:tc>
-          <w:tcPr>
-            <w:tcW w:type="dxa" w:w="567"/>
-          </w:tcPr>
-          <w:p/>
-        </w:tc>
-        <w:tc>
-          <w:tcPr>
-            <w:tcW w:type="dxa" w:w="567"/>
-          </w:tcPr>
-          <w:p/>
-        </w:tc>
-        <w:tc>
-          <w:tcPr>
-            <w:tcW w:type="dxa" w:w="2135"/>
-          </w:tcPr>
-          <w:p/>
-        </w:tc>
-        <w:tc>
-          <w:tcPr>
-            <w:tcW w:type="dxa" w:w="567"/>
-          </w:tcPr>
-          <w:p/>
-        </w:tc>
-        <w:tc>
-          <w:tcPr>
-            <w:tcW w:type="dxa" w:w="567"/>
+            <w:tcW w:type="dxa" w:w="900"/>
+          </w:tcPr>
+          <w:p/>
+        </w:tc>
+        <w:tc>
+          <w:tcPr>
+            <w:tcW w:type="dxa" w:w="900"/>
+          </w:tcPr>
+          <w:p/>
+        </w:tc>
+        <w:tc>
+          <w:tcPr>
+            <w:tcW w:type="dxa" w:w="900"/>
+          </w:tcPr>
+          <w:p/>
+        </w:tc>
+        <w:tc>
+          <w:tcPr>
+            <w:tcW w:type="dxa" w:w="1329"/>
+          </w:tcPr>
+          <w:p/>
+        </w:tc>
+        <w:tc>
+          <w:tcPr>
+            <w:tcW w:type="dxa" w:w="3108"/>
+          </w:tcPr>
+          <w:p/>
+        </w:tc>
+        <w:tc>
+          <w:tcPr>
+            <w:tcW w:type="dxa" w:w="900"/>
+          </w:tcPr>
+          <w:p/>
+        </w:tc>
+        <w:tc>
+          <w:tcPr>
+            <w:tcW w:type="dxa" w:w="900"/>
+          </w:tcPr>
+          <w:p/>
+        </w:tc>
+        <w:tc>
+          <w:tcPr>
+            <w:tcW w:type="dxa" w:w="3663"/>
+          </w:tcPr>
+          <w:p/>
+        </w:tc>
+        <w:tc>
+          <w:tcPr>
+            <w:tcW w:type="dxa" w:w="900"/>
+          </w:tcPr>
+          <w:p/>
+        </w:tc>
+        <w:tc>
+          <w:tcPr>
+            <w:tcW w:type="dxa" w:w="900"/>
           </w:tcPr>
           <w:p/>
         </w:tc>
@@ -4085,61 +4098,61 @@
       <w:tr>
         <w:tc>
           <w:tcPr>
-            <w:tcW w:type="dxa" w:w="567"/>
-          </w:tcPr>
-          <w:p/>
-        </w:tc>
-        <w:tc>
-          <w:tcPr>
-            <w:tcW w:type="dxa" w:w="567"/>
-          </w:tcPr>
-          <w:p/>
-        </w:tc>
-        <w:tc>
-          <w:tcPr>
-            <w:tcW w:type="dxa" w:w="567"/>
-          </w:tcPr>
-          <w:p/>
-        </w:tc>
-        <w:tc>
-          <w:tcPr>
-            <w:tcW w:type="dxa" w:w="734"/>
-          </w:tcPr>
-          <w:p/>
-        </w:tc>
-        <w:tc>
-          <w:tcPr>
-            <w:tcW w:type="dxa" w:w="1802"/>
-          </w:tcPr>
-          <w:p/>
-        </w:tc>
-        <w:tc>
-          <w:tcPr>
-            <w:tcW w:type="dxa" w:w="567"/>
-          </w:tcPr>
-          <w:p/>
-        </w:tc>
-        <w:tc>
-          <w:tcPr>
-            <w:tcW w:type="dxa" w:w="567"/>
-          </w:tcPr>
-          <w:p/>
-        </w:tc>
-        <w:tc>
-          <w:tcPr>
-            <w:tcW w:type="dxa" w:w="2135"/>
-          </w:tcPr>
-          <w:p/>
-        </w:tc>
-        <w:tc>
-          <w:tcPr>
-            <w:tcW w:type="dxa" w:w="567"/>
-          </w:tcPr>
-          <w:p/>
-        </w:tc>
-        <w:tc>
-          <w:tcPr>
-            <w:tcW w:type="dxa" w:w="567"/>
+            <w:tcW w:type="dxa" w:w="900"/>
+          </w:tcPr>
+          <w:p/>
+        </w:tc>
+        <w:tc>
+          <w:tcPr>
+            <w:tcW w:type="dxa" w:w="900"/>
+          </w:tcPr>
+          <w:p/>
+        </w:tc>
+        <w:tc>
+          <w:tcPr>
+            <w:tcW w:type="dxa" w:w="900"/>
+          </w:tcPr>
+          <w:p/>
+        </w:tc>
+        <w:tc>
+          <w:tcPr>
+            <w:tcW w:type="dxa" w:w="1329"/>
+          </w:tcPr>
+          <w:p/>
+        </w:tc>
+        <w:tc>
+          <w:tcPr>
+            <w:tcW w:type="dxa" w:w="3108"/>
+          </w:tcPr>
+          <w:p/>
+        </w:tc>
+        <w:tc>
+          <w:tcPr>
+            <w:tcW w:type="dxa" w:w="900"/>
+          </w:tcPr>
+          <w:p/>
+        </w:tc>
+        <w:tc>
+          <w:tcPr>
+            <w:tcW w:type="dxa" w:w="900"/>
+          </w:tcPr>
+          <w:p/>
+        </w:tc>
+        <w:tc>
+          <w:tcPr>
+            <w:tcW w:type="dxa" w:w="3663"/>
+          </w:tcPr>
+          <w:p/>
+        </w:tc>
+        <w:tc>
+          <w:tcPr>
+            <w:tcW w:type="dxa" w:w="900"/>
+          </w:tcPr>
+          <w:p/>
+        </w:tc>
+        <w:tc>
+          <w:tcPr>
+            <w:tcW w:type="dxa" w:w="900"/>
           </w:tcPr>
           <w:p/>
         </w:tc>
@@ -4147,7 +4160,7 @@
       <w:tr>
         <w:tc>
           <w:tcPr>
-            <w:tcW w:type="dxa" w:w="567"/>
+            <w:tcW w:type="dxa" w:w="900"/>
           </w:tcPr>
           <w:p>
             <w:r>
@@ -4160,7 +4173,7 @@
         </w:tc>
         <w:tc>
           <w:tcPr>
-            <w:tcW w:type="dxa" w:w="567"/>
+            <w:tcW w:type="dxa" w:w="900"/>
           </w:tcPr>
           <w:p>
             <w:r>
@@ -4173,7 +4186,7 @@
         </w:tc>
         <w:tc>
           <w:tcPr>
-            <w:tcW w:type="dxa" w:w="567"/>
+            <w:tcW w:type="dxa" w:w="900"/>
           </w:tcPr>
           <w:p>
             <w:r>
@@ -4186,7 +4199,7 @@
         </w:tc>
         <w:tc>
           <w:tcPr>
-            <w:tcW w:type="dxa" w:w="734"/>
+            <w:tcW w:type="dxa" w:w="1329"/>
           </w:tcPr>
           <w:p>
             <w:r>
@@ -4199,7 +4212,7 @@
         </w:tc>
         <w:tc>
           <w:tcPr>
-            <w:tcW w:type="dxa" w:w="1802"/>
+            <w:tcW w:type="dxa" w:w="3108"/>
           </w:tcPr>
           <w:p>
             <w:r>
@@ -4212,7 +4225,7 @@
         </w:tc>
         <w:tc>
           <w:tcPr>
-            <w:tcW w:type="dxa" w:w="567"/>
+            <w:tcW w:type="dxa" w:w="900"/>
           </w:tcPr>
           <w:p>
             <w:r>
@@ -4225,7 +4238,7 @@
         </w:tc>
         <w:tc>
           <w:tcPr>
-            <w:tcW w:type="dxa" w:w="567"/>
+            <w:tcW w:type="dxa" w:w="900"/>
           </w:tcPr>
           <w:p>
             <w:r>
@@ -4238,7 +4251,7 @@
         </w:tc>
         <w:tc>
           <w:tcPr>
-            <w:tcW w:type="dxa" w:w="2135"/>
+            <w:tcW w:type="dxa" w:w="3663"/>
           </w:tcPr>
           <w:p>
             <w:r>
@@ -4251,7 +4264,7 @@
         </w:tc>
         <w:tc>
           <w:tcPr>
-            <w:tcW w:type="dxa" w:w="567"/>
+            <w:tcW w:type="dxa" w:w="900"/>
           </w:tcPr>
           <w:p>
             <w:r>
@@ -4264,7 +4277,7 @@
         </w:tc>
         <w:tc>
           <w:tcPr>
-            <w:tcW w:type="dxa" w:w="567"/>
+            <w:tcW w:type="dxa" w:w="900"/>
           </w:tcPr>
           <w:p>
             <w:r>
@@ -4383,7 +4396,7 @@
     </w:p>
     <w:tbl xmlns:ns8="urn:orca:p1a-temp" xmlns:ns9="urn:orca:p1b-temp">
       <w:tblPr>
-        <w:tblW w:type="auto" w:w="0"/>
+        <w:tblW w:type="dxa" w:w="14400"/>
         <w:tblLook w:firstColumn="1" w:firstRow="1" w:lastColumn="0" w:lastRow="0" w:noHBand="0" w:noVBand="1" w:val="04A0"/>
         <w:tblBorders>
           <w:top w:val="single" w:sz="4" w:color="000000"/>
@@ -4395,21 +4408,21 @@
         </w:tblBorders>
       </w:tblPr>
       <w:tblGrid>
-        <w:gridCol w:w="567"/>
-        <w:gridCol w:w="567"/>
-        <w:gridCol w:w="567"/>
-        <w:gridCol w:w="734"/>
-        <w:gridCol w:w="1802"/>
-        <w:gridCol w:w="567"/>
-        <w:gridCol w:w="567"/>
-        <w:gridCol w:w="2135"/>
-        <w:gridCol w:w="567"/>
-        <w:gridCol w:w="567"/>
+        <w:gridCol w:w="900"/>
+        <w:gridCol w:w="900"/>
+        <w:gridCol w:w="900"/>
+        <w:gridCol w:w="1329"/>
+        <w:gridCol w:w="3108"/>
+        <w:gridCol w:w="900"/>
+        <w:gridCol w:w="900"/>
+        <w:gridCol w:w="3663"/>
+        <w:gridCol w:w="900"/>
+        <w:gridCol w:w="900"/>
       </w:tblGrid>
       <w:tr>
         <w:tc>
           <w:tcPr>
-            <w:tcW w:type="dxa" w:w="567"/>
+            <w:tcW w:type="dxa" w:w="900"/>
           </w:tcPr>
           <w:p>
             <w:r>
@@ -4422,7 +4435,7 @@
         </w:tc>
         <w:tc>
           <w:tcPr>
-            <w:tcW w:type="dxa" w:w="567"/>
+            <w:tcW w:type="dxa" w:w="900"/>
           </w:tcPr>
           <w:p>
             <w:r>
@@ -4435,7 +4448,7 @@
         </w:tc>
         <w:tc>
           <w:tcPr>
-            <w:tcW w:type="dxa" w:w="567"/>
+            <w:tcW w:type="dxa" w:w="900"/>
           </w:tcPr>
           <w:p>
             <w:r>
@@ -4448,7 +4461,7 @@
         </w:tc>
         <w:tc>
           <w:tcPr>
-            <w:tcW w:type="dxa" w:w="734"/>
+            <w:tcW w:type="dxa" w:w="1329"/>
           </w:tcPr>
           <w:p>
             <w:r>
@@ -4461,7 +4474,7 @@
         </w:tc>
         <w:tc>
           <w:tcPr>
-            <w:tcW w:type="dxa" w:w="1802"/>
+            <w:tcW w:type="dxa" w:w="3108"/>
           </w:tcPr>
           <w:p>
             <w:r>
@@ -4474,7 +4487,7 @@
         </w:tc>
         <w:tc>
           <w:tcPr>
-            <w:tcW w:type="dxa" w:w="567"/>
+            <w:tcW w:type="dxa" w:w="900"/>
           </w:tcPr>
           <w:p>
             <w:r>
@@ -4487,7 +4500,7 @@
         </w:tc>
         <w:tc>
           <w:tcPr>
-            <w:tcW w:type="dxa" w:w="567"/>
+            <w:tcW w:type="dxa" w:w="900"/>
           </w:tcPr>
           <w:p>
             <w:r>
@@ -4500,7 +4513,7 @@
         </w:tc>
         <w:tc>
           <w:tcPr>
-            <w:tcW w:type="dxa" w:w="2135"/>
+            <w:tcW w:type="dxa" w:w="3663"/>
           </w:tcPr>
           <w:p>
             <w:r>
@@ -4513,7 +4526,7 @@
         </w:tc>
         <w:tc>
           <w:tcPr>
-            <w:tcW w:type="dxa" w:w="567"/>
+            <w:tcW w:type="dxa" w:w="900"/>
           </w:tcPr>
           <w:p>
             <w:r>
@@ -4526,7 +4539,7 @@
         </w:tc>
         <w:tc>
           <w:tcPr>
-            <w:tcW w:type="dxa" w:w="567"/>
+            <w:tcW w:type="dxa" w:w="900"/>
           </w:tcPr>
           <w:p>
             <w:r>
@@ -4541,61 +4554,61 @@
       <w:tr>
         <w:tc>
           <w:tcPr>
-            <w:tcW w:type="dxa" w:w="567"/>
-          </w:tcPr>
-          <w:p/>
-        </w:tc>
-        <w:tc>
-          <w:tcPr>
-            <w:tcW w:type="dxa" w:w="567"/>
-          </w:tcPr>
-          <w:p/>
-        </w:tc>
-        <w:tc>
-          <w:tcPr>
-            <w:tcW w:type="dxa" w:w="567"/>
-          </w:tcPr>
-          <w:p/>
-        </w:tc>
-        <w:tc>
-          <w:tcPr>
-            <w:tcW w:type="dxa" w:w="734"/>
-          </w:tcPr>
-          <w:p/>
-        </w:tc>
-        <w:tc>
-          <w:tcPr>
-            <w:tcW w:type="dxa" w:w="1802"/>
-          </w:tcPr>
-          <w:p/>
-        </w:tc>
-        <w:tc>
-          <w:tcPr>
-            <w:tcW w:type="dxa" w:w="567"/>
-          </w:tcPr>
-          <w:p/>
-        </w:tc>
-        <w:tc>
-          <w:tcPr>
-            <w:tcW w:type="dxa" w:w="567"/>
-          </w:tcPr>
-          <w:p/>
-        </w:tc>
-        <w:tc>
-          <w:tcPr>
-            <w:tcW w:type="dxa" w:w="2135"/>
-          </w:tcPr>
-          <w:p/>
-        </w:tc>
-        <w:tc>
-          <w:tcPr>
-            <w:tcW w:type="dxa" w:w="567"/>
-          </w:tcPr>
-          <w:p/>
-        </w:tc>
-        <w:tc>
-          <w:tcPr>
-            <w:tcW w:type="dxa" w:w="567"/>
+            <w:tcW w:type="dxa" w:w="900"/>
+          </w:tcPr>
+          <w:p/>
+        </w:tc>
+        <w:tc>
+          <w:tcPr>
+            <w:tcW w:type="dxa" w:w="900"/>
+          </w:tcPr>
+          <w:p/>
+        </w:tc>
+        <w:tc>
+          <w:tcPr>
+            <w:tcW w:type="dxa" w:w="900"/>
+          </w:tcPr>
+          <w:p/>
+        </w:tc>
+        <w:tc>
+          <w:tcPr>
+            <w:tcW w:type="dxa" w:w="1329"/>
+          </w:tcPr>
+          <w:p/>
+        </w:tc>
+        <w:tc>
+          <w:tcPr>
+            <w:tcW w:type="dxa" w:w="3108"/>
+          </w:tcPr>
+          <w:p/>
+        </w:tc>
+        <w:tc>
+          <w:tcPr>
+            <w:tcW w:type="dxa" w:w="900"/>
+          </w:tcPr>
+          <w:p/>
+        </w:tc>
+        <w:tc>
+          <w:tcPr>
+            <w:tcW w:type="dxa" w:w="900"/>
+          </w:tcPr>
+          <w:p/>
+        </w:tc>
+        <w:tc>
+          <w:tcPr>
+            <w:tcW w:type="dxa" w:w="3663"/>
+          </w:tcPr>
+          <w:p/>
+        </w:tc>
+        <w:tc>
+          <w:tcPr>
+            <w:tcW w:type="dxa" w:w="900"/>
+          </w:tcPr>
+          <w:p/>
+        </w:tc>
+        <w:tc>
+          <w:tcPr>
+            <w:tcW w:type="dxa" w:w="900"/>
           </w:tcPr>
           <w:p/>
         </w:tc>
@@ -4603,61 +4616,61 @@
       <w:tr>
         <w:tc>
           <w:tcPr>
-            <w:tcW w:type="dxa" w:w="567"/>
-          </w:tcPr>
-          <w:p/>
-        </w:tc>
-        <w:tc>
-          <w:tcPr>
-            <w:tcW w:type="dxa" w:w="567"/>
-          </w:tcPr>
-          <w:p/>
-        </w:tc>
-        <w:tc>
-          <w:tcPr>
-            <w:tcW w:type="dxa" w:w="567"/>
-          </w:tcPr>
-          <w:p/>
-        </w:tc>
-        <w:tc>
-          <w:tcPr>
-            <w:tcW w:type="dxa" w:w="734"/>
-          </w:tcPr>
-          <w:p/>
-        </w:tc>
-        <w:tc>
-          <w:tcPr>
-            <w:tcW w:type="dxa" w:w="1802"/>
-          </w:tcPr>
-          <w:p/>
-        </w:tc>
-        <w:tc>
-          <w:tcPr>
-            <w:tcW w:type="dxa" w:w="567"/>
-          </w:tcPr>
-          <w:p/>
-        </w:tc>
-        <w:tc>
-          <w:tcPr>
-            <w:tcW w:type="dxa" w:w="567"/>
-          </w:tcPr>
-          <w:p/>
-        </w:tc>
-        <w:tc>
-          <w:tcPr>
-            <w:tcW w:type="dxa" w:w="2135"/>
-          </w:tcPr>
-          <w:p/>
-        </w:tc>
-        <w:tc>
-          <w:tcPr>
-            <w:tcW w:type="dxa" w:w="567"/>
-          </w:tcPr>
-          <w:p/>
-        </w:tc>
-        <w:tc>
-          <w:tcPr>
-            <w:tcW w:type="dxa" w:w="567"/>
+            <w:tcW w:type="dxa" w:w="900"/>
+          </w:tcPr>
+          <w:p/>
+        </w:tc>
+        <w:tc>
+          <w:tcPr>
+            <w:tcW w:type="dxa" w:w="900"/>
+          </w:tcPr>
+          <w:p/>
+        </w:tc>
+        <w:tc>
+          <w:tcPr>
+            <w:tcW w:type="dxa" w:w="900"/>
+          </w:tcPr>
+          <w:p/>
+        </w:tc>
+        <w:tc>
+          <w:tcPr>
+            <w:tcW w:type="dxa" w:w="1329"/>
+          </w:tcPr>
+          <w:p/>
+        </w:tc>
+        <w:tc>
+          <w:tcPr>
+            <w:tcW w:type="dxa" w:w="3108"/>
+          </w:tcPr>
+          <w:p/>
+        </w:tc>
+        <w:tc>
+          <w:tcPr>
+            <w:tcW w:type="dxa" w:w="900"/>
+          </w:tcPr>
+          <w:p/>
+        </w:tc>
+        <w:tc>
+          <w:tcPr>
+            <w:tcW w:type="dxa" w:w="900"/>
+          </w:tcPr>
+          <w:p/>
+        </w:tc>
+        <w:tc>
+          <w:tcPr>
+            <w:tcW w:type="dxa" w:w="3663"/>
+          </w:tcPr>
+          <w:p/>
+        </w:tc>
+        <w:tc>
+          <w:tcPr>
+            <w:tcW w:type="dxa" w:w="900"/>
+          </w:tcPr>
+          <w:p/>
+        </w:tc>
+        <w:tc>
+          <w:tcPr>
+            <w:tcW w:type="dxa" w:w="900"/>
           </w:tcPr>
           <w:p/>
         </w:tc>
@@ -4665,61 +4678,61 @@
       <w:tr>
         <w:tc>
           <w:tcPr>
-            <w:tcW w:type="dxa" w:w="567"/>
-          </w:tcPr>
-          <w:p/>
-        </w:tc>
-        <w:tc>
-          <w:tcPr>
-            <w:tcW w:type="dxa" w:w="567"/>
-          </w:tcPr>
-          <w:p/>
-        </w:tc>
-        <w:tc>
-          <w:tcPr>
-            <w:tcW w:type="dxa" w:w="567"/>
-          </w:tcPr>
-          <w:p/>
-        </w:tc>
-        <w:tc>
-          <w:tcPr>
-            <w:tcW w:type="dxa" w:w="734"/>
-          </w:tcPr>
-          <w:p/>
-        </w:tc>
-        <w:tc>
-          <w:tcPr>
-            <w:tcW w:type="dxa" w:w="1802"/>
-          </w:tcPr>
-          <w:p/>
-        </w:tc>
-        <w:tc>
-          <w:tcPr>
-            <w:tcW w:type="dxa" w:w="567"/>
-          </w:tcPr>
-          <w:p/>
-        </w:tc>
-        <w:tc>
-          <w:tcPr>
-            <w:tcW w:type="dxa" w:w="567"/>
-          </w:tcPr>
-          <w:p/>
-        </w:tc>
-        <w:tc>
-          <w:tcPr>
-            <w:tcW w:type="dxa" w:w="2135"/>
-          </w:tcPr>
-          <w:p/>
-        </w:tc>
-        <w:tc>
-          <w:tcPr>
-            <w:tcW w:type="dxa" w:w="567"/>
-          </w:tcPr>
-          <w:p/>
-        </w:tc>
-        <w:tc>
-          <w:tcPr>
-            <w:tcW w:type="dxa" w:w="567"/>
+            <w:tcW w:type="dxa" w:w="900"/>
+          </w:tcPr>
+          <w:p/>
+        </w:tc>
+        <w:tc>
+          <w:tcPr>
+            <w:tcW w:type="dxa" w:w="900"/>
+          </w:tcPr>
+          <w:p/>
+        </w:tc>
+        <w:tc>
+          <w:tcPr>
+            <w:tcW w:type="dxa" w:w="900"/>
+          </w:tcPr>
+          <w:p/>
+        </w:tc>
+        <w:tc>
+          <w:tcPr>
+            <w:tcW w:type="dxa" w:w="1329"/>
+          </w:tcPr>
+          <w:p/>
+        </w:tc>
+        <w:tc>
+          <w:tcPr>
+            <w:tcW w:type="dxa" w:w="3108"/>
+          </w:tcPr>
+          <w:p/>
+        </w:tc>
+        <w:tc>
+          <w:tcPr>
+            <w:tcW w:type="dxa" w:w="900"/>
+          </w:tcPr>
+          <w:p/>
+        </w:tc>
+        <w:tc>
+          <w:tcPr>
+            <w:tcW w:type="dxa" w:w="900"/>
+          </w:tcPr>
+          <w:p/>
+        </w:tc>
+        <w:tc>
+          <w:tcPr>
+            <w:tcW w:type="dxa" w:w="3663"/>
+          </w:tcPr>
+          <w:p/>
+        </w:tc>
+        <w:tc>
+          <w:tcPr>
+            <w:tcW w:type="dxa" w:w="900"/>
+          </w:tcPr>
+          <w:p/>
+        </w:tc>
+        <w:tc>
+          <w:tcPr>
+            <w:tcW w:type="dxa" w:w="900"/>
           </w:tcPr>
           <w:p/>
         </w:tc>
@@ -4727,61 +4740,61 @@
       <w:tr>
         <w:tc>
           <w:tcPr>
-            <w:tcW w:type="dxa" w:w="567"/>
-          </w:tcPr>
-          <w:p/>
-        </w:tc>
-        <w:tc>
-          <w:tcPr>
-            <w:tcW w:type="dxa" w:w="567"/>
-          </w:tcPr>
-          <w:p/>
-        </w:tc>
-        <w:tc>
-          <w:tcPr>
-            <w:tcW w:type="dxa" w:w="567"/>
-          </w:tcPr>
-          <w:p/>
-        </w:tc>
-        <w:tc>
-          <w:tcPr>
-            <w:tcW w:type="dxa" w:w="734"/>
-          </w:tcPr>
-          <w:p/>
-        </w:tc>
-        <w:tc>
-          <w:tcPr>
-            <w:tcW w:type="dxa" w:w="1802"/>
-          </w:tcPr>
-          <w:p/>
-        </w:tc>
-        <w:tc>
-          <w:tcPr>
-            <w:tcW w:type="dxa" w:w="567"/>
-          </w:tcPr>
-          <w:p/>
-        </w:tc>
-        <w:tc>
-          <w:tcPr>
-            <w:tcW w:type="dxa" w:w="567"/>
-          </w:tcPr>
-          <w:p/>
-        </w:tc>
-        <w:tc>
-          <w:tcPr>
-            <w:tcW w:type="dxa" w:w="2135"/>
-          </w:tcPr>
-          <w:p/>
-        </w:tc>
-        <w:tc>
-          <w:tcPr>
-            <w:tcW w:type="dxa" w:w="567"/>
-          </w:tcPr>
-          <w:p/>
-        </w:tc>
-        <w:tc>
-          <w:tcPr>
-            <w:tcW w:type="dxa" w:w="567"/>
+            <w:tcW w:type="dxa" w:w="900"/>
+          </w:tcPr>
+          <w:p/>
+        </w:tc>
+        <w:tc>
+          <w:tcPr>
+            <w:tcW w:type="dxa" w:w="900"/>
+          </w:tcPr>
+          <w:p/>
+        </w:tc>
+        <w:tc>
+          <w:tcPr>
+            <w:tcW w:type="dxa" w:w="900"/>
+          </w:tcPr>
+          <w:p/>
+        </w:tc>
+        <w:tc>
+          <w:tcPr>
+            <w:tcW w:type="dxa" w:w="1329"/>
+          </w:tcPr>
+          <w:p/>
+        </w:tc>
+        <w:tc>
+          <w:tcPr>
+            <w:tcW w:type="dxa" w:w="3108"/>
+          </w:tcPr>
+          <w:p/>
+        </w:tc>
+        <w:tc>
+          <w:tcPr>
+            <w:tcW w:type="dxa" w:w="900"/>
+          </w:tcPr>
+          <w:p/>
+        </w:tc>
+        <w:tc>
+          <w:tcPr>
+            <w:tcW w:type="dxa" w:w="900"/>
+          </w:tcPr>
+          <w:p/>
+        </w:tc>
+        <w:tc>
+          <w:tcPr>
+            <w:tcW w:type="dxa" w:w="3663"/>
+          </w:tcPr>
+          <w:p/>
+        </w:tc>
+        <w:tc>
+          <w:tcPr>
+            <w:tcW w:type="dxa" w:w="900"/>
+          </w:tcPr>
+          <w:p/>
+        </w:tc>
+        <w:tc>
+          <w:tcPr>
+            <w:tcW w:type="dxa" w:w="900"/>
           </w:tcPr>
           <w:p/>
         </w:tc>
@@ -4789,61 +4802,61 @@
       <w:tr>
         <w:tc>
           <w:tcPr>
-            <w:tcW w:type="dxa" w:w="567"/>
-          </w:tcPr>
-          <w:p/>
-        </w:tc>
-        <w:tc>
-          <w:tcPr>
-            <w:tcW w:type="dxa" w:w="567"/>
-          </w:tcPr>
-          <w:p/>
-        </w:tc>
-        <w:tc>
-          <w:tcPr>
-            <w:tcW w:type="dxa" w:w="567"/>
-          </w:tcPr>
-          <w:p/>
-        </w:tc>
-        <w:tc>
-          <w:tcPr>
-            <w:tcW w:type="dxa" w:w="734"/>
-          </w:tcPr>
-          <w:p/>
-        </w:tc>
-        <w:tc>
-          <w:tcPr>
-            <w:tcW w:type="dxa" w:w="1802"/>
-          </w:tcPr>
-          <w:p/>
-        </w:tc>
-        <w:tc>
-          <w:tcPr>
-            <w:tcW w:type="dxa" w:w="567"/>
-          </w:tcPr>
-          <w:p/>
-        </w:tc>
-        <w:tc>
-          <w:tcPr>
-            <w:tcW w:type="dxa" w:w="567"/>
-          </w:tcPr>
-          <w:p/>
-        </w:tc>
-        <w:tc>
-          <w:tcPr>
-            <w:tcW w:type="dxa" w:w="2135"/>
-          </w:tcPr>
-          <w:p/>
-        </w:tc>
-        <w:tc>
-          <w:tcPr>
-            <w:tcW w:type="dxa" w:w="567"/>
-          </w:tcPr>
-          <w:p/>
-        </w:tc>
-        <w:tc>
-          <w:tcPr>
-            <w:tcW w:type="dxa" w:w="567"/>
+            <w:tcW w:type="dxa" w:w="900"/>
+          </w:tcPr>
+          <w:p/>
+        </w:tc>
+        <w:tc>
+          <w:tcPr>
+            <w:tcW w:type="dxa" w:w="900"/>
+          </w:tcPr>
+          <w:p/>
+        </w:tc>
+        <w:tc>
+          <w:tcPr>
+            <w:tcW w:type="dxa" w:w="900"/>
+          </w:tcPr>
+          <w:p/>
+        </w:tc>
+        <w:tc>
+          <w:tcPr>
+            <w:tcW w:type="dxa" w:w="1329"/>
+          </w:tcPr>
+          <w:p/>
+        </w:tc>
+        <w:tc>
+          <w:tcPr>
+            <w:tcW w:type="dxa" w:w="3108"/>
+          </w:tcPr>
+          <w:p/>
+        </w:tc>
+        <w:tc>
+          <w:tcPr>
+            <w:tcW w:type="dxa" w:w="900"/>
+          </w:tcPr>
+          <w:p/>
+        </w:tc>
+        <w:tc>
+          <w:tcPr>
+            <w:tcW w:type="dxa" w:w="900"/>
+          </w:tcPr>
+          <w:p/>
+        </w:tc>
+        <w:tc>
+          <w:tcPr>
+            <w:tcW w:type="dxa" w:w="3663"/>
+          </w:tcPr>
+          <w:p/>
+        </w:tc>
+        <w:tc>
+          <w:tcPr>
+            <w:tcW w:type="dxa" w:w="900"/>
+          </w:tcPr>
+          <w:p/>
+        </w:tc>
+        <w:tc>
+          <w:tcPr>
+            <w:tcW w:type="dxa" w:w="900"/>
           </w:tcPr>
           <w:p/>
         </w:tc>
@@ -4851,7 +4864,7 @@
       <w:tr>
         <w:tc>
           <w:tcPr>
-            <w:tcW w:type="dxa" w:w="567"/>
+            <w:tcW w:type="dxa" w:w="900"/>
           </w:tcPr>
           <w:p>
             <w:r>
@@ -4864,7 +4877,7 @@
         </w:tc>
         <w:tc>
           <w:tcPr>
-            <w:tcW w:type="dxa" w:w="567"/>
+            <w:tcW w:type="dxa" w:w="900"/>
           </w:tcPr>
           <w:p>
             <w:r>
@@ -4877,7 +4890,7 @@
         </w:tc>
         <w:tc>
           <w:tcPr>
-            <w:tcW w:type="dxa" w:w="567"/>
+            <w:tcW w:type="dxa" w:w="900"/>
           </w:tcPr>
           <w:p>
             <w:r>
@@ -4890,7 +4903,7 @@
         </w:tc>
         <w:tc>
           <w:tcPr>
-            <w:tcW w:type="dxa" w:w="734"/>
+            <w:tcW w:type="dxa" w:w="1329"/>
           </w:tcPr>
           <w:p>
             <w:r>
@@ -4903,7 +4916,7 @@
         </w:tc>
         <w:tc>
           <w:tcPr>
-            <w:tcW w:type="dxa" w:w="1802"/>
+            <w:tcW w:type="dxa" w:w="3108"/>
           </w:tcPr>
           <w:p>
             <w:r>
@@ -4916,7 +4929,7 @@
         </w:tc>
         <w:tc>
           <w:tcPr>
-            <w:tcW w:type="dxa" w:w="567"/>
+            <w:tcW w:type="dxa" w:w="900"/>
           </w:tcPr>
           <w:p>
             <w:r>
@@ -4929,7 +4942,7 @@
         </w:tc>
         <w:tc>
           <w:tcPr>
-            <w:tcW w:type="dxa" w:w="567"/>
+            <w:tcW w:type="dxa" w:w="900"/>
           </w:tcPr>
           <w:p>
             <w:r>
@@ -4942,7 +4955,7 @@
         </w:tc>
         <w:tc>
           <w:tcPr>
-            <w:tcW w:type="dxa" w:w="2135"/>
+            <w:tcW w:type="dxa" w:w="3663"/>
           </w:tcPr>
           <w:p>
             <w:r>
@@ -4955,7 +4968,7 @@
         </w:tc>
         <w:tc>
           <w:tcPr>
-            <w:tcW w:type="dxa" w:w="567"/>
+            <w:tcW w:type="dxa" w:w="900"/>
           </w:tcPr>
           <w:p>
             <w:r>
@@ -4968,7 +4981,7 @@
         </w:tc>
         <w:tc>
           <w:tcPr>
-            <w:tcW w:type="dxa" w:w="567"/>
+            <w:tcW w:type="dxa" w:w="900"/>
           </w:tcPr>
           <w:p>
             <w:r>
@@ -4981,6 +4994,19 @@
         </w:tc>
       </w:tr>
     </w:tbl>
+    <w:p>
+      <w:pPr>
+        <w:spacing w:before="0" w:after="0" w:line="20" w:lineRule="exact"/>
+        <w:rPr>
+          <w:sz w:val="2"/>
+          <w:szCs w:val="2"/>
+        </w:rPr>
+        <w:sectPr>
+          <w:pgSz w:w="15840" w:h="12240" w:orient="landscape"/>
+          <w:pgMar w:top="1440" w:right="720" w:bottom="1440" w:left="720"/>
+        </w:sectPr>
+      </w:pPr>
+    </w:p>
     <w:p/>
     <w:p>
       <w:pPr>

--- a/app/templates/PLI_M72.docx
+++ b/app/templates/PLI_M72.docx
@@ -3657,30 +3657,9 @@
     </w:p>
     <w:p>
       <w:pPr>
-        <w:spacing w:before="120"/>
-      </w:pPr>
-      <w:r>
-        <w:rPr>
-          <w:rFonts w:ascii="Arial" w:hAnsi="Arial" w:cs="Arial"/>
-          <w:sz w:val="24"/>
-          <w:sz-cs w:val="24"/>
-          <w:b/>
-        </w:rPr>
-        <w:t xml:space="preserve">7. Cổ đông sáng lập:</w:t>
-      </w:r>
-      <w:r>
-        <w:rPr>
-          <w:rFonts w:ascii="Arial" w:hAnsi="Arial" w:cs="Arial"/>
-          <w:sz w:val="24"/>
-          <w:sz-cs w:val="24"/>
-        </w:rPr>
-        <w:t xml:space="preserve"/>
-      </w:r>
-    </w:p>
-    <w:p>
-      <w:pPr>
         <w:spacing w:before="0" w:after="0" w:line="20" w:lineRule="exact"/>
         <w:rPr>
+          <w:vanish/>
           <w:sz w:val="2"/>
           <w:szCs w:val="2"/>
         </w:rPr>
@@ -3689,6 +3668,28 @@
           <w:pgMar w:top="1440" w:right="1800" w:bottom="1440" w:left="1800"/>
         </w:sectPr>
       </w:pPr>
+    </w:p>
+    <w:p>
+      <w:pPr>
+        <w:spacing w:before="120"/>
+      </w:pPr>
+      <w:r>
+        <w:rPr>
+          <w:rFonts w:ascii="Arial" w:hAnsi="Arial" w:cs="Arial"/>
+          <w:sz w:val="24"/>
+          <w:sz-cs w:val="24"/>
+          <w:b/>
+        </w:rPr>
+        <w:t xml:space="preserve">7. Cổ đông sáng lập:</w:t>
+      </w:r>
+      <w:r>
+        <w:rPr>
+          <w:rFonts w:ascii="Arial" w:hAnsi="Arial" w:cs="Arial"/>
+          <w:sz w:val="24"/>
+          <w:sz-cs w:val="24"/>
+        </w:rPr>
+        <w:t xml:space="preserve"/>
+      </w:r>
     </w:p>
     <w:tbl xmlns:ns6="urn:orca:p1a-temp" xmlns:ns7="urn:orca:p1b-temp">
       <w:tblPr>
@@ -4998,6 +4999,7 @@
       <w:pPr>
         <w:spacing w:before="0" w:after="0" w:line="20" w:lineRule="exact"/>
         <w:rPr>
+          <w:vanish/>
           <w:sz w:val="2"/>
           <w:szCs w:val="2"/>
         </w:rPr>

--- a/app/templates/PLI_M72.docx
+++ b/app/templates/PLI_M72.docx
@@ -2310,19 +2310,19 @@
         </w:tblBorders>
       </w:tblPr>
       <w:tblGrid>
-        <w:gridCol w:w="1080"/>
-        <w:gridCol w:w="1080"/>
-        <w:gridCol w:w="1080"/>
-        <w:gridCol w:w="1080"/>
-        <w:gridCol w:w="1080"/>
-        <w:gridCol w:w="1080"/>
-        <w:gridCol w:w="1080"/>
-        <w:gridCol w:w="1080"/>
+        <w:gridCol w:w="790"/>
+        <w:gridCol w:w="1103"/>
+        <w:gridCol w:w="1196"/>
+        <w:gridCol w:w="1624"/>
+        <w:gridCol w:w="1105"/>
+        <w:gridCol w:w="1426"/>
+        <w:gridCol w:w="606"/>
+        <w:gridCol w:w="790"/>
       </w:tblGrid>
       <w:tr>
         <w:tc>
           <w:tcPr>
-            <w:tcW w:type="dxa" w:w="1080"/>
+            <w:tcW w:type="dxa" w:w="790"/>
           </w:tcPr>
           <w:p>
             <w:r>
@@ -2335,7 +2335,7 @@
         </w:tc>
         <w:tc>
           <w:tcPr>
-            <w:tcW w:type="dxa" w:w="1080"/>
+            <w:tcW w:type="dxa" w:w="1103"/>
           </w:tcPr>
           <w:p>
             <w:r>
@@ -2348,7 +2348,7 @@
         </w:tc>
         <w:tc>
           <w:tcPr>
-            <w:tcW w:type="dxa" w:w="1080"/>
+            <w:tcW w:type="dxa" w:w="1196"/>
           </w:tcPr>
           <w:p>
             <w:r>
@@ -2361,7 +2361,7 @@
         </w:tc>
         <w:tc>
           <w:tcPr>
-            <w:tcW w:type="dxa" w:w="1080"/>
+            <w:tcW w:type="dxa" w:w="1624"/>
           </w:tcPr>
           <w:p>
             <w:r>
@@ -2374,7 +2374,7 @@
         </w:tc>
         <w:tc>
           <w:tcPr>
-            <w:tcW w:type="dxa" w:w="1080"/>
+            <w:tcW w:type="dxa" w:w="1105"/>
           </w:tcPr>
           <w:p>
             <w:r>
@@ -2387,7 +2387,7 @@
         </w:tc>
         <w:tc>
           <w:tcPr>
-            <w:tcW w:type="dxa" w:w="1080"/>
+            <w:tcW w:type="dxa" w:w="1426"/>
           </w:tcPr>
           <w:p>
             <w:r>
@@ -2400,7 +2400,7 @@
         </w:tc>
         <w:tc>
           <w:tcPr>
-            <w:tcW w:type="dxa" w:w="1080"/>
+            <w:tcW w:type="dxa" w:w="606"/>
           </w:tcPr>
           <w:p>
             <w:r>
@@ -2413,7 +2413,7 @@
         </w:tc>
         <w:tc>
           <w:tcPr>
-            <w:tcW w:type="dxa" w:w="1080"/>
+            <w:tcW w:type="dxa" w:w="790"/>
           </w:tcPr>
           <w:p>
             <w:r>
@@ -2428,49 +2428,49 @@
       <w:tr>
         <w:tc>
           <w:tcPr>
-            <w:tcW w:type="dxa" w:w="1080"/>
-          </w:tcPr>
-          <w:p/>
-        </w:tc>
-        <w:tc>
-          <w:tcPr>
-            <w:tcW w:type="dxa" w:w="1080"/>
-          </w:tcPr>
-          <w:p/>
-        </w:tc>
-        <w:tc>
-          <w:tcPr>
-            <w:tcW w:type="dxa" w:w="1080"/>
-          </w:tcPr>
-          <w:p/>
-        </w:tc>
-        <w:tc>
-          <w:tcPr>
-            <w:tcW w:type="dxa" w:w="1080"/>
-          </w:tcPr>
-          <w:p/>
-        </w:tc>
-        <w:tc>
-          <w:tcPr>
-            <w:tcW w:type="dxa" w:w="1080"/>
-          </w:tcPr>
-          <w:p/>
-        </w:tc>
-        <w:tc>
-          <w:tcPr>
-            <w:tcW w:type="dxa" w:w="1080"/>
-          </w:tcPr>
-          <w:p/>
-        </w:tc>
-        <w:tc>
-          <w:tcPr>
-            <w:tcW w:type="dxa" w:w="1080"/>
-          </w:tcPr>
-          <w:p/>
-        </w:tc>
-        <w:tc>
-          <w:tcPr>
-            <w:tcW w:type="dxa" w:w="1080"/>
+            <w:tcW w:type="dxa" w:w="790"/>
+          </w:tcPr>
+          <w:p/>
+        </w:tc>
+        <w:tc>
+          <w:tcPr>
+            <w:tcW w:type="dxa" w:w="1103"/>
+          </w:tcPr>
+          <w:p/>
+        </w:tc>
+        <w:tc>
+          <w:tcPr>
+            <w:tcW w:type="dxa" w:w="1196"/>
+          </w:tcPr>
+          <w:p/>
+        </w:tc>
+        <w:tc>
+          <w:tcPr>
+            <w:tcW w:type="dxa" w:w="1624"/>
+          </w:tcPr>
+          <w:p/>
+        </w:tc>
+        <w:tc>
+          <w:tcPr>
+            <w:tcW w:type="dxa" w:w="1105"/>
+          </w:tcPr>
+          <w:p/>
+        </w:tc>
+        <w:tc>
+          <w:tcPr>
+            <w:tcW w:type="dxa" w:w="1426"/>
+          </w:tcPr>
+          <w:p/>
+        </w:tc>
+        <w:tc>
+          <w:tcPr>
+            <w:tcW w:type="dxa" w:w="606"/>
+          </w:tcPr>
+          <w:p/>
+        </w:tc>
+        <w:tc>
+          <w:tcPr>
+            <w:tcW w:type="dxa" w:w="790"/>
           </w:tcPr>
           <w:p/>
         </w:tc>
@@ -2478,49 +2478,49 @@
       <w:tr>
         <w:tc>
           <w:tcPr>
-            <w:tcW w:type="dxa" w:w="1080"/>
-          </w:tcPr>
-          <w:p/>
-        </w:tc>
-        <w:tc>
-          <w:tcPr>
-            <w:tcW w:type="dxa" w:w="1080"/>
-          </w:tcPr>
-          <w:p/>
-        </w:tc>
-        <w:tc>
-          <w:tcPr>
-            <w:tcW w:type="dxa" w:w="1080"/>
-          </w:tcPr>
-          <w:p/>
-        </w:tc>
-        <w:tc>
-          <w:tcPr>
-            <w:tcW w:type="dxa" w:w="1080"/>
-          </w:tcPr>
-          <w:p/>
-        </w:tc>
-        <w:tc>
-          <w:tcPr>
-            <w:tcW w:type="dxa" w:w="1080"/>
-          </w:tcPr>
-          <w:p/>
-        </w:tc>
-        <w:tc>
-          <w:tcPr>
-            <w:tcW w:type="dxa" w:w="1080"/>
-          </w:tcPr>
-          <w:p/>
-        </w:tc>
-        <w:tc>
-          <w:tcPr>
-            <w:tcW w:type="dxa" w:w="1080"/>
-          </w:tcPr>
-          <w:p/>
-        </w:tc>
-        <w:tc>
-          <w:tcPr>
-            <w:tcW w:type="dxa" w:w="1080"/>
+            <w:tcW w:type="dxa" w:w="790"/>
+          </w:tcPr>
+          <w:p/>
+        </w:tc>
+        <w:tc>
+          <w:tcPr>
+            <w:tcW w:type="dxa" w:w="1103"/>
+          </w:tcPr>
+          <w:p/>
+        </w:tc>
+        <w:tc>
+          <w:tcPr>
+            <w:tcW w:type="dxa" w:w="1196"/>
+          </w:tcPr>
+          <w:p/>
+        </w:tc>
+        <w:tc>
+          <w:tcPr>
+            <w:tcW w:type="dxa" w:w="1624"/>
+          </w:tcPr>
+          <w:p/>
+        </w:tc>
+        <w:tc>
+          <w:tcPr>
+            <w:tcW w:type="dxa" w:w="1105"/>
+          </w:tcPr>
+          <w:p/>
+        </w:tc>
+        <w:tc>
+          <w:tcPr>
+            <w:tcW w:type="dxa" w:w="1426"/>
+          </w:tcPr>
+          <w:p/>
+        </w:tc>
+        <w:tc>
+          <w:tcPr>
+            <w:tcW w:type="dxa" w:w="606"/>
+          </w:tcPr>
+          <w:p/>
+        </w:tc>
+        <w:tc>
+          <w:tcPr>
+            <w:tcW w:type="dxa" w:w="790"/>
           </w:tcPr>
           <w:p/>
         </w:tc>
@@ -2528,49 +2528,49 @@
       <w:tr>
         <w:tc>
           <w:tcPr>
-            <w:tcW w:type="dxa" w:w="1080"/>
-          </w:tcPr>
-          <w:p/>
-        </w:tc>
-        <w:tc>
-          <w:tcPr>
-            <w:tcW w:type="dxa" w:w="1080"/>
-          </w:tcPr>
-          <w:p/>
-        </w:tc>
-        <w:tc>
-          <w:tcPr>
-            <w:tcW w:type="dxa" w:w="1080"/>
-          </w:tcPr>
-          <w:p/>
-        </w:tc>
-        <w:tc>
-          <w:tcPr>
-            <w:tcW w:type="dxa" w:w="1080"/>
-          </w:tcPr>
-          <w:p/>
-        </w:tc>
-        <w:tc>
-          <w:tcPr>
-            <w:tcW w:type="dxa" w:w="1080"/>
-          </w:tcPr>
-          <w:p/>
-        </w:tc>
-        <w:tc>
-          <w:tcPr>
-            <w:tcW w:type="dxa" w:w="1080"/>
-          </w:tcPr>
-          <w:p/>
-        </w:tc>
-        <w:tc>
-          <w:tcPr>
-            <w:tcW w:type="dxa" w:w="1080"/>
-          </w:tcPr>
-          <w:p/>
-        </w:tc>
-        <w:tc>
-          <w:tcPr>
-            <w:tcW w:type="dxa" w:w="1080"/>
+            <w:tcW w:type="dxa" w:w="790"/>
+          </w:tcPr>
+          <w:p/>
+        </w:tc>
+        <w:tc>
+          <w:tcPr>
+            <w:tcW w:type="dxa" w:w="1103"/>
+          </w:tcPr>
+          <w:p/>
+        </w:tc>
+        <w:tc>
+          <w:tcPr>
+            <w:tcW w:type="dxa" w:w="1196"/>
+          </w:tcPr>
+          <w:p/>
+        </w:tc>
+        <w:tc>
+          <w:tcPr>
+            <w:tcW w:type="dxa" w:w="1624"/>
+          </w:tcPr>
+          <w:p/>
+        </w:tc>
+        <w:tc>
+          <w:tcPr>
+            <w:tcW w:type="dxa" w:w="1105"/>
+          </w:tcPr>
+          <w:p/>
+        </w:tc>
+        <w:tc>
+          <w:tcPr>
+            <w:tcW w:type="dxa" w:w="1426"/>
+          </w:tcPr>
+          <w:p/>
+        </w:tc>
+        <w:tc>
+          <w:tcPr>
+            <w:tcW w:type="dxa" w:w="606"/>
+          </w:tcPr>
+          <w:p/>
+        </w:tc>
+        <w:tc>
+          <w:tcPr>
+            <w:tcW w:type="dxa" w:w="790"/>
           </w:tcPr>
           <w:p/>
         </w:tc>
@@ -2578,49 +2578,49 @@
       <w:tr>
         <w:tc>
           <w:tcPr>
-            <w:tcW w:type="dxa" w:w="1080"/>
-          </w:tcPr>
-          <w:p/>
-        </w:tc>
-        <w:tc>
-          <w:tcPr>
-            <w:tcW w:type="dxa" w:w="1080"/>
-          </w:tcPr>
-          <w:p/>
-        </w:tc>
-        <w:tc>
-          <w:tcPr>
-            <w:tcW w:type="dxa" w:w="1080"/>
-          </w:tcPr>
-          <w:p/>
-        </w:tc>
-        <w:tc>
-          <w:tcPr>
-            <w:tcW w:type="dxa" w:w="1080"/>
-          </w:tcPr>
-          <w:p/>
-        </w:tc>
-        <w:tc>
-          <w:tcPr>
-            <w:tcW w:type="dxa" w:w="1080"/>
-          </w:tcPr>
-          <w:p/>
-        </w:tc>
-        <w:tc>
-          <w:tcPr>
-            <w:tcW w:type="dxa" w:w="1080"/>
-          </w:tcPr>
-          <w:p/>
-        </w:tc>
-        <w:tc>
-          <w:tcPr>
-            <w:tcW w:type="dxa" w:w="1080"/>
-          </w:tcPr>
-          <w:p/>
-        </w:tc>
-        <w:tc>
-          <w:tcPr>
-            <w:tcW w:type="dxa" w:w="1080"/>
+            <w:tcW w:type="dxa" w:w="790"/>
+          </w:tcPr>
+          <w:p/>
+        </w:tc>
+        <w:tc>
+          <w:tcPr>
+            <w:tcW w:type="dxa" w:w="1103"/>
+          </w:tcPr>
+          <w:p/>
+        </w:tc>
+        <w:tc>
+          <w:tcPr>
+            <w:tcW w:type="dxa" w:w="1196"/>
+          </w:tcPr>
+          <w:p/>
+        </w:tc>
+        <w:tc>
+          <w:tcPr>
+            <w:tcW w:type="dxa" w:w="1624"/>
+          </w:tcPr>
+          <w:p/>
+        </w:tc>
+        <w:tc>
+          <w:tcPr>
+            <w:tcW w:type="dxa" w:w="1105"/>
+          </w:tcPr>
+          <w:p/>
+        </w:tc>
+        <w:tc>
+          <w:tcPr>
+            <w:tcW w:type="dxa" w:w="1426"/>
+          </w:tcPr>
+          <w:p/>
+        </w:tc>
+        <w:tc>
+          <w:tcPr>
+            <w:tcW w:type="dxa" w:w="606"/>
+          </w:tcPr>
+          <w:p/>
+        </w:tc>
+        <w:tc>
+          <w:tcPr>
+            <w:tcW w:type="dxa" w:w="790"/>
           </w:tcPr>
           <w:p/>
         </w:tc>
@@ -2628,49 +2628,49 @@
       <w:tr>
         <w:tc>
           <w:tcPr>
-            <w:tcW w:type="dxa" w:w="1080"/>
-          </w:tcPr>
-          <w:p/>
-        </w:tc>
-        <w:tc>
-          <w:tcPr>
-            <w:tcW w:type="dxa" w:w="1080"/>
-          </w:tcPr>
-          <w:p/>
-        </w:tc>
-        <w:tc>
-          <w:tcPr>
-            <w:tcW w:type="dxa" w:w="1080"/>
-          </w:tcPr>
-          <w:p/>
-        </w:tc>
-        <w:tc>
-          <w:tcPr>
-            <w:tcW w:type="dxa" w:w="1080"/>
-          </w:tcPr>
-          <w:p/>
-        </w:tc>
-        <w:tc>
-          <w:tcPr>
-            <w:tcW w:type="dxa" w:w="1080"/>
-          </w:tcPr>
-          <w:p/>
-        </w:tc>
-        <w:tc>
-          <w:tcPr>
-            <w:tcW w:type="dxa" w:w="1080"/>
-          </w:tcPr>
-          <w:p/>
-        </w:tc>
-        <w:tc>
-          <w:tcPr>
-            <w:tcW w:type="dxa" w:w="1080"/>
-          </w:tcPr>
-          <w:p/>
-        </w:tc>
-        <w:tc>
-          <w:tcPr>
-            <w:tcW w:type="dxa" w:w="1080"/>
+            <w:tcW w:type="dxa" w:w="790"/>
+          </w:tcPr>
+          <w:p/>
+        </w:tc>
+        <w:tc>
+          <w:tcPr>
+            <w:tcW w:type="dxa" w:w="1103"/>
+          </w:tcPr>
+          <w:p/>
+        </w:tc>
+        <w:tc>
+          <w:tcPr>
+            <w:tcW w:type="dxa" w:w="1196"/>
+          </w:tcPr>
+          <w:p/>
+        </w:tc>
+        <w:tc>
+          <w:tcPr>
+            <w:tcW w:type="dxa" w:w="1624"/>
+          </w:tcPr>
+          <w:p/>
+        </w:tc>
+        <w:tc>
+          <w:tcPr>
+            <w:tcW w:type="dxa" w:w="1105"/>
+          </w:tcPr>
+          <w:p/>
+        </w:tc>
+        <w:tc>
+          <w:tcPr>
+            <w:tcW w:type="dxa" w:w="1426"/>
+          </w:tcPr>
+          <w:p/>
+        </w:tc>
+        <w:tc>
+          <w:tcPr>
+            <w:tcW w:type="dxa" w:w="606"/>
+          </w:tcPr>
+          <w:p/>
+        </w:tc>
+        <w:tc>
+          <w:tcPr>
+            <w:tcW w:type="dxa" w:w="790"/>
           </w:tcPr>
           <w:p/>
         </w:tc>
@@ -2678,7 +2678,7 @@
       <w:tr>
         <w:tc>
           <w:tcPr>
-            <w:tcW w:type="dxa" w:w="1080"/>
+            <w:tcW w:type="dxa" w:w="790"/>
           </w:tcPr>
           <w:p>
             <w:r>
@@ -2691,7 +2691,7 @@
         </w:tc>
         <w:tc>
           <w:tcPr>
-            <w:tcW w:type="dxa" w:w="1080"/>
+            <w:tcW w:type="dxa" w:w="1103"/>
           </w:tcPr>
           <w:p>
             <w:r>
@@ -2704,7 +2704,7 @@
         </w:tc>
         <w:tc>
           <w:tcPr>
-            <w:tcW w:type="dxa" w:w="1080"/>
+            <w:tcW w:type="dxa" w:w="1196"/>
           </w:tcPr>
           <w:p>
             <w:r>
@@ -2717,7 +2717,7 @@
         </w:tc>
         <w:tc>
           <w:tcPr>
-            <w:tcW w:type="dxa" w:w="1080"/>
+            <w:tcW w:type="dxa" w:w="1624"/>
           </w:tcPr>
           <w:p>
             <w:r>
@@ -2730,7 +2730,7 @@
         </w:tc>
         <w:tc>
           <w:tcPr>
-            <w:tcW w:type="dxa" w:w="1080"/>
+            <w:tcW w:type="dxa" w:w="1105"/>
           </w:tcPr>
           <w:p>
             <w:r>
@@ -2743,7 +2743,7 @@
         </w:tc>
         <w:tc>
           <w:tcPr>
-            <w:tcW w:type="dxa" w:w="1080"/>
+            <w:tcW w:type="dxa" w:w="1426"/>
           </w:tcPr>
           <w:p>
             <w:r>
@@ -2756,7 +2756,7 @@
         </w:tc>
         <w:tc>
           <w:tcPr>
-            <w:tcW w:type="dxa" w:w="1080"/>
+            <w:tcW w:type="dxa" w:w="606"/>
           </w:tcPr>
           <w:p>
             <w:r>
@@ -2769,7 +2769,7 @@
         </w:tc>
         <w:tc>
           <w:tcPr>
-            <w:tcW w:type="dxa" w:w="1080"/>
+            <w:tcW w:type="dxa" w:w="790"/>
           </w:tcPr>
           <w:p>
             <w:r>
@@ -3705,21 +3705,21 @@
         </w:tblBorders>
       </w:tblPr>
       <w:tblGrid>
-        <w:gridCol w:w="900"/>
-        <w:gridCol w:w="900"/>
-        <w:gridCol w:w="900"/>
-        <w:gridCol w:w="1329"/>
-        <w:gridCol w:w="3108"/>
-        <w:gridCol w:w="900"/>
-        <w:gridCol w:w="900"/>
-        <w:gridCol w:w="3663"/>
-        <w:gridCol w:w="900"/>
-        <w:gridCol w:w="900"/>
+        <w:gridCol w:w="928"/>
+        <w:gridCol w:w="1376"/>
+        <w:gridCol w:w="1485"/>
+        <w:gridCol w:w="2275"/>
+        <w:gridCol w:w="1800"/>
+        <w:gridCol w:w="987"/>
+        <w:gridCol w:w="1262"/>
+        <w:gridCol w:w="2307"/>
+        <w:gridCol w:w="964"/>
+        <w:gridCol w:w="1016"/>
       </w:tblGrid>
       <w:tr>
         <w:tc>
           <w:tcPr>
-            <w:tcW w:type="dxa" w:w="900"/>
+            <w:tcW w:type="dxa" w:w="928"/>
           </w:tcPr>
           <w:p>
             <w:r>
@@ -3732,7 +3732,7 @@
         </w:tc>
         <w:tc>
           <w:tcPr>
-            <w:tcW w:type="dxa" w:w="900"/>
+            <w:tcW w:type="dxa" w:w="1376"/>
           </w:tcPr>
           <w:p>
             <w:r>
@@ -3745,7 +3745,7 @@
         </w:tc>
         <w:tc>
           <w:tcPr>
-            <w:tcW w:type="dxa" w:w="900"/>
+            <w:tcW w:type="dxa" w:w="1485"/>
           </w:tcPr>
           <w:p>
             <w:r>
@@ -3758,7 +3758,7 @@
         </w:tc>
         <w:tc>
           <w:tcPr>
-            <w:tcW w:type="dxa" w:w="1329"/>
+            <w:tcW w:type="dxa" w:w="2275"/>
           </w:tcPr>
           <w:p>
             <w:r>
@@ -3771,7 +3771,7 @@
         </w:tc>
         <w:tc>
           <w:tcPr>
-            <w:tcW w:type="dxa" w:w="3108"/>
+            <w:tcW w:type="dxa" w:w="1800"/>
           </w:tcPr>
           <w:p>
             <w:r>
@@ -3784,7 +3784,7 @@
         </w:tc>
         <w:tc>
           <w:tcPr>
-            <w:tcW w:type="dxa" w:w="900"/>
+            <w:tcW w:type="dxa" w:w="987"/>
           </w:tcPr>
           <w:p>
             <w:r>
@@ -3797,7 +3797,7 @@
         </w:tc>
         <w:tc>
           <w:tcPr>
-            <w:tcW w:type="dxa" w:w="900"/>
+            <w:tcW w:type="dxa" w:w="1262"/>
           </w:tcPr>
           <w:p>
             <w:r>
@@ -3810,7 +3810,7 @@
         </w:tc>
         <w:tc>
           <w:tcPr>
-            <w:tcW w:type="dxa" w:w="3663"/>
+            <w:tcW w:type="dxa" w:w="2307"/>
           </w:tcPr>
           <w:p>
             <w:r>
@@ -3823,7 +3823,7 @@
         </w:tc>
         <w:tc>
           <w:tcPr>
-            <w:tcW w:type="dxa" w:w="900"/>
+            <w:tcW w:type="dxa" w:w="964"/>
           </w:tcPr>
           <w:p>
             <w:r>
@@ -3836,7 +3836,7 @@
         </w:tc>
         <w:tc>
           <w:tcPr>
-            <w:tcW w:type="dxa" w:w="900"/>
+            <w:tcW w:type="dxa" w:w="1016"/>
           </w:tcPr>
           <w:p>
             <w:r>
@@ -3851,61 +3851,61 @@
       <w:tr>
         <w:tc>
           <w:tcPr>
-            <w:tcW w:type="dxa" w:w="900"/>
-          </w:tcPr>
-          <w:p/>
-        </w:tc>
-        <w:tc>
-          <w:tcPr>
-            <w:tcW w:type="dxa" w:w="900"/>
-          </w:tcPr>
-          <w:p/>
-        </w:tc>
-        <w:tc>
-          <w:tcPr>
-            <w:tcW w:type="dxa" w:w="900"/>
-          </w:tcPr>
-          <w:p/>
-        </w:tc>
-        <w:tc>
-          <w:tcPr>
-            <w:tcW w:type="dxa" w:w="1329"/>
-          </w:tcPr>
-          <w:p/>
-        </w:tc>
-        <w:tc>
-          <w:tcPr>
-            <w:tcW w:type="dxa" w:w="3108"/>
-          </w:tcPr>
-          <w:p/>
-        </w:tc>
-        <w:tc>
-          <w:tcPr>
-            <w:tcW w:type="dxa" w:w="900"/>
-          </w:tcPr>
-          <w:p/>
-        </w:tc>
-        <w:tc>
-          <w:tcPr>
-            <w:tcW w:type="dxa" w:w="900"/>
-          </w:tcPr>
-          <w:p/>
-        </w:tc>
-        <w:tc>
-          <w:tcPr>
-            <w:tcW w:type="dxa" w:w="3663"/>
-          </w:tcPr>
-          <w:p/>
-        </w:tc>
-        <w:tc>
-          <w:tcPr>
-            <w:tcW w:type="dxa" w:w="900"/>
-          </w:tcPr>
-          <w:p/>
-        </w:tc>
-        <w:tc>
-          <w:tcPr>
-            <w:tcW w:type="dxa" w:w="900"/>
+            <w:tcW w:type="dxa" w:w="928"/>
+          </w:tcPr>
+          <w:p/>
+        </w:tc>
+        <w:tc>
+          <w:tcPr>
+            <w:tcW w:type="dxa" w:w="1376"/>
+          </w:tcPr>
+          <w:p/>
+        </w:tc>
+        <w:tc>
+          <w:tcPr>
+            <w:tcW w:type="dxa" w:w="1485"/>
+          </w:tcPr>
+          <w:p/>
+        </w:tc>
+        <w:tc>
+          <w:tcPr>
+            <w:tcW w:type="dxa" w:w="2275"/>
+          </w:tcPr>
+          <w:p/>
+        </w:tc>
+        <w:tc>
+          <w:tcPr>
+            <w:tcW w:type="dxa" w:w="1800"/>
+          </w:tcPr>
+          <w:p/>
+        </w:tc>
+        <w:tc>
+          <w:tcPr>
+            <w:tcW w:type="dxa" w:w="987"/>
+          </w:tcPr>
+          <w:p/>
+        </w:tc>
+        <w:tc>
+          <w:tcPr>
+            <w:tcW w:type="dxa" w:w="1262"/>
+          </w:tcPr>
+          <w:p/>
+        </w:tc>
+        <w:tc>
+          <w:tcPr>
+            <w:tcW w:type="dxa" w:w="2307"/>
+          </w:tcPr>
+          <w:p/>
+        </w:tc>
+        <w:tc>
+          <w:tcPr>
+            <w:tcW w:type="dxa" w:w="964"/>
+          </w:tcPr>
+          <w:p/>
+        </w:tc>
+        <w:tc>
+          <w:tcPr>
+            <w:tcW w:type="dxa" w:w="1016"/>
           </w:tcPr>
           <w:p/>
         </w:tc>
@@ -3913,61 +3913,61 @@
       <w:tr>
         <w:tc>
           <w:tcPr>
-            <w:tcW w:type="dxa" w:w="900"/>
-          </w:tcPr>
-          <w:p/>
-        </w:tc>
-        <w:tc>
-          <w:tcPr>
-            <w:tcW w:type="dxa" w:w="900"/>
-          </w:tcPr>
-          <w:p/>
-        </w:tc>
-        <w:tc>
-          <w:tcPr>
-            <w:tcW w:type="dxa" w:w="900"/>
-          </w:tcPr>
-          <w:p/>
-        </w:tc>
-        <w:tc>
-          <w:tcPr>
-            <w:tcW w:type="dxa" w:w="1329"/>
-          </w:tcPr>
-          <w:p/>
-        </w:tc>
-        <w:tc>
-          <w:tcPr>
-            <w:tcW w:type="dxa" w:w="3108"/>
-          </w:tcPr>
-          <w:p/>
-        </w:tc>
-        <w:tc>
-          <w:tcPr>
-            <w:tcW w:type="dxa" w:w="900"/>
-          </w:tcPr>
-          <w:p/>
-        </w:tc>
-        <w:tc>
-          <w:tcPr>
-            <w:tcW w:type="dxa" w:w="900"/>
-          </w:tcPr>
-          <w:p/>
-        </w:tc>
-        <w:tc>
-          <w:tcPr>
-            <w:tcW w:type="dxa" w:w="3663"/>
-          </w:tcPr>
-          <w:p/>
-        </w:tc>
-        <w:tc>
-          <w:tcPr>
-            <w:tcW w:type="dxa" w:w="900"/>
-          </w:tcPr>
-          <w:p/>
-        </w:tc>
-        <w:tc>
-          <w:tcPr>
-            <w:tcW w:type="dxa" w:w="900"/>
+            <w:tcW w:type="dxa" w:w="928"/>
+          </w:tcPr>
+          <w:p/>
+        </w:tc>
+        <w:tc>
+          <w:tcPr>
+            <w:tcW w:type="dxa" w:w="1376"/>
+          </w:tcPr>
+          <w:p/>
+        </w:tc>
+        <w:tc>
+          <w:tcPr>
+            <w:tcW w:type="dxa" w:w="1485"/>
+          </w:tcPr>
+          <w:p/>
+        </w:tc>
+        <w:tc>
+          <w:tcPr>
+            <w:tcW w:type="dxa" w:w="2275"/>
+          </w:tcPr>
+          <w:p/>
+        </w:tc>
+        <w:tc>
+          <w:tcPr>
+            <w:tcW w:type="dxa" w:w="1800"/>
+          </w:tcPr>
+          <w:p/>
+        </w:tc>
+        <w:tc>
+          <w:tcPr>
+            <w:tcW w:type="dxa" w:w="987"/>
+          </w:tcPr>
+          <w:p/>
+        </w:tc>
+        <w:tc>
+          <w:tcPr>
+            <w:tcW w:type="dxa" w:w="1262"/>
+          </w:tcPr>
+          <w:p/>
+        </w:tc>
+        <w:tc>
+          <w:tcPr>
+            <w:tcW w:type="dxa" w:w="2307"/>
+          </w:tcPr>
+          <w:p/>
+        </w:tc>
+        <w:tc>
+          <w:tcPr>
+            <w:tcW w:type="dxa" w:w="964"/>
+          </w:tcPr>
+          <w:p/>
+        </w:tc>
+        <w:tc>
+          <w:tcPr>
+            <w:tcW w:type="dxa" w:w="1016"/>
           </w:tcPr>
           <w:p/>
         </w:tc>
@@ -3975,61 +3975,61 @@
       <w:tr>
         <w:tc>
           <w:tcPr>
-            <w:tcW w:type="dxa" w:w="900"/>
-          </w:tcPr>
-          <w:p/>
-        </w:tc>
-        <w:tc>
-          <w:tcPr>
-            <w:tcW w:type="dxa" w:w="900"/>
-          </w:tcPr>
-          <w:p/>
-        </w:tc>
-        <w:tc>
-          <w:tcPr>
-            <w:tcW w:type="dxa" w:w="900"/>
-          </w:tcPr>
-          <w:p/>
-        </w:tc>
-        <w:tc>
-          <w:tcPr>
-            <w:tcW w:type="dxa" w:w="1329"/>
-          </w:tcPr>
-          <w:p/>
-        </w:tc>
-        <w:tc>
-          <w:tcPr>
-            <w:tcW w:type="dxa" w:w="3108"/>
-          </w:tcPr>
-          <w:p/>
-        </w:tc>
-        <w:tc>
-          <w:tcPr>
-            <w:tcW w:type="dxa" w:w="900"/>
-          </w:tcPr>
-          <w:p/>
-        </w:tc>
-        <w:tc>
-          <w:tcPr>
-            <w:tcW w:type="dxa" w:w="900"/>
-          </w:tcPr>
-          <w:p/>
-        </w:tc>
-        <w:tc>
-          <w:tcPr>
-            <w:tcW w:type="dxa" w:w="3663"/>
-          </w:tcPr>
-          <w:p/>
-        </w:tc>
-        <w:tc>
-          <w:tcPr>
-            <w:tcW w:type="dxa" w:w="900"/>
-          </w:tcPr>
-          <w:p/>
-        </w:tc>
-        <w:tc>
-          <w:tcPr>
-            <w:tcW w:type="dxa" w:w="900"/>
+            <w:tcW w:type="dxa" w:w="928"/>
+          </w:tcPr>
+          <w:p/>
+        </w:tc>
+        <w:tc>
+          <w:tcPr>
+            <w:tcW w:type="dxa" w:w="1376"/>
+          </w:tcPr>
+          <w:p/>
+        </w:tc>
+        <w:tc>
+          <w:tcPr>
+            <w:tcW w:type="dxa" w:w="1485"/>
+          </w:tcPr>
+          <w:p/>
+        </w:tc>
+        <w:tc>
+          <w:tcPr>
+            <w:tcW w:type="dxa" w:w="2275"/>
+          </w:tcPr>
+          <w:p/>
+        </w:tc>
+        <w:tc>
+          <w:tcPr>
+            <w:tcW w:type="dxa" w:w="1800"/>
+          </w:tcPr>
+          <w:p/>
+        </w:tc>
+        <w:tc>
+          <w:tcPr>
+            <w:tcW w:type="dxa" w:w="987"/>
+          </w:tcPr>
+          <w:p/>
+        </w:tc>
+        <w:tc>
+          <w:tcPr>
+            <w:tcW w:type="dxa" w:w="1262"/>
+          </w:tcPr>
+          <w:p/>
+        </w:tc>
+        <w:tc>
+          <w:tcPr>
+            <w:tcW w:type="dxa" w:w="2307"/>
+          </w:tcPr>
+          <w:p/>
+        </w:tc>
+        <w:tc>
+          <w:tcPr>
+            <w:tcW w:type="dxa" w:w="964"/>
+          </w:tcPr>
+          <w:p/>
+        </w:tc>
+        <w:tc>
+          <w:tcPr>
+            <w:tcW w:type="dxa" w:w="1016"/>
           </w:tcPr>
           <w:p/>
         </w:tc>
@@ -4037,61 +4037,61 @@
       <w:tr>
         <w:tc>
           <w:tcPr>
-            <w:tcW w:type="dxa" w:w="900"/>
-          </w:tcPr>
-          <w:p/>
-        </w:tc>
-        <w:tc>
-          <w:tcPr>
-            <w:tcW w:type="dxa" w:w="900"/>
-          </w:tcPr>
-          <w:p/>
-        </w:tc>
-        <w:tc>
-          <w:tcPr>
-            <w:tcW w:type="dxa" w:w="900"/>
-          </w:tcPr>
-          <w:p/>
-        </w:tc>
-        <w:tc>
-          <w:tcPr>
-            <w:tcW w:type="dxa" w:w="1329"/>
-          </w:tcPr>
-          <w:p/>
-        </w:tc>
-        <w:tc>
-          <w:tcPr>
-            <w:tcW w:type="dxa" w:w="3108"/>
-          </w:tcPr>
-          <w:p/>
-        </w:tc>
-        <w:tc>
-          <w:tcPr>
-            <w:tcW w:type="dxa" w:w="900"/>
-          </w:tcPr>
-          <w:p/>
-        </w:tc>
-        <w:tc>
-          <w:tcPr>
-            <w:tcW w:type="dxa" w:w="900"/>
-          </w:tcPr>
-          <w:p/>
-        </w:tc>
-        <w:tc>
-          <w:tcPr>
-            <w:tcW w:type="dxa" w:w="3663"/>
-          </w:tcPr>
-          <w:p/>
-        </w:tc>
-        <w:tc>
-          <w:tcPr>
-            <w:tcW w:type="dxa" w:w="900"/>
-          </w:tcPr>
-          <w:p/>
-        </w:tc>
-        <w:tc>
-          <w:tcPr>
-            <w:tcW w:type="dxa" w:w="900"/>
+            <w:tcW w:type="dxa" w:w="928"/>
+          </w:tcPr>
+          <w:p/>
+        </w:tc>
+        <w:tc>
+          <w:tcPr>
+            <w:tcW w:type="dxa" w:w="1376"/>
+          </w:tcPr>
+          <w:p/>
+        </w:tc>
+        <w:tc>
+          <w:tcPr>
+            <w:tcW w:type="dxa" w:w="1485"/>
+          </w:tcPr>
+          <w:p/>
+        </w:tc>
+        <w:tc>
+          <w:tcPr>
+            <w:tcW w:type="dxa" w:w="2275"/>
+          </w:tcPr>
+          <w:p/>
+        </w:tc>
+        <w:tc>
+          <w:tcPr>
+            <w:tcW w:type="dxa" w:w="1800"/>
+          </w:tcPr>
+          <w:p/>
+        </w:tc>
+        <w:tc>
+          <w:tcPr>
+            <w:tcW w:type="dxa" w:w="987"/>
+          </w:tcPr>
+          <w:p/>
+        </w:tc>
+        <w:tc>
+          <w:tcPr>
+            <w:tcW w:type="dxa" w:w="1262"/>
+          </w:tcPr>
+          <w:p/>
+        </w:tc>
+        <w:tc>
+          <w:tcPr>
+            <w:tcW w:type="dxa" w:w="2307"/>
+          </w:tcPr>
+          <w:p/>
+        </w:tc>
+        <w:tc>
+          <w:tcPr>
+            <w:tcW w:type="dxa" w:w="964"/>
+          </w:tcPr>
+          <w:p/>
+        </w:tc>
+        <w:tc>
+          <w:tcPr>
+            <w:tcW w:type="dxa" w:w="1016"/>
           </w:tcPr>
           <w:p/>
         </w:tc>
@@ -4099,61 +4099,61 @@
       <w:tr>
         <w:tc>
           <w:tcPr>
-            <w:tcW w:type="dxa" w:w="900"/>
-          </w:tcPr>
-          <w:p/>
-        </w:tc>
-        <w:tc>
-          <w:tcPr>
-            <w:tcW w:type="dxa" w:w="900"/>
-          </w:tcPr>
-          <w:p/>
-        </w:tc>
-        <w:tc>
-          <w:tcPr>
-            <w:tcW w:type="dxa" w:w="900"/>
-          </w:tcPr>
-          <w:p/>
-        </w:tc>
-        <w:tc>
-          <w:tcPr>
-            <w:tcW w:type="dxa" w:w="1329"/>
-          </w:tcPr>
-          <w:p/>
-        </w:tc>
-        <w:tc>
-          <w:tcPr>
-            <w:tcW w:type="dxa" w:w="3108"/>
-          </w:tcPr>
-          <w:p/>
-        </w:tc>
-        <w:tc>
-          <w:tcPr>
-            <w:tcW w:type="dxa" w:w="900"/>
-          </w:tcPr>
-          <w:p/>
-        </w:tc>
-        <w:tc>
-          <w:tcPr>
-            <w:tcW w:type="dxa" w:w="900"/>
-          </w:tcPr>
-          <w:p/>
-        </w:tc>
-        <w:tc>
-          <w:tcPr>
-            <w:tcW w:type="dxa" w:w="3663"/>
-          </w:tcPr>
-          <w:p/>
-        </w:tc>
-        <w:tc>
-          <w:tcPr>
-            <w:tcW w:type="dxa" w:w="900"/>
-          </w:tcPr>
-          <w:p/>
-        </w:tc>
-        <w:tc>
-          <w:tcPr>
-            <w:tcW w:type="dxa" w:w="900"/>
+            <w:tcW w:type="dxa" w:w="928"/>
+          </w:tcPr>
+          <w:p/>
+        </w:tc>
+        <w:tc>
+          <w:tcPr>
+            <w:tcW w:type="dxa" w:w="1376"/>
+          </w:tcPr>
+          <w:p/>
+        </w:tc>
+        <w:tc>
+          <w:tcPr>
+            <w:tcW w:type="dxa" w:w="1485"/>
+          </w:tcPr>
+          <w:p/>
+        </w:tc>
+        <w:tc>
+          <w:tcPr>
+            <w:tcW w:type="dxa" w:w="2275"/>
+          </w:tcPr>
+          <w:p/>
+        </w:tc>
+        <w:tc>
+          <w:tcPr>
+            <w:tcW w:type="dxa" w:w="1800"/>
+          </w:tcPr>
+          <w:p/>
+        </w:tc>
+        <w:tc>
+          <w:tcPr>
+            <w:tcW w:type="dxa" w:w="987"/>
+          </w:tcPr>
+          <w:p/>
+        </w:tc>
+        <w:tc>
+          <w:tcPr>
+            <w:tcW w:type="dxa" w:w="1262"/>
+          </w:tcPr>
+          <w:p/>
+        </w:tc>
+        <w:tc>
+          <w:tcPr>
+            <w:tcW w:type="dxa" w:w="2307"/>
+          </w:tcPr>
+          <w:p/>
+        </w:tc>
+        <w:tc>
+          <w:tcPr>
+            <w:tcW w:type="dxa" w:w="964"/>
+          </w:tcPr>
+          <w:p/>
+        </w:tc>
+        <w:tc>
+          <w:tcPr>
+            <w:tcW w:type="dxa" w:w="1016"/>
           </w:tcPr>
           <w:p/>
         </w:tc>
@@ -4161,7 +4161,7 @@
       <w:tr>
         <w:tc>
           <w:tcPr>
-            <w:tcW w:type="dxa" w:w="900"/>
+            <w:tcW w:type="dxa" w:w="928"/>
           </w:tcPr>
           <w:p>
             <w:r>
@@ -4174,7 +4174,7 @@
         </w:tc>
         <w:tc>
           <w:tcPr>
-            <w:tcW w:type="dxa" w:w="900"/>
+            <w:tcW w:type="dxa" w:w="1376"/>
           </w:tcPr>
           <w:p>
             <w:r>
@@ -4187,7 +4187,7 @@
         </w:tc>
         <w:tc>
           <w:tcPr>
-            <w:tcW w:type="dxa" w:w="900"/>
+            <w:tcW w:type="dxa" w:w="1485"/>
           </w:tcPr>
           <w:p>
             <w:r>
@@ -4200,7 +4200,7 @@
         </w:tc>
         <w:tc>
           <w:tcPr>
-            <w:tcW w:type="dxa" w:w="1329"/>
+            <w:tcW w:type="dxa" w:w="2275"/>
           </w:tcPr>
           <w:p>
             <w:r>
@@ -4213,7 +4213,7 @@
         </w:tc>
         <w:tc>
           <w:tcPr>
-            <w:tcW w:type="dxa" w:w="3108"/>
+            <w:tcW w:type="dxa" w:w="1800"/>
           </w:tcPr>
           <w:p>
             <w:r>
@@ -4226,7 +4226,7 @@
         </w:tc>
         <w:tc>
           <w:tcPr>
-            <w:tcW w:type="dxa" w:w="900"/>
+            <w:tcW w:type="dxa" w:w="987"/>
           </w:tcPr>
           <w:p>
             <w:r>
@@ -4239,7 +4239,7 @@
         </w:tc>
         <w:tc>
           <w:tcPr>
-            <w:tcW w:type="dxa" w:w="900"/>
+            <w:tcW w:type="dxa" w:w="1262"/>
           </w:tcPr>
           <w:p>
             <w:r>
@@ -4252,7 +4252,7 @@
         </w:tc>
         <w:tc>
           <w:tcPr>
-            <w:tcW w:type="dxa" w:w="3663"/>
+            <w:tcW w:type="dxa" w:w="2307"/>
           </w:tcPr>
           <w:p>
             <w:r>
@@ -4265,7 +4265,7 @@
         </w:tc>
         <w:tc>
           <w:tcPr>
-            <w:tcW w:type="dxa" w:w="900"/>
+            <w:tcW w:type="dxa" w:w="964"/>
           </w:tcPr>
           <w:p>
             <w:r>
@@ -4278,7 +4278,7 @@
         </w:tc>
         <w:tc>
           <w:tcPr>
-            <w:tcW w:type="dxa" w:w="900"/>
+            <w:tcW w:type="dxa" w:w="1016"/>
           </w:tcPr>
           <w:p>
             <w:r>
@@ -4409,21 +4409,21 @@
         </w:tblBorders>
       </w:tblPr>
       <w:tblGrid>
-        <w:gridCol w:w="900"/>
-        <w:gridCol w:w="900"/>
-        <w:gridCol w:w="900"/>
-        <w:gridCol w:w="1329"/>
-        <w:gridCol w:w="3108"/>
-        <w:gridCol w:w="900"/>
-        <w:gridCol w:w="900"/>
-        <w:gridCol w:w="3663"/>
-        <w:gridCol w:w="900"/>
-        <w:gridCol w:w="900"/>
+        <w:gridCol w:w="928"/>
+        <w:gridCol w:w="1376"/>
+        <w:gridCol w:w="1485"/>
+        <w:gridCol w:w="2275"/>
+        <w:gridCol w:w="1800"/>
+        <w:gridCol w:w="987"/>
+        <w:gridCol w:w="1262"/>
+        <w:gridCol w:w="2307"/>
+        <w:gridCol w:w="964"/>
+        <w:gridCol w:w="1016"/>
       </w:tblGrid>
       <w:tr>
         <w:tc>
           <w:tcPr>
-            <w:tcW w:type="dxa" w:w="900"/>
+            <w:tcW w:type="dxa" w:w="928"/>
           </w:tcPr>
           <w:p>
             <w:r>
@@ -4436,7 +4436,7 @@
         </w:tc>
         <w:tc>
           <w:tcPr>
-            <w:tcW w:type="dxa" w:w="900"/>
+            <w:tcW w:type="dxa" w:w="1376"/>
           </w:tcPr>
           <w:p>
             <w:r>
@@ -4449,7 +4449,7 @@
         </w:tc>
         <w:tc>
           <w:tcPr>
-            <w:tcW w:type="dxa" w:w="900"/>
+            <w:tcW w:type="dxa" w:w="1485"/>
           </w:tcPr>
           <w:p>
             <w:r>
@@ -4462,7 +4462,7 @@
         </w:tc>
         <w:tc>
           <w:tcPr>
-            <w:tcW w:type="dxa" w:w="1329"/>
+            <w:tcW w:type="dxa" w:w="2275"/>
           </w:tcPr>
           <w:p>
             <w:r>
@@ -4475,7 +4475,7 @@
         </w:tc>
         <w:tc>
           <w:tcPr>
-            <w:tcW w:type="dxa" w:w="3108"/>
+            <w:tcW w:type="dxa" w:w="1800"/>
           </w:tcPr>
           <w:p>
             <w:r>
@@ -4488,7 +4488,7 @@
         </w:tc>
         <w:tc>
           <w:tcPr>
-            <w:tcW w:type="dxa" w:w="900"/>
+            <w:tcW w:type="dxa" w:w="987"/>
           </w:tcPr>
           <w:p>
             <w:r>
@@ -4501,7 +4501,7 @@
         </w:tc>
         <w:tc>
           <w:tcPr>
-            <w:tcW w:type="dxa" w:w="900"/>
+            <w:tcW w:type="dxa" w:w="1262"/>
           </w:tcPr>
           <w:p>
             <w:r>
@@ -4514,7 +4514,7 @@
         </w:tc>
         <w:tc>
           <w:tcPr>
-            <w:tcW w:type="dxa" w:w="3663"/>
+            <w:tcW w:type="dxa" w:w="2307"/>
           </w:tcPr>
           <w:p>
             <w:r>
@@ -4527,7 +4527,7 @@
         </w:tc>
         <w:tc>
           <w:tcPr>
-            <w:tcW w:type="dxa" w:w="900"/>
+            <w:tcW w:type="dxa" w:w="964"/>
           </w:tcPr>
           <w:p>
             <w:r>
@@ -4540,7 +4540,7 @@
         </w:tc>
         <w:tc>
           <w:tcPr>
-            <w:tcW w:type="dxa" w:w="900"/>
+            <w:tcW w:type="dxa" w:w="1016"/>
           </w:tcPr>
           <w:p>
             <w:r>
@@ -4555,61 +4555,61 @@
       <w:tr>
         <w:tc>
           <w:tcPr>
-            <w:tcW w:type="dxa" w:w="900"/>
-          </w:tcPr>
-          <w:p/>
-        </w:tc>
-        <w:tc>
-          <w:tcPr>
-            <w:tcW w:type="dxa" w:w="900"/>
-          </w:tcPr>
-          <w:p/>
-        </w:tc>
-        <w:tc>
-          <w:tcPr>
-            <w:tcW w:type="dxa" w:w="900"/>
-          </w:tcPr>
-          <w:p/>
-        </w:tc>
-        <w:tc>
-          <w:tcPr>
-            <w:tcW w:type="dxa" w:w="1329"/>
-          </w:tcPr>
-          <w:p/>
-        </w:tc>
-        <w:tc>
-          <w:tcPr>
-            <w:tcW w:type="dxa" w:w="3108"/>
-          </w:tcPr>
-          <w:p/>
-        </w:tc>
-        <w:tc>
-          <w:tcPr>
-            <w:tcW w:type="dxa" w:w="900"/>
-          </w:tcPr>
-          <w:p/>
-        </w:tc>
-        <w:tc>
-          <w:tcPr>
-            <w:tcW w:type="dxa" w:w="900"/>
-          </w:tcPr>
-          <w:p/>
-        </w:tc>
-        <w:tc>
-          <w:tcPr>
-            <w:tcW w:type="dxa" w:w="3663"/>
-          </w:tcPr>
-          <w:p/>
-        </w:tc>
-        <w:tc>
-          <w:tcPr>
-            <w:tcW w:type="dxa" w:w="900"/>
-          </w:tcPr>
-          <w:p/>
-        </w:tc>
-        <w:tc>
-          <w:tcPr>
-            <w:tcW w:type="dxa" w:w="900"/>
+            <w:tcW w:type="dxa" w:w="928"/>
+          </w:tcPr>
+          <w:p/>
+        </w:tc>
+        <w:tc>
+          <w:tcPr>
+            <w:tcW w:type="dxa" w:w="1376"/>
+          </w:tcPr>
+          <w:p/>
+        </w:tc>
+        <w:tc>
+          <w:tcPr>
+            <w:tcW w:type="dxa" w:w="1485"/>
+          </w:tcPr>
+          <w:p/>
+        </w:tc>
+        <w:tc>
+          <w:tcPr>
+            <w:tcW w:type="dxa" w:w="2275"/>
+          </w:tcPr>
+          <w:p/>
+        </w:tc>
+        <w:tc>
+          <w:tcPr>
+            <w:tcW w:type="dxa" w:w="1800"/>
+          </w:tcPr>
+          <w:p/>
+        </w:tc>
+        <w:tc>
+          <w:tcPr>
+            <w:tcW w:type="dxa" w:w="987"/>
+          </w:tcPr>
+          <w:p/>
+        </w:tc>
+        <w:tc>
+          <w:tcPr>
+            <w:tcW w:type="dxa" w:w="1262"/>
+          </w:tcPr>
+          <w:p/>
+        </w:tc>
+        <w:tc>
+          <w:tcPr>
+            <w:tcW w:type="dxa" w:w="2307"/>
+          </w:tcPr>
+          <w:p/>
+        </w:tc>
+        <w:tc>
+          <w:tcPr>
+            <w:tcW w:type="dxa" w:w="964"/>
+          </w:tcPr>
+          <w:p/>
+        </w:tc>
+        <w:tc>
+          <w:tcPr>
+            <w:tcW w:type="dxa" w:w="1016"/>
           </w:tcPr>
           <w:p/>
         </w:tc>
@@ -4617,61 +4617,61 @@
       <w:tr>
         <w:tc>
           <w:tcPr>
-            <w:tcW w:type="dxa" w:w="900"/>
-          </w:tcPr>
-          <w:p/>
-        </w:tc>
-        <w:tc>
-          <w:tcPr>
-            <w:tcW w:type="dxa" w:w="900"/>
-          </w:tcPr>
-          <w:p/>
-        </w:tc>
-        <w:tc>
-          <w:tcPr>
-            <w:tcW w:type="dxa" w:w="900"/>
-          </w:tcPr>
-          <w:p/>
-        </w:tc>
-        <w:tc>
-          <w:tcPr>
-            <w:tcW w:type="dxa" w:w="1329"/>
-          </w:tcPr>
-          <w:p/>
-        </w:tc>
-        <w:tc>
-          <w:tcPr>
-            <w:tcW w:type="dxa" w:w="3108"/>
-          </w:tcPr>
-          <w:p/>
-        </w:tc>
-        <w:tc>
-          <w:tcPr>
-            <w:tcW w:type="dxa" w:w="900"/>
-          </w:tcPr>
-          <w:p/>
-        </w:tc>
-        <w:tc>
-          <w:tcPr>
-            <w:tcW w:type="dxa" w:w="900"/>
-          </w:tcPr>
-          <w:p/>
-        </w:tc>
-        <w:tc>
-          <w:tcPr>
-            <w:tcW w:type="dxa" w:w="3663"/>
-          </w:tcPr>
-          <w:p/>
-        </w:tc>
-        <w:tc>
-          <w:tcPr>
-            <w:tcW w:type="dxa" w:w="900"/>
-          </w:tcPr>
-          <w:p/>
-        </w:tc>
-        <w:tc>
-          <w:tcPr>
-            <w:tcW w:type="dxa" w:w="900"/>
+            <w:tcW w:type="dxa" w:w="928"/>
+          </w:tcPr>
+          <w:p/>
+        </w:tc>
+        <w:tc>
+          <w:tcPr>
+            <w:tcW w:type="dxa" w:w="1376"/>
+          </w:tcPr>
+          <w:p/>
+        </w:tc>
+        <w:tc>
+          <w:tcPr>
+            <w:tcW w:type="dxa" w:w="1485"/>
+          </w:tcPr>
+          <w:p/>
+        </w:tc>
+        <w:tc>
+          <w:tcPr>
+            <w:tcW w:type="dxa" w:w="2275"/>
+          </w:tcPr>
+          <w:p/>
+        </w:tc>
+        <w:tc>
+          <w:tcPr>
+            <w:tcW w:type="dxa" w:w="1800"/>
+          </w:tcPr>
+          <w:p/>
+        </w:tc>
+        <w:tc>
+          <w:tcPr>
+            <w:tcW w:type="dxa" w:w="987"/>
+          </w:tcPr>
+          <w:p/>
+        </w:tc>
+        <w:tc>
+          <w:tcPr>
+            <w:tcW w:type="dxa" w:w="1262"/>
+          </w:tcPr>
+          <w:p/>
+        </w:tc>
+        <w:tc>
+          <w:tcPr>
+            <w:tcW w:type="dxa" w:w="2307"/>
+          </w:tcPr>
+          <w:p/>
+        </w:tc>
+        <w:tc>
+          <w:tcPr>
+            <w:tcW w:type="dxa" w:w="964"/>
+          </w:tcPr>
+          <w:p/>
+        </w:tc>
+        <w:tc>
+          <w:tcPr>
+            <w:tcW w:type="dxa" w:w="1016"/>
           </w:tcPr>
           <w:p/>
         </w:tc>
@@ -4679,61 +4679,61 @@
       <w:tr>
         <w:tc>
           <w:tcPr>
-            <w:tcW w:type="dxa" w:w="900"/>
-          </w:tcPr>
-          <w:p/>
-        </w:tc>
-        <w:tc>
-          <w:tcPr>
-            <w:tcW w:type="dxa" w:w="900"/>
-          </w:tcPr>
-          <w:p/>
-        </w:tc>
-        <w:tc>
-          <w:tcPr>
-            <w:tcW w:type="dxa" w:w="900"/>
-          </w:tcPr>
-          <w:p/>
-        </w:tc>
-        <w:tc>
-          <w:tcPr>
-            <w:tcW w:type="dxa" w:w="1329"/>
-          </w:tcPr>
-          <w:p/>
-        </w:tc>
-        <w:tc>
-          <w:tcPr>
-            <w:tcW w:type="dxa" w:w="3108"/>
-          </w:tcPr>
-          <w:p/>
-        </w:tc>
-        <w:tc>
-          <w:tcPr>
-            <w:tcW w:type="dxa" w:w="900"/>
-          </w:tcPr>
-          <w:p/>
-        </w:tc>
-        <w:tc>
-          <w:tcPr>
-            <w:tcW w:type="dxa" w:w="900"/>
-          </w:tcPr>
-          <w:p/>
-        </w:tc>
-        <w:tc>
-          <w:tcPr>
-            <w:tcW w:type="dxa" w:w="3663"/>
-          </w:tcPr>
-          <w:p/>
-        </w:tc>
-        <w:tc>
-          <w:tcPr>
-            <w:tcW w:type="dxa" w:w="900"/>
-          </w:tcPr>
-          <w:p/>
-        </w:tc>
-        <w:tc>
-          <w:tcPr>
-            <w:tcW w:type="dxa" w:w="900"/>
+            <w:tcW w:type="dxa" w:w="928"/>
+          </w:tcPr>
+          <w:p/>
+        </w:tc>
+        <w:tc>
+          <w:tcPr>
+            <w:tcW w:type="dxa" w:w="1376"/>
+          </w:tcPr>
+          <w:p/>
+        </w:tc>
+        <w:tc>
+          <w:tcPr>
+            <w:tcW w:type="dxa" w:w="1485"/>
+          </w:tcPr>
+          <w:p/>
+        </w:tc>
+        <w:tc>
+          <w:tcPr>
+            <w:tcW w:type="dxa" w:w="2275"/>
+          </w:tcPr>
+          <w:p/>
+        </w:tc>
+        <w:tc>
+          <w:tcPr>
+            <w:tcW w:type="dxa" w:w="1800"/>
+          </w:tcPr>
+          <w:p/>
+        </w:tc>
+        <w:tc>
+          <w:tcPr>
+            <w:tcW w:type="dxa" w:w="987"/>
+          </w:tcPr>
+          <w:p/>
+        </w:tc>
+        <w:tc>
+          <w:tcPr>
+            <w:tcW w:type="dxa" w:w="1262"/>
+          </w:tcPr>
+          <w:p/>
+        </w:tc>
+        <w:tc>
+          <w:tcPr>
+            <w:tcW w:type="dxa" w:w="2307"/>
+          </w:tcPr>
+          <w:p/>
+        </w:tc>
+        <w:tc>
+          <w:tcPr>
+            <w:tcW w:type="dxa" w:w="964"/>
+          </w:tcPr>
+          <w:p/>
+        </w:tc>
+        <w:tc>
+          <w:tcPr>
+            <w:tcW w:type="dxa" w:w="1016"/>
           </w:tcPr>
           <w:p/>
         </w:tc>
@@ -4741,61 +4741,61 @@
       <w:tr>
         <w:tc>
           <w:tcPr>
-            <w:tcW w:type="dxa" w:w="900"/>
-          </w:tcPr>
-          <w:p/>
-        </w:tc>
-        <w:tc>
-          <w:tcPr>
-            <w:tcW w:type="dxa" w:w="900"/>
-          </w:tcPr>
-          <w:p/>
-        </w:tc>
-        <w:tc>
-          <w:tcPr>
-            <w:tcW w:type="dxa" w:w="900"/>
-          </w:tcPr>
-          <w:p/>
-        </w:tc>
-        <w:tc>
-          <w:tcPr>
-            <w:tcW w:type="dxa" w:w="1329"/>
-          </w:tcPr>
-          <w:p/>
-        </w:tc>
-        <w:tc>
-          <w:tcPr>
-            <w:tcW w:type="dxa" w:w="3108"/>
-          </w:tcPr>
-          <w:p/>
-        </w:tc>
-        <w:tc>
-          <w:tcPr>
-            <w:tcW w:type="dxa" w:w="900"/>
-          </w:tcPr>
-          <w:p/>
-        </w:tc>
-        <w:tc>
-          <w:tcPr>
-            <w:tcW w:type="dxa" w:w="900"/>
-          </w:tcPr>
-          <w:p/>
-        </w:tc>
-        <w:tc>
-          <w:tcPr>
-            <w:tcW w:type="dxa" w:w="3663"/>
-          </w:tcPr>
-          <w:p/>
-        </w:tc>
-        <w:tc>
-          <w:tcPr>
-            <w:tcW w:type="dxa" w:w="900"/>
-          </w:tcPr>
-          <w:p/>
-        </w:tc>
-        <w:tc>
-          <w:tcPr>
-            <w:tcW w:type="dxa" w:w="900"/>
+            <w:tcW w:type="dxa" w:w="928"/>
+          </w:tcPr>
+          <w:p/>
+        </w:tc>
+        <w:tc>
+          <w:tcPr>
+            <w:tcW w:type="dxa" w:w="1376"/>
+          </w:tcPr>
+          <w:p/>
+        </w:tc>
+        <w:tc>
+          <w:tcPr>
+            <w:tcW w:type="dxa" w:w="1485"/>
+          </w:tcPr>
+          <w:p/>
+        </w:tc>
+        <w:tc>
+          <w:tcPr>
+            <w:tcW w:type="dxa" w:w="2275"/>
+          </w:tcPr>
+          <w:p/>
+        </w:tc>
+        <w:tc>
+          <w:tcPr>
+            <w:tcW w:type="dxa" w:w="1800"/>
+          </w:tcPr>
+          <w:p/>
+        </w:tc>
+        <w:tc>
+          <w:tcPr>
+            <w:tcW w:type="dxa" w:w="987"/>
+          </w:tcPr>
+          <w:p/>
+        </w:tc>
+        <w:tc>
+          <w:tcPr>
+            <w:tcW w:type="dxa" w:w="1262"/>
+          </w:tcPr>
+          <w:p/>
+        </w:tc>
+        <w:tc>
+          <w:tcPr>
+            <w:tcW w:type="dxa" w:w="2307"/>
+          </w:tcPr>
+          <w:p/>
+        </w:tc>
+        <w:tc>
+          <w:tcPr>
+            <w:tcW w:type="dxa" w:w="964"/>
+          </w:tcPr>
+          <w:p/>
+        </w:tc>
+        <w:tc>
+          <w:tcPr>
+            <w:tcW w:type="dxa" w:w="1016"/>
           </w:tcPr>
           <w:p/>
         </w:tc>
@@ -4803,61 +4803,61 @@
       <w:tr>
         <w:tc>
           <w:tcPr>
-            <w:tcW w:type="dxa" w:w="900"/>
-          </w:tcPr>
-          <w:p/>
-        </w:tc>
-        <w:tc>
-          <w:tcPr>
-            <w:tcW w:type="dxa" w:w="900"/>
-          </w:tcPr>
-          <w:p/>
-        </w:tc>
-        <w:tc>
-          <w:tcPr>
-            <w:tcW w:type="dxa" w:w="900"/>
-          </w:tcPr>
-          <w:p/>
-        </w:tc>
-        <w:tc>
-          <w:tcPr>
-            <w:tcW w:type="dxa" w:w="1329"/>
-          </w:tcPr>
-          <w:p/>
-        </w:tc>
-        <w:tc>
-          <w:tcPr>
-            <w:tcW w:type="dxa" w:w="3108"/>
-          </w:tcPr>
-          <w:p/>
-        </w:tc>
-        <w:tc>
-          <w:tcPr>
-            <w:tcW w:type="dxa" w:w="900"/>
-          </w:tcPr>
-          <w:p/>
-        </w:tc>
-        <w:tc>
-          <w:tcPr>
-            <w:tcW w:type="dxa" w:w="900"/>
-          </w:tcPr>
-          <w:p/>
-        </w:tc>
-        <w:tc>
-          <w:tcPr>
-            <w:tcW w:type="dxa" w:w="3663"/>
-          </w:tcPr>
-          <w:p/>
-        </w:tc>
-        <w:tc>
-          <w:tcPr>
-            <w:tcW w:type="dxa" w:w="900"/>
-          </w:tcPr>
-          <w:p/>
-        </w:tc>
-        <w:tc>
-          <w:tcPr>
-            <w:tcW w:type="dxa" w:w="900"/>
+            <w:tcW w:type="dxa" w:w="928"/>
+          </w:tcPr>
+          <w:p/>
+        </w:tc>
+        <w:tc>
+          <w:tcPr>
+            <w:tcW w:type="dxa" w:w="1376"/>
+          </w:tcPr>
+          <w:p/>
+        </w:tc>
+        <w:tc>
+          <w:tcPr>
+            <w:tcW w:type="dxa" w:w="1485"/>
+          </w:tcPr>
+          <w:p/>
+        </w:tc>
+        <w:tc>
+          <w:tcPr>
+            <w:tcW w:type="dxa" w:w="2275"/>
+          </w:tcPr>
+          <w:p/>
+        </w:tc>
+        <w:tc>
+          <w:tcPr>
+            <w:tcW w:type="dxa" w:w="1800"/>
+          </w:tcPr>
+          <w:p/>
+        </w:tc>
+        <w:tc>
+          <w:tcPr>
+            <w:tcW w:type="dxa" w:w="987"/>
+          </w:tcPr>
+          <w:p/>
+        </w:tc>
+        <w:tc>
+          <w:tcPr>
+            <w:tcW w:type="dxa" w:w="1262"/>
+          </w:tcPr>
+          <w:p/>
+        </w:tc>
+        <w:tc>
+          <w:tcPr>
+            <w:tcW w:type="dxa" w:w="2307"/>
+          </w:tcPr>
+          <w:p/>
+        </w:tc>
+        <w:tc>
+          <w:tcPr>
+            <w:tcW w:type="dxa" w:w="964"/>
+          </w:tcPr>
+          <w:p/>
+        </w:tc>
+        <w:tc>
+          <w:tcPr>
+            <w:tcW w:type="dxa" w:w="1016"/>
           </w:tcPr>
           <w:p/>
         </w:tc>
@@ -4865,7 +4865,7 @@
       <w:tr>
         <w:tc>
           <w:tcPr>
-            <w:tcW w:type="dxa" w:w="900"/>
+            <w:tcW w:type="dxa" w:w="928"/>
           </w:tcPr>
           <w:p>
             <w:r>
@@ -4878,7 +4878,7 @@
         </w:tc>
         <w:tc>
           <w:tcPr>
-            <w:tcW w:type="dxa" w:w="900"/>
+            <w:tcW w:type="dxa" w:w="1376"/>
           </w:tcPr>
           <w:p>
             <w:r>
@@ -4891,7 +4891,7 @@
         </w:tc>
         <w:tc>
           <w:tcPr>
-            <w:tcW w:type="dxa" w:w="900"/>
+            <w:tcW w:type="dxa" w:w="1485"/>
           </w:tcPr>
           <w:p>
             <w:r>
@@ -4904,7 +4904,7 @@
         </w:tc>
         <w:tc>
           <w:tcPr>
-            <w:tcW w:type="dxa" w:w="1329"/>
+            <w:tcW w:type="dxa" w:w="2275"/>
           </w:tcPr>
           <w:p>
             <w:r>
@@ -4917,7 +4917,7 @@
         </w:tc>
         <w:tc>
           <w:tcPr>
-            <w:tcW w:type="dxa" w:w="3108"/>
+            <w:tcW w:type="dxa" w:w="1800"/>
           </w:tcPr>
           <w:p>
             <w:r>
@@ -4930,7 +4930,7 @@
         </w:tc>
         <w:tc>
           <w:tcPr>
-            <w:tcW w:type="dxa" w:w="900"/>
+            <w:tcW w:type="dxa" w:w="987"/>
           </w:tcPr>
           <w:p>
             <w:r>
@@ -4943,7 +4943,7 @@
         </w:tc>
         <w:tc>
           <w:tcPr>
-            <w:tcW w:type="dxa" w:w="900"/>
+            <w:tcW w:type="dxa" w:w="1262"/>
           </w:tcPr>
           <w:p>
             <w:r>
@@ -4956,7 +4956,7 @@
         </w:tc>
         <w:tc>
           <w:tcPr>
-            <w:tcW w:type="dxa" w:w="3663"/>
+            <w:tcW w:type="dxa" w:w="2307"/>
           </w:tcPr>
           <w:p>
             <w:r>
@@ -4969,7 +4969,7 @@
         </w:tc>
         <w:tc>
           <w:tcPr>
-            <w:tcW w:type="dxa" w:w="900"/>
+            <w:tcW w:type="dxa" w:w="964"/>
           </w:tcPr>
           <w:p>
             <w:r>
@@ -4982,7 +4982,7 @@
         </w:tc>
         <w:tc>
           <w:tcPr>
-            <w:tcW w:type="dxa" w:w="900"/>
+            <w:tcW w:type="dxa" w:w="1016"/>
           </w:tcPr>
           <w:p>
             <w:r>
@@ -5847,18 +5847,18 @@
         </w:tblBorders>
       </w:tblPr>
       <w:tblGrid>
-        <w:gridCol w:w="1234"/>
-        <w:gridCol w:w="1234"/>
-        <w:gridCol w:w="1234"/>
-        <w:gridCol w:w="1234"/>
-        <w:gridCol w:w="1234"/>
-        <w:gridCol w:w="1234"/>
-        <w:gridCol w:w="1234"/>
+        <w:gridCol w:w="830"/>
+        <w:gridCol w:w="1198"/>
+        <w:gridCol w:w="1306"/>
+        <w:gridCol w:w="1810"/>
+        <w:gridCol w:w="1198"/>
+        <w:gridCol w:w="1575"/>
+        <w:gridCol w:w="721"/>
       </w:tblGrid>
       <w:tr>
         <w:tc>
           <w:tcPr>
-            <w:tcW w:type="dxa" w:w="1234"/>
+            <w:tcW w:type="dxa" w:w="830"/>
           </w:tcPr>
           <w:p>
             <w:r>
@@ -5871,7 +5871,7 @@
         </w:tc>
         <w:tc>
           <w:tcPr>
-            <w:tcW w:type="dxa" w:w="1234"/>
+            <w:tcW w:type="dxa" w:w="1198"/>
           </w:tcPr>
           <w:p>
             <w:r>
@@ -5884,7 +5884,7 @@
         </w:tc>
         <w:tc>
           <w:tcPr>
-            <w:tcW w:type="dxa" w:w="1234"/>
+            <w:tcW w:type="dxa" w:w="1306"/>
           </w:tcPr>
           <w:p>
             <w:r>
@@ -5897,7 +5897,7 @@
         </w:tc>
         <w:tc>
           <w:tcPr>
-            <w:tcW w:type="dxa" w:w="1234"/>
+            <w:tcW w:type="dxa" w:w="1810"/>
           </w:tcPr>
           <w:p>
             <w:r>
@@ -5910,7 +5910,7 @@
         </w:tc>
         <w:tc>
           <w:tcPr>
-            <w:tcW w:type="dxa" w:w="1234"/>
+            <w:tcW w:type="dxa" w:w="1198"/>
           </w:tcPr>
           <w:p>
             <w:r>
@@ -5923,7 +5923,7 @@
         </w:tc>
         <w:tc>
           <w:tcPr>
-            <w:tcW w:type="dxa" w:w="1234"/>
+            <w:tcW w:type="dxa" w:w="1575"/>
           </w:tcPr>
           <w:p>
             <w:r>
@@ -5936,7 +5936,7 @@
         </w:tc>
         <w:tc>
           <w:tcPr>
-            <w:tcW w:type="dxa" w:w="1234"/>
+            <w:tcW w:type="dxa" w:w="721"/>
           </w:tcPr>
           <w:p>
             <w:r>
@@ -5951,43 +5951,43 @@
       <w:tr>
         <w:tc>
           <w:tcPr>
-            <w:tcW w:type="dxa" w:w="1234"/>
-          </w:tcPr>
-          <w:p/>
-        </w:tc>
-        <w:tc>
-          <w:tcPr>
-            <w:tcW w:type="dxa" w:w="1234"/>
-          </w:tcPr>
-          <w:p/>
-        </w:tc>
-        <w:tc>
-          <w:tcPr>
-            <w:tcW w:type="dxa" w:w="1234"/>
-          </w:tcPr>
-          <w:p/>
-        </w:tc>
-        <w:tc>
-          <w:tcPr>
-            <w:tcW w:type="dxa" w:w="1234"/>
-          </w:tcPr>
-          <w:p/>
-        </w:tc>
-        <w:tc>
-          <w:tcPr>
-            <w:tcW w:type="dxa" w:w="1234"/>
-          </w:tcPr>
-          <w:p/>
-        </w:tc>
-        <w:tc>
-          <w:tcPr>
-            <w:tcW w:type="dxa" w:w="1234"/>
-          </w:tcPr>
-          <w:p/>
-        </w:tc>
-        <w:tc>
-          <w:tcPr>
-            <w:tcW w:type="dxa" w:w="1234"/>
+            <w:tcW w:type="dxa" w:w="830"/>
+          </w:tcPr>
+          <w:p/>
+        </w:tc>
+        <w:tc>
+          <w:tcPr>
+            <w:tcW w:type="dxa" w:w="1198"/>
+          </w:tcPr>
+          <w:p/>
+        </w:tc>
+        <w:tc>
+          <w:tcPr>
+            <w:tcW w:type="dxa" w:w="1306"/>
+          </w:tcPr>
+          <w:p/>
+        </w:tc>
+        <w:tc>
+          <w:tcPr>
+            <w:tcW w:type="dxa" w:w="1810"/>
+          </w:tcPr>
+          <w:p/>
+        </w:tc>
+        <w:tc>
+          <w:tcPr>
+            <w:tcW w:type="dxa" w:w="1198"/>
+          </w:tcPr>
+          <w:p/>
+        </w:tc>
+        <w:tc>
+          <w:tcPr>
+            <w:tcW w:type="dxa" w:w="1575"/>
+          </w:tcPr>
+          <w:p/>
+        </w:tc>
+        <w:tc>
+          <w:tcPr>
+            <w:tcW w:type="dxa" w:w="721"/>
           </w:tcPr>
           <w:p/>
         </w:tc>
@@ -5995,43 +5995,43 @@
       <w:tr>
         <w:tc>
           <w:tcPr>
-            <w:tcW w:type="dxa" w:w="1234"/>
-          </w:tcPr>
-          <w:p/>
-        </w:tc>
-        <w:tc>
-          <w:tcPr>
-            <w:tcW w:type="dxa" w:w="1234"/>
-          </w:tcPr>
-          <w:p/>
-        </w:tc>
-        <w:tc>
-          <w:tcPr>
-            <w:tcW w:type="dxa" w:w="1234"/>
-          </w:tcPr>
-          <w:p/>
-        </w:tc>
-        <w:tc>
-          <w:tcPr>
-            <w:tcW w:type="dxa" w:w="1234"/>
-          </w:tcPr>
-          <w:p/>
-        </w:tc>
-        <w:tc>
-          <w:tcPr>
-            <w:tcW w:type="dxa" w:w="1234"/>
-          </w:tcPr>
-          <w:p/>
-        </w:tc>
-        <w:tc>
-          <w:tcPr>
-            <w:tcW w:type="dxa" w:w="1234"/>
-          </w:tcPr>
-          <w:p/>
-        </w:tc>
-        <w:tc>
-          <w:tcPr>
-            <w:tcW w:type="dxa" w:w="1234"/>
+            <w:tcW w:type="dxa" w:w="830"/>
+          </w:tcPr>
+          <w:p/>
+        </w:tc>
+        <w:tc>
+          <w:tcPr>
+            <w:tcW w:type="dxa" w:w="1198"/>
+          </w:tcPr>
+          <w:p/>
+        </w:tc>
+        <w:tc>
+          <w:tcPr>
+            <w:tcW w:type="dxa" w:w="1306"/>
+          </w:tcPr>
+          <w:p/>
+        </w:tc>
+        <w:tc>
+          <w:tcPr>
+            <w:tcW w:type="dxa" w:w="1810"/>
+          </w:tcPr>
+          <w:p/>
+        </w:tc>
+        <w:tc>
+          <w:tcPr>
+            <w:tcW w:type="dxa" w:w="1198"/>
+          </w:tcPr>
+          <w:p/>
+        </w:tc>
+        <w:tc>
+          <w:tcPr>
+            <w:tcW w:type="dxa" w:w="1575"/>
+          </w:tcPr>
+          <w:p/>
+        </w:tc>
+        <w:tc>
+          <w:tcPr>
+            <w:tcW w:type="dxa" w:w="721"/>
           </w:tcPr>
           <w:p/>
         </w:tc>
@@ -6039,43 +6039,43 @@
       <w:tr>
         <w:tc>
           <w:tcPr>
-            <w:tcW w:type="dxa" w:w="1234"/>
-          </w:tcPr>
-          <w:p/>
-        </w:tc>
-        <w:tc>
-          <w:tcPr>
-            <w:tcW w:type="dxa" w:w="1234"/>
-          </w:tcPr>
-          <w:p/>
-        </w:tc>
-        <w:tc>
-          <w:tcPr>
-            <w:tcW w:type="dxa" w:w="1234"/>
-          </w:tcPr>
-          <w:p/>
-        </w:tc>
-        <w:tc>
-          <w:tcPr>
-            <w:tcW w:type="dxa" w:w="1234"/>
-          </w:tcPr>
-          <w:p/>
-        </w:tc>
-        <w:tc>
-          <w:tcPr>
-            <w:tcW w:type="dxa" w:w="1234"/>
-          </w:tcPr>
-          <w:p/>
-        </w:tc>
-        <w:tc>
-          <w:tcPr>
-            <w:tcW w:type="dxa" w:w="1234"/>
-          </w:tcPr>
-          <w:p/>
-        </w:tc>
-        <w:tc>
-          <w:tcPr>
-            <w:tcW w:type="dxa" w:w="1234"/>
+            <w:tcW w:type="dxa" w:w="830"/>
+          </w:tcPr>
+          <w:p/>
+        </w:tc>
+        <w:tc>
+          <w:tcPr>
+            <w:tcW w:type="dxa" w:w="1198"/>
+          </w:tcPr>
+          <w:p/>
+        </w:tc>
+        <w:tc>
+          <w:tcPr>
+            <w:tcW w:type="dxa" w:w="1306"/>
+          </w:tcPr>
+          <w:p/>
+        </w:tc>
+        <w:tc>
+          <w:tcPr>
+            <w:tcW w:type="dxa" w:w="1810"/>
+          </w:tcPr>
+          <w:p/>
+        </w:tc>
+        <w:tc>
+          <w:tcPr>
+            <w:tcW w:type="dxa" w:w="1198"/>
+          </w:tcPr>
+          <w:p/>
+        </w:tc>
+        <w:tc>
+          <w:tcPr>
+            <w:tcW w:type="dxa" w:w="1575"/>
+          </w:tcPr>
+          <w:p/>
+        </w:tc>
+        <w:tc>
+          <w:tcPr>
+            <w:tcW w:type="dxa" w:w="721"/>
           </w:tcPr>
           <w:p/>
         </w:tc>
@@ -6083,43 +6083,43 @@
       <w:tr>
         <w:tc>
           <w:tcPr>
-            <w:tcW w:type="dxa" w:w="1234"/>
-          </w:tcPr>
-          <w:p/>
-        </w:tc>
-        <w:tc>
-          <w:tcPr>
-            <w:tcW w:type="dxa" w:w="1234"/>
-          </w:tcPr>
-          <w:p/>
-        </w:tc>
-        <w:tc>
-          <w:tcPr>
-            <w:tcW w:type="dxa" w:w="1234"/>
-          </w:tcPr>
-          <w:p/>
-        </w:tc>
-        <w:tc>
-          <w:tcPr>
-            <w:tcW w:type="dxa" w:w="1234"/>
-          </w:tcPr>
-          <w:p/>
-        </w:tc>
-        <w:tc>
-          <w:tcPr>
-            <w:tcW w:type="dxa" w:w="1234"/>
-          </w:tcPr>
-          <w:p/>
-        </w:tc>
-        <w:tc>
-          <w:tcPr>
-            <w:tcW w:type="dxa" w:w="1234"/>
-          </w:tcPr>
-          <w:p/>
-        </w:tc>
-        <w:tc>
-          <w:tcPr>
-            <w:tcW w:type="dxa" w:w="1234"/>
+            <w:tcW w:type="dxa" w:w="830"/>
+          </w:tcPr>
+          <w:p/>
+        </w:tc>
+        <w:tc>
+          <w:tcPr>
+            <w:tcW w:type="dxa" w:w="1198"/>
+          </w:tcPr>
+          <w:p/>
+        </w:tc>
+        <w:tc>
+          <w:tcPr>
+            <w:tcW w:type="dxa" w:w="1306"/>
+          </w:tcPr>
+          <w:p/>
+        </w:tc>
+        <w:tc>
+          <w:tcPr>
+            <w:tcW w:type="dxa" w:w="1810"/>
+          </w:tcPr>
+          <w:p/>
+        </w:tc>
+        <w:tc>
+          <w:tcPr>
+            <w:tcW w:type="dxa" w:w="1198"/>
+          </w:tcPr>
+          <w:p/>
+        </w:tc>
+        <w:tc>
+          <w:tcPr>
+            <w:tcW w:type="dxa" w:w="1575"/>
+          </w:tcPr>
+          <w:p/>
+        </w:tc>
+        <w:tc>
+          <w:tcPr>
+            <w:tcW w:type="dxa" w:w="721"/>
           </w:tcPr>
           <w:p/>
         </w:tc>
@@ -6127,43 +6127,43 @@
       <w:tr>
         <w:tc>
           <w:tcPr>
-            <w:tcW w:type="dxa" w:w="1234"/>
-          </w:tcPr>
-          <w:p/>
-        </w:tc>
-        <w:tc>
-          <w:tcPr>
-            <w:tcW w:type="dxa" w:w="1234"/>
-          </w:tcPr>
-          <w:p/>
-        </w:tc>
-        <w:tc>
-          <w:tcPr>
-            <w:tcW w:type="dxa" w:w="1234"/>
-          </w:tcPr>
-          <w:p/>
-        </w:tc>
-        <w:tc>
-          <w:tcPr>
-            <w:tcW w:type="dxa" w:w="1234"/>
-          </w:tcPr>
-          <w:p/>
-        </w:tc>
-        <w:tc>
-          <w:tcPr>
-            <w:tcW w:type="dxa" w:w="1234"/>
-          </w:tcPr>
-          <w:p/>
-        </w:tc>
-        <w:tc>
-          <w:tcPr>
-            <w:tcW w:type="dxa" w:w="1234"/>
-          </w:tcPr>
-          <w:p/>
-        </w:tc>
-        <w:tc>
-          <w:tcPr>
-            <w:tcW w:type="dxa" w:w="1234"/>
+            <w:tcW w:type="dxa" w:w="830"/>
+          </w:tcPr>
+          <w:p/>
+        </w:tc>
+        <w:tc>
+          <w:tcPr>
+            <w:tcW w:type="dxa" w:w="1198"/>
+          </w:tcPr>
+          <w:p/>
+        </w:tc>
+        <w:tc>
+          <w:tcPr>
+            <w:tcW w:type="dxa" w:w="1306"/>
+          </w:tcPr>
+          <w:p/>
+        </w:tc>
+        <w:tc>
+          <w:tcPr>
+            <w:tcW w:type="dxa" w:w="1810"/>
+          </w:tcPr>
+          <w:p/>
+        </w:tc>
+        <w:tc>
+          <w:tcPr>
+            <w:tcW w:type="dxa" w:w="1198"/>
+          </w:tcPr>
+          <w:p/>
+        </w:tc>
+        <w:tc>
+          <w:tcPr>
+            <w:tcW w:type="dxa" w:w="1575"/>
+          </w:tcPr>
+          <w:p/>
+        </w:tc>
+        <w:tc>
+          <w:tcPr>
+            <w:tcW w:type="dxa" w:w="721"/>
           </w:tcPr>
           <w:p/>
         </w:tc>
@@ -6171,7 +6171,7 @@
       <w:tr>
         <w:tc>
           <w:tcPr>
-            <w:tcW w:type="dxa" w:w="1234"/>
+            <w:tcW w:type="dxa" w:w="830"/>
           </w:tcPr>
           <w:p>
             <w:r>
@@ -6184,7 +6184,7 @@
         </w:tc>
         <w:tc>
           <w:tcPr>
-            <w:tcW w:type="dxa" w:w="1234"/>
+            <w:tcW w:type="dxa" w:w="1198"/>
           </w:tcPr>
           <w:p>
             <w:r>
@@ -6197,7 +6197,7 @@
         </w:tc>
         <w:tc>
           <w:tcPr>
-            <w:tcW w:type="dxa" w:w="1234"/>
+            <w:tcW w:type="dxa" w:w="1306"/>
           </w:tcPr>
           <w:p>
             <w:r>
@@ -6210,7 +6210,7 @@
         </w:tc>
         <w:tc>
           <w:tcPr>
-            <w:tcW w:type="dxa" w:w="1234"/>
+            <w:tcW w:type="dxa" w:w="1810"/>
           </w:tcPr>
           <w:p>
             <w:r>
@@ -6223,7 +6223,7 @@
         </w:tc>
         <w:tc>
           <w:tcPr>
-            <w:tcW w:type="dxa" w:w="1234"/>
+            <w:tcW w:type="dxa" w:w="1198"/>
           </w:tcPr>
           <w:p>
             <w:r>
@@ -6236,7 +6236,7 @@
         </w:tc>
         <w:tc>
           <w:tcPr>
-            <w:tcW w:type="dxa" w:w="1234"/>
+            <w:tcW w:type="dxa" w:w="1575"/>
           </w:tcPr>
           <w:p>
             <w:r>
@@ -6249,7 +6249,7 @@
         </w:tc>
         <w:tc>
           <w:tcPr>
-            <w:tcW w:type="dxa" w:w="1234"/>
+            <w:tcW w:type="dxa" w:w="721"/>
           </w:tcPr>
           <w:p>
             <w:r>

--- a/app/templates/PLI_M72.docx
+++ b/app/templates/PLI_M72.docx
@@ -6426,7 +6426,6 @@
           <w:rFonts w:ascii="Arial" w:hAnsi="Arial" w:cs="Arial"/>
           <w:sz w:val="24"/>
           <w:sz-cs w:val="24"/>
-          <w:vertAlign w:val="superscript"/>
         </w:rPr>
         <w:t xml:space="preserve">_______________________________________</w:t>
       </w:r>

--- a/app/templates/PLI_M72.docx
+++ b/app/templates/PLI_M72.docx
@@ -5014,65 +5014,6 @@
       <w:pPr>
         <w:spacing w:before="120"/>
       </w:pPr>
-      <w:r>
-        <w:rPr>
-          <w:rFonts w:ascii="Arial" w:hAnsi="Arial" w:cs="Arial"/>
-          <w:sz w:val="24"/>
-          <w:sz-cs w:val="24"/>
-        </w:rPr>
-        <w:t xml:space="preserve">(</w:t>
-      </w:r>
-      <w:r>
-        <w:rPr>
-          <w:rFonts w:ascii="Arial" w:hAnsi="Arial" w:cs="Arial"/>
-          <w:sz w:val="24"/>
-          <w:sz-cs w:val="24"/>
-          <w:i/>
-        </w:rPr>
-        <w:t xml:space="preserve">VNĐ và giá trị tương đương theo đơn vị tiền nước ngoài, nếu có</w:t>
-      </w:r>
-      <w:r>
-        <w:rPr>
-          <w:rFonts w:ascii="Arial" w:hAnsi="Arial" w:cs="Arial"/>
-          <w:sz w:val="24"/>
-          <w:sz-cs w:val="24"/>
-        </w:rPr>
-        <w:t xml:space="preserve">)</w:t>
-      </w:r>
-      <w:r>
-        <w:rPr>
-          <w:rFonts w:ascii="Arial" w:hAnsi="Arial" w:cs="Arial"/>
-          <w:sz w:val="24"/>
-          <w:sz-cs w:val="24"/>
-          <w:i/>
-        </w:rPr>
-        <w:t xml:space="preserve"/>
-      </w:r>
-      <w:r>
-        <w:rPr>
-          <w:rFonts w:ascii="Arial" w:hAnsi="Arial" w:cs="Arial"/>
-          <w:sz w:val="24"/>
-          <w:sz-cs w:val="24"/>
-        </w:rPr>
-        <w:t xml:space="preserve">Tỷ lệ (</w:t>
-      </w:r>
-      <w:r>
-        <w:rPr>
-          <w:rFonts w:ascii="Arial" w:hAnsi="Arial" w:cs="Arial"/>
-          <w:sz w:val="24"/>
-          <w:sz-cs w:val="24"/>
-          <w:i/>
-        </w:rPr>
-        <w:t xml:space="preserve">%</w:t>
-      </w:r>
-      <w:r>
-        <w:rPr>
-          <w:rFonts w:ascii="Arial" w:hAnsi="Arial" w:cs="Arial"/>
-          <w:sz w:val="24"/>
-          <w:sz-cs w:val="24"/>
-        </w:rPr>
-        <w:t xml:space="preserve">)Ghi chú (nếu có)</w:t>
-      </w:r>
       <w:r>
         <w:rPr>
           <w:rFonts w:ascii="Arial" w:hAnsi="Arial" w:cs="Arial"/>

--- a/app/templates/PLI_M72.docx
+++ b/app/templates/PLI_M72.docx
@@ -675,7 +675,7 @@
           <w:sz w:val="24"/>
           <w:sz-cs w:val="24"/>
         </w:rPr>
-        <w:t>): {so_ho_chieu} Ngày cấp: … Nơi cấp: {ngay_cap}</w:t>
+        <w:t>): {so_ho_chieu} Ngày cấp: {ngay_cap} Nơi cấp: {noi_cap}</w:t>
       </w:r>
     </w:p>
     <w:p>
@@ -1417,7 +1417,7 @@
           <w:sz w:val="24"/>
           <w:sz-cs w:val="24"/>
         </w:rPr>
-        <w:t>): {so_ho_chieu} Ngày cấp: … Nơi cấp: {ngay_cap}</w:t>
+        <w:t>): {so_ho_chieu} Ngày cấp: {ngay_cap} Nơi cấp: {noi_cap}</w:t>
       </w:r>
     </w:p>
     <w:p>
@@ -1642,7 +1642,7 @@
           <w:sz w:val="24"/>
           <w:sz-cs w:val="24"/>
         </w:rPr>
-        <w:t>): {ndd.so_ho_chieu} Ngày cấp: … Nơi cấp: {ndd.ngay_cap}</w:t>
+        <w:t>): {ndd.so_ho_chieu} Ngày cấp: {ndd.ngay_cap} Nơi cấp: {ndd.noi_cap}</w:t>
       </w:r>
     </w:p>
     <w:p>
@@ -3028,7 +3028,7 @@
           <w:sz w:val="24"/>
           <w:sz-cs w:val="24"/>
         </w:rPr>
-        <w:t>): {ndd.so_ho_chieu} Ngày cấp: … Nơi cấp: {ndd.ngay_cap}</w:t>
+        <w:t>): {ndd.so_ho_chieu} Ngày cấp: {ndd.ngay_cap} Nơi cấp: {ndd.noi_cap}</w:t>
       </w:r>
     </w:p>
     <w:p>
@@ -5168,7 +5168,7 @@
           <w:sz w:val="24"/>
           <w:sz-cs w:val="24"/>
         </w:rPr>
-        <w:t>): {ndd.so_ho_chieu} Ngày cấp: … Nơi cấp: {ndd.ngay_cap}</w:t>
+        <w:t>): {ndd.so_ho_chieu} Ngày cấp: {ndd.ngay_cap} Nơi cấp: {ndd.noi_cap}</w:t>
       </w:r>
     </w:p>
     <w:p>
